--- a/fuentes/135329_CF06_CFA.docx
+++ b/fuentes/135329_CF06_CFA.docx
@@ -1,6 +1,6 @@
 
 <file path=word/document.xml><?xml version="1.0" encoding="utf-8"?>
-<w:document xmlns:wpc="http://schemas.microsoft.com/office/word/2010/wordprocessingCanvas" xmlns:cx="http://schemas.microsoft.com/office/drawing/2014/chartex" xmlns:cx1="http://schemas.microsoft.com/office/drawing/2015/9/8/chartex" xmlns:cx2="http://schemas.microsoft.com/office/drawing/2015/10/21/chartex" xmlns:cx3="http://schemas.microsoft.com/office/drawing/2016/5/9/chartex" xmlns:cx4="http://schemas.microsoft.com/office/drawing/2016/5/10/chartex" xmlns:cx5="http://schemas.microsoft.com/office/drawing/2016/5/11/chartex" xmlns:cx6="http://schemas.microsoft.com/office/drawing/2016/5/12/chartex" xmlns:cx7="http://schemas.microsoft.com/office/drawing/2016/5/13/chartex" xmlns:cx8="http://schemas.microsoft.com/office/drawing/2016/5/14/chartex" xmlns:mc="http://schemas.openxmlformats.org/markup-compatibility/2006" xmlns:m="http://schemas.openxmlformats.org/officeDocument/2006/math" xmlns:aink="http://schemas.microsoft.com/office/drawing/2016/ink" xmlns:am3d="http://schemas.microsoft.com/office/drawing/2017/model3d" xmlns:oel="http://schemas.microsoft.com/office/2019/extlst" xmlns:r="http://schemas.openxmlformats.org/officeDocument/2006/relationships" xmlns:wp14="http://schemas.microsoft.com/office/word/2010/wordprocessingDrawing" xmlns:wp="http://schemas.openxmlformats.org/drawingml/2006/wordprocessingDrawing" xmlns:wpg="http://schemas.microsoft.com/office/word/2010/wordprocessingGroup" xmlns:wpi="http://schemas.microsoft.com/office/word/2010/wordprocessingInk" xmlns:wps="http://schemas.microsoft.com/office/word/2010/wordprocessingShape" xmlns:o="urn:schemas-microsoft-com:office:office" xmlns:v="urn:schemas-microsoft-com:vml" xmlns:w10="urn:schemas-microsoft-com:office:word" xmlns:w="http://schemas.openxmlformats.org/wordprocessingml/2006/main" xmlns:w14="http://schemas.microsoft.com/office/word/2010/wordml" xmlns:w15="http://schemas.microsoft.com/office/word/2012/wordml" xmlns:w16cex="http://schemas.microsoft.com/office/word/2018/wordml/cex" xmlns:w16cid="http://schemas.microsoft.com/office/word/2016/wordml/cid" xmlns:w16="http://schemas.microsoft.com/office/word/2018/wordml" xmlns:w16sdtdh="http://schemas.microsoft.com/office/word/2020/wordml/sdtdatahash" xmlns:w16sdtfl="http://schemas.microsoft.com/office/word/2024/wordml/sdtformatlock" xmlns:w16se="http://schemas.microsoft.com/office/word/2015/wordml/symex" xmlns:w16du="http://schemas.microsoft.com/office/word/2023/wordml/word16du" xmlns:wne="http://schemas.microsoft.com/office/word/2006/wordml" mc:Ignorable="w14 w15 w16se w16cid w16 w16cex w16sdtdh w16sdtfl w16du wp14">
+<w:document xmlns:wpc="http://schemas.microsoft.com/office/word/2010/wordprocessingCanvas" xmlns:cx="http://schemas.microsoft.com/office/drawing/2014/chartex" xmlns:cx1="http://schemas.microsoft.com/office/drawing/2015/9/8/chartex" xmlns:cx2="http://schemas.microsoft.com/office/drawing/2015/10/21/chartex" xmlns:cx3="http://schemas.microsoft.com/office/drawing/2016/5/9/chartex" xmlns:cx4="http://schemas.microsoft.com/office/drawing/2016/5/10/chartex" xmlns:cx5="http://schemas.microsoft.com/office/drawing/2016/5/11/chartex" xmlns:cx6="http://schemas.microsoft.com/office/drawing/2016/5/12/chartex" xmlns:cx7="http://schemas.microsoft.com/office/drawing/2016/5/13/chartex" xmlns:cx8="http://schemas.microsoft.com/office/drawing/2016/5/14/chartex" xmlns:mc="http://schemas.openxmlformats.org/markup-compatibility/2006" xmlns:aink="http://schemas.microsoft.com/office/drawing/2016/ink" xmlns:am3d="http://schemas.microsoft.com/office/drawing/2017/model3d" xmlns:o="urn:schemas-microsoft-com:office:office" xmlns:r="http://schemas.openxmlformats.org/officeDocument/2006/relationships" xmlns:m="http://schemas.openxmlformats.org/officeDocument/2006/math" xmlns:v="urn:schemas-microsoft-com:vml" xmlns:wp14="http://schemas.microsoft.com/office/word/2010/wordprocessingDrawing" xmlns:wp="http://schemas.openxmlformats.org/drawingml/2006/wordprocessingDrawing" xmlns:w10="urn:schemas-microsoft-com:office:word" xmlns:w="http://schemas.openxmlformats.org/wordprocessingml/2006/main" xmlns:w14="http://schemas.microsoft.com/office/word/2010/wordml" xmlns:w15="http://schemas.microsoft.com/office/word/2012/wordml" xmlns:w16cex="http://schemas.microsoft.com/office/word/2018/wordml/cex" xmlns:w16cid="http://schemas.microsoft.com/office/word/2016/wordml/cid" xmlns:w16="http://schemas.microsoft.com/office/word/2018/wordml" xmlns:w16sdtdh="http://schemas.microsoft.com/office/word/2020/wordml/sdtdatahash" xmlns:w16se="http://schemas.microsoft.com/office/word/2015/wordml/symex" xmlns:wpg="http://schemas.microsoft.com/office/word/2010/wordprocessingGroup" xmlns:wpi="http://schemas.microsoft.com/office/word/2010/wordprocessingInk" xmlns:wne="http://schemas.microsoft.com/office/word/2006/wordml" xmlns:wps="http://schemas.microsoft.com/office/word/2010/wordprocessingShape" mc:Ignorable="w14 w15 w16se w16cid w16 w16cex w16sdtdh wp14">
   <w:body>
     <w:p>
       <w:pPr>
@@ -220,7 +220,7 @@
               </wp:anchor>
             </w:drawing>
           </mc:Choice>
-          <mc:Fallback>
+          <mc:Fallback xmlns:w16du="http://schemas.microsoft.com/office/word/2023/wordml/word16du" xmlns:w16sdtfl="http://schemas.microsoft.com/office/word/2024/wordml/sdtformatlock" xmlns:oel="http://schemas.microsoft.com/office/2019/extlst">
             <w:pict>
               <v:rect w14:anchorId="7DC78003" id="Rectángulo 3" o:spid="_x0000_s1026" alt="&quot;&quot;" style="position:absolute;margin-left:0;margin-top:29.65pt;width:616.85pt;height:158.2pt;z-index:-251658752;visibility:visible;mso-wrap-style:square;mso-width-percent:0;mso-height-percent:0;mso-wrap-distance-left:9pt;mso-wrap-distance-top:0;mso-wrap-distance-right:9pt;mso-wrap-distance-bottom:0;mso-position-horizontal:left;mso-position-horizontal-relative:page;mso-position-vertical:absolute;mso-position-vertical-relative:text;mso-width-percent:0;mso-height-percent:0;mso-width-relative:margin;mso-height-relative:margin;v-text-anchor:middle" o:gfxdata="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" fillcolor="#00314d" stroked="f" strokeweight="1pt">
                 <w10:wrap anchorx="page"/>
@@ -331,7 +331,7 @@
                 <v:stroke joinstyle="miter"/>
                 <v:path gradientshapeok="t" o:connecttype="rect"/>
               </v:shapetype>
-              <v:shape id="Cuadro de texto 2" o:spid="_x0000_s1026" type="#_x0000_t202" alt="&quot;&quot;" style="position:absolute;left:0;text-align:left;margin-left:-7.2pt;margin-top:33.85pt;width:488.95pt;height:143.25pt;z-index:251658240;visibility:visible;mso-wrap-style:square;mso-width-percent:0;mso-height-percent:0;mso-wrap-distance-left:9pt;mso-wrap-distance-top:3.6pt;mso-wrap-distance-right:9pt;mso-wrap-distance-bottom:3.6pt;mso-position-horizontal:absolute;mso-position-horizontal-relative:text;mso-position-vertical:absolute;mso-position-vertical-relative:text;mso-width-percent:0;mso-height-percent:0;mso-width-relative:margin;mso-height-relative:margin;v-text-anchor:top" o:gfxdata="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" filled="f" stroked="f">
+              <v:shape id="Cuadro de texto 2" o:spid="_x0000_s1026" type="#_x0000_t202" alt="&quot;&quot;" style="position:absolute;left:0;text-align:left;margin-left:-7.2pt;margin-top:33.85pt;width:488.95pt;height:143.25pt;z-index:251658240;visibility:visible;mso-wrap-style:square;mso-width-percent:0;mso-height-percent:0;mso-wrap-distance-left:9pt;mso-wrap-distance-top:3.6pt;mso-wrap-distance-right:9pt;mso-wrap-distance-bottom:3.6pt;mso-position-horizontal:absolute;mso-position-horizontal-relative:text;mso-position-vertical:absolute;mso-position-vertical-relative:text;mso-width-percent:0;mso-height-percent:0;mso-width-relative:margin;mso-height-relative:margin;v-text-anchor:top" o:gfxdata="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" filled="f" stroked="f">
                 <v:textbox>
                   <w:txbxContent>
                     <w:p>
@@ -570,15 +570,13 @@
         <w:p>
           <w:pPr>
             <w:pStyle w:val="TDC1"/>
-            <w:tabs>
-              <w:tab w:val="right" w:leader="dot" w:pos="9962"/>
-            </w:tabs>
             <w:rPr>
               <w:rFonts w:eastAsiaTheme="minorEastAsia"/>
               <w:noProof/>
-              <w:sz w:val="24"/>
-              <w:szCs w:val="24"/>
+              <w:kern w:val="0"/>
+              <w:sz w:val="22"/>
               <w:lang w:eastAsia="es-CO"/>
+              <w14:ligatures w14:val="none"/>
             </w:rPr>
           </w:pPr>
           <w:r>
@@ -590,7 +588,7 @@
           <w:r>
             <w:fldChar w:fldCharType="separate"/>
           </w:r>
-          <w:hyperlink w:anchor="_Toc234506263" w:history="1">
+          <w:hyperlink w:anchor="_Toc242982279" w:history="1">
             <w:r>
               <w:rPr>
                 <w:rStyle w:val="Hipervnculo"/>
@@ -617,7 +615,7 @@
                 <w:noProof/>
                 <w:webHidden/>
               </w:rPr>
-              <w:instrText xml:space="preserve"> PAGEREF _Toc234506263 \h </w:instrText>
+              <w:instrText xml:space="preserve"> PAGEREF _Toc242982279 \h </w:instrText>
             </w:r>
             <w:r>
               <w:rPr>
@@ -651,19 +649,16 @@
         <w:p>
           <w:pPr>
             <w:pStyle w:val="TDC1"/>
-            <w:tabs>
-              <w:tab w:val="left" w:pos="1200"/>
-              <w:tab w:val="right" w:leader="dot" w:pos="9962"/>
-            </w:tabs>
             <w:rPr>
               <w:rFonts w:eastAsiaTheme="minorEastAsia"/>
               <w:noProof/>
-              <w:sz w:val="24"/>
-              <w:szCs w:val="24"/>
+              <w:kern w:val="0"/>
+              <w:sz w:val="22"/>
               <w:lang w:eastAsia="es-CO"/>
+              <w14:ligatures w14:val="none"/>
             </w:rPr>
           </w:pPr>
-          <w:hyperlink w:anchor="_Toc234506264" w:history="1">
+          <w:hyperlink w:anchor="_Toc242982280" w:history="1">
             <w:r>
               <w:rPr>
                 <w:rStyle w:val="Hipervnculo"/>
@@ -675,9 +670,10 @@
               <w:rPr>
                 <w:rFonts w:eastAsiaTheme="minorEastAsia"/>
                 <w:noProof/>
-                <w:sz w:val="24"/>
-                <w:szCs w:val="24"/>
+                <w:kern w:val="0"/>
+                <w:sz w:val="22"/>
                 <w:lang w:eastAsia="es-CO"/>
+                <w14:ligatures w14:val="none"/>
               </w:rPr>
               <w:tab/>
             </w:r>
@@ -707,7 +703,7 @@
                 <w:noProof/>
                 <w:webHidden/>
               </w:rPr>
-              <w:instrText xml:space="preserve"> PAGEREF _Toc234506264 \h </w:instrText>
+              <w:instrText xml:space="preserve"> PAGEREF _Toc242982280 \h </w:instrText>
             </w:r>
             <w:r>
               <w:rPr>
@@ -744,12 +740,13 @@
             <w:rPr>
               <w:rFonts w:eastAsiaTheme="minorEastAsia"/>
               <w:noProof/>
-              <w:sz w:val="24"/>
-              <w:szCs w:val="24"/>
+              <w:kern w:val="0"/>
+              <w:sz w:val="22"/>
               <w:lang w:eastAsia="es-CO"/>
+              <w14:ligatures w14:val="none"/>
             </w:rPr>
           </w:pPr>
-          <w:hyperlink w:anchor="_Toc234506265" w:history="1">
+          <w:hyperlink w:anchor="_Toc242982281" w:history="1">
             <w:r>
               <w:rPr>
                 <w:rStyle w:val="Hipervnculo"/>
@@ -761,9 +758,10 @@
               <w:rPr>
                 <w:rFonts w:eastAsiaTheme="minorEastAsia"/>
                 <w:noProof/>
-                <w:sz w:val="24"/>
-                <w:szCs w:val="24"/>
+                <w:kern w:val="0"/>
+                <w:sz w:val="22"/>
                 <w:lang w:eastAsia="es-CO"/>
+                <w14:ligatures w14:val="none"/>
               </w:rPr>
               <w:tab/>
             </w:r>
@@ -793,7 +791,7 @@
                 <w:noProof/>
                 <w:webHidden/>
               </w:rPr>
-              <w:instrText xml:space="preserve"> PAGEREF _Toc234506265 \h </w:instrText>
+              <w:instrText xml:space="preserve"> PAGEREF _Toc242982281 \h </w:instrText>
             </w:r>
             <w:r>
               <w:rPr>
@@ -830,12 +828,13 @@
             <w:rPr>
               <w:rFonts w:eastAsiaTheme="minorEastAsia"/>
               <w:noProof/>
-              <w:sz w:val="24"/>
-              <w:szCs w:val="24"/>
+              <w:kern w:val="0"/>
+              <w:sz w:val="22"/>
               <w:lang w:eastAsia="es-CO"/>
+              <w14:ligatures w14:val="none"/>
             </w:rPr>
           </w:pPr>
-          <w:hyperlink w:anchor="_Toc234506266" w:history="1">
+          <w:hyperlink w:anchor="_Toc242982282" w:history="1">
             <w:r>
               <w:rPr>
                 <w:rStyle w:val="Hipervnculo"/>
@@ -847,9 +846,10 @@
               <w:rPr>
                 <w:rFonts w:eastAsiaTheme="minorEastAsia"/>
                 <w:noProof/>
-                <w:sz w:val="24"/>
-                <w:szCs w:val="24"/>
+                <w:kern w:val="0"/>
+                <w:sz w:val="22"/>
                 <w:lang w:eastAsia="es-CO"/>
+                <w14:ligatures w14:val="none"/>
               </w:rPr>
               <w:tab/>
             </w:r>
@@ -879,7 +879,7 @@
                 <w:noProof/>
                 <w:webHidden/>
               </w:rPr>
-              <w:instrText xml:space="preserve"> PAGEREF _Toc234506266 \h </w:instrText>
+              <w:instrText xml:space="preserve"> PAGEREF _Toc242982282 \h </w:instrText>
             </w:r>
             <w:r>
               <w:rPr>
@@ -913,19 +913,16 @@
         <w:p>
           <w:pPr>
             <w:pStyle w:val="TDC1"/>
-            <w:tabs>
-              <w:tab w:val="left" w:pos="1200"/>
-              <w:tab w:val="right" w:leader="dot" w:pos="9962"/>
-            </w:tabs>
             <w:rPr>
               <w:rFonts w:eastAsiaTheme="minorEastAsia"/>
               <w:noProof/>
-              <w:sz w:val="24"/>
-              <w:szCs w:val="24"/>
+              <w:kern w:val="0"/>
+              <w:sz w:val="22"/>
               <w:lang w:eastAsia="es-CO"/>
+              <w14:ligatures w14:val="none"/>
             </w:rPr>
           </w:pPr>
-          <w:hyperlink w:anchor="_Toc234506267" w:history="1">
+          <w:hyperlink w:anchor="_Toc242982283" w:history="1">
             <w:r>
               <w:rPr>
                 <w:rStyle w:val="Hipervnculo"/>
@@ -937,9 +934,10 @@
               <w:rPr>
                 <w:rFonts w:eastAsiaTheme="minorEastAsia"/>
                 <w:noProof/>
-                <w:sz w:val="24"/>
-                <w:szCs w:val="24"/>
+                <w:kern w:val="0"/>
+                <w:sz w:val="22"/>
                 <w:lang w:eastAsia="es-CO"/>
+                <w14:ligatures w14:val="none"/>
               </w:rPr>
               <w:tab/>
             </w:r>
@@ -969,7 +967,7 @@
                 <w:noProof/>
                 <w:webHidden/>
               </w:rPr>
-              <w:instrText xml:space="preserve"> PAGEREF _Toc234506267 \h </w:instrText>
+              <w:instrText xml:space="preserve"> PAGEREF _Toc242982283 \h </w:instrText>
             </w:r>
             <w:r>
               <w:rPr>
@@ -1003,19 +1001,16 @@
         <w:p>
           <w:pPr>
             <w:pStyle w:val="TDC1"/>
-            <w:tabs>
-              <w:tab w:val="left" w:pos="1200"/>
-              <w:tab w:val="right" w:leader="dot" w:pos="9962"/>
-            </w:tabs>
             <w:rPr>
               <w:rFonts w:eastAsiaTheme="minorEastAsia"/>
               <w:noProof/>
-              <w:sz w:val="24"/>
-              <w:szCs w:val="24"/>
+              <w:kern w:val="0"/>
+              <w:sz w:val="22"/>
               <w:lang w:eastAsia="es-CO"/>
+              <w14:ligatures w14:val="none"/>
             </w:rPr>
           </w:pPr>
-          <w:hyperlink w:anchor="_Toc234506268" w:history="1">
+          <w:hyperlink w:anchor="_Toc242982284" w:history="1">
             <w:r>
               <w:rPr>
                 <w:rStyle w:val="Hipervnculo"/>
@@ -1027,9 +1022,10 @@
               <w:rPr>
                 <w:rFonts w:eastAsiaTheme="minorEastAsia"/>
                 <w:noProof/>
-                <w:sz w:val="24"/>
-                <w:szCs w:val="24"/>
+                <w:kern w:val="0"/>
+                <w:sz w:val="22"/>
                 <w:lang w:eastAsia="es-CO"/>
+                <w14:ligatures w14:val="none"/>
               </w:rPr>
               <w:tab/>
             </w:r>
@@ -1059,7 +1055,7 @@
                 <w:noProof/>
                 <w:webHidden/>
               </w:rPr>
-              <w:instrText xml:space="preserve"> PAGEREF _Toc234506268 \h </w:instrText>
+              <w:instrText xml:space="preserve"> PAGEREF _Toc242982284 \h </w:instrText>
             </w:r>
             <w:r>
               <w:rPr>
@@ -1093,19 +1089,16 @@
         <w:p>
           <w:pPr>
             <w:pStyle w:val="TDC1"/>
-            <w:tabs>
-              <w:tab w:val="left" w:pos="1200"/>
-              <w:tab w:val="right" w:leader="dot" w:pos="9962"/>
-            </w:tabs>
             <w:rPr>
               <w:rFonts w:eastAsiaTheme="minorEastAsia"/>
               <w:noProof/>
-              <w:sz w:val="24"/>
-              <w:szCs w:val="24"/>
+              <w:kern w:val="0"/>
+              <w:sz w:val="22"/>
               <w:lang w:eastAsia="es-CO"/>
+              <w14:ligatures w14:val="none"/>
             </w:rPr>
           </w:pPr>
-          <w:hyperlink w:anchor="_Toc234506269" w:history="1">
+          <w:hyperlink w:anchor="_Toc242982285" w:history="1">
             <w:r>
               <w:rPr>
                 <w:rStyle w:val="Hipervnculo"/>
@@ -1117,9 +1110,10 @@
               <w:rPr>
                 <w:rFonts w:eastAsiaTheme="minorEastAsia"/>
                 <w:noProof/>
-                <w:sz w:val="24"/>
-                <w:szCs w:val="24"/>
+                <w:kern w:val="0"/>
+                <w:sz w:val="22"/>
                 <w:lang w:eastAsia="es-CO"/>
+                <w14:ligatures w14:val="none"/>
               </w:rPr>
               <w:tab/>
             </w:r>
@@ -1149,7 +1143,7 @@
                 <w:noProof/>
                 <w:webHidden/>
               </w:rPr>
-              <w:instrText xml:space="preserve"> PAGEREF _Toc234506269 \h </w:instrText>
+              <w:instrText xml:space="preserve"> PAGEREF _Toc242982285 \h </w:instrText>
             </w:r>
             <w:r>
               <w:rPr>
@@ -1183,19 +1177,16 @@
         <w:p>
           <w:pPr>
             <w:pStyle w:val="TDC1"/>
-            <w:tabs>
-              <w:tab w:val="left" w:pos="1200"/>
-              <w:tab w:val="right" w:leader="dot" w:pos="9962"/>
-            </w:tabs>
             <w:rPr>
               <w:rFonts w:eastAsiaTheme="minorEastAsia"/>
               <w:noProof/>
-              <w:sz w:val="24"/>
-              <w:szCs w:val="24"/>
+              <w:kern w:val="0"/>
+              <w:sz w:val="22"/>
               <w:lang w:eastAsia="es-CO"/>
+              <w14:ligatures w14:val="none"/>
             </w:rPr>
           </w:pPr>
-          <w:hyperlink w:anchor="_Toc234506270" w:history="1">
+          <w:hyperlink w:anchor="_Toc242982286" w:history="1">
             <w:r>
               <w:rPr>
                 <w:rStyle w:val="Hipervnculo"/>
@@ -1207,9 +1198,10 @@
               <w:rPr>
                 <w:rFonts w:eastAsiaTheme="minorEastAsia"/>
                 <w:noProof/>
-                <w:sz w:val="24"/>
-                <w:szCs w:val="24"/>
+                <w:kern w:val="0"/>
+                <w:sz w:val="22"/>
                 <w:lang w:eastAsia="es-CO"/>
+                <w14:ligatures w14:val="none"/>
               </w:rPr>
               <w:tab/>
             </w:r>
@@ -1239,7 +1231,7 @@
                 <w:noProof/>
                 <w:webHidden/>
               </w:rPr>
-              <w:instrText xml:space="preserve"> PAGEREF _Toc234506270 \h </w:instrText>
+              <w:instrText xml:space="preserve"> PAGEREF _Toc242982286 \h </w:instrText>
             </w:r>
             <w:r>
               <w:rPr>
@@ -1276,12 +1268,13 @@
             <w:rPr>
               <w:rFonts w:eastAsiaTheme="minorEastAsia"/>
               <w:noProof/>
-              <w:sz w:val="24"/>
-              <w:szCs w:val="24"/>
+              <w:kern w:val="0"/>
+              <w:sz w:val="22"/>
               <w:lang w:eastAsia="es-CO"/>
+              <w14:ligatures w14:val="none"/>
             </w:rPr>
           </w:pPr>
-          <w:hyperlink w:anchor="_Toc234506271" w:history="1">
+          <w:hyperlink w:anchor="_Toc242982287" w:history="1">
             <w:r>
               <w:rPr>
                 <w:rStyle w:val="Hipervnculo"/>
@@ -1293,9 +1286,10 @@
               <w:rPr>
                 <w:rFonts w:eastAsiaTheme="minorEastAsia"/>
                 <w:noProof/>
-                <w:sz w:val="24"/>
-                <w:szCs w:val="24"/>
+                <w:kern w:val="0"/>
+                <w:sz w:val="22"/>
                 <w:lang w:eastAsia="es-CO"/>
+                <w14:ligatures w14:val="none"/>
               </w:rPr>
               <w:tab/>
             </w:r>
@@ -1325,7 +1319,7 @@
                 <w:noProof/>
                 <w:webHidden/>
               </w:rPr>
-              <w:instrText xml:space="preserve"> PAGEREF _Toc234506271 \h </w:instrText>
+              <w:instrText xml:space="preserve"> PAGEREF _Toc242982287 \h </w:instrText>
             </w:r>
             <w:r>
               <w:rPr>
@@ -1362,12 +1356,13 @@
             <w:rPr>
               <w:rFonts w:eastAsiaTheme="minorEastAsia"/>
               <w:noProof/>
-              <w:sz w:val="24"/>
-              <w:szCs w:val="24"/>
+              <w:kern w:val="0"/>
+              <w:sz w:val="22"/>
               <w:lang w:eastAsia="es-CO"/>
+              <w14:ligatures w14:val="none"/>
             </w:rPr>
           </w:pPr>
-          <w:hyperlink w:anchor="_Toc234506272" w:history="1">
+          <w:hyperlink w:anchor="_Toc242982288" w:history="1">
             <w:r>
               <w:rPr>
                 <w:rStyle w:val="Hipervnculo"/>
@@ -1379,9 +1374,10 @@
               <w:rPr>
                 <w:rFonts w:eastAsiaTheme="minorEastAsia"/>
                 <w:noProof/>
-                <w:sz w:val="24"/>
-                <w:szCs w:val="24"/>
+                <w:kern w:val="0"/>
+                <w:sz w:val="22"/>
                 <w:lang w:eastAsia="es-CO"/>
+                <w14:ligatures w14:val="none"/>
               </w:rPr>
               <w:tab/>
             </w:r>
@@ -1411,7 +1407,7 @@
                 <w:noProof/>
                 <w:webHidden/>
               </w:rPr>
-              <w:instrText xml:space="preserve"> PAGEREF _Toc234506272 \h </w:instrText>
+              <w:instrText xml:space="preserve"> PAGEREF _Toc242982288 \h </w:instrText>
             </w:r>
             <w:r>
               <w:rPr>
@@ -1431,7 +1427,7 @@
                 <w:noProof/>
                 <w:webHidden/>
               </w:rPr>
-              <w:t>28</w:t>
+              <w:t>27</w:t>
             </w:r>
             <w:r>
               <w:rPr>
@@ -1448,12 +1444,13 @@
             <w:rPr>
               <w:rFonts w:eastAsiaTheme="minorEastAsia"/>
               <w:noProof/>
-              <w:sz w:val="24"/>
-              <w:szCs w:val="24"/>
+              <w:kern w:val="0"/>
+              <w:sz w:val="22"/>
               <w:lang w:eastAsia="es-CO"/>
+              <w14:ligatures w14:val="none"/>
             </w:rPr>
           </w:pPr>
-          <w:hyperlink w:anchor="_Toc234506273" w:history="1">
+          <w:hyperlink w:anchor="_Toc242982289" w:history="1">
             <w:r>
               <w:rPr>
                 <w:rStyle w:val="Hipervnculo"/>
@@ -1465,9 +1462,10 @@
               <w:rPr>
                 <w:rFonts w:eastAsiaTheme="minorEastAsia"/>
                 <w:noProof/>
-                <w:sz w:val="24"/>
-                <w:szCs w:val="24"/>
+                <w:kern w:val="0"/>
+                <w:sz w:val="22"/>
                 <w:lang w:eastAsia="es-CO"/>
+                <w14:ligatures w14:val="none"/>
               </w:rPr>
               <w:tab/>
             </w:r>
@@ -1497,7 +1495,7 @@
                 <w:noProof/>
                 <w:webHidden/>
               </w:rPr>
-              <w:instrText xml:space="preserve"> PAGEREF _Toc234506273 \h </w:instrText>
+              <w:instrText xml:space="preserve"> PAGEREF _Toc242982289 \h </w:instrText>
             </w:r>
             <w:r>
               <w:rPr>
@@ -1517,7 +1515,7 @@
                 <w:noProof/>
                 <w:webHidden/>
               </w:rPr>
-              <w:t>30</w:t>
+              <w:t>29</w:t>
             </w:r>
             <w:r>
               <w:rPr>
@@ -1531,19 +1529,16 @@
         <w:p>
           <w:pPr>
             <w:pStyle w:val="TDC1"/>
-            <w:tabs>
-              <w:tab w:val="left" w:pos="1200"/>
-              <w:tab w:val="right" w:leader="dot" w:pos="9962"/>
-            </w:tabs>
             <w:rPr>
               <w:rFonts w:eastAsiaTheme="minorEastAsia"/>
               <w:noProof/>
-              <w:sz w:val="24"/>
-              <w:szCs w:val="24"/>
+              <w:kern w:val="0"/>
+              <w:sz w:val="22"/>
               <w:lang w:eastAsia="es-CO"/>
+              <w14:ligatures w14:val="none"/>
             </w:rPr>
           </w:pPr>
-          <w:hyperlink w:anchor="_Toc234506274" w:history="1">
+          <w:hyperlink w:anchor="_Toc242982290" w:history="1">
             <w:r>
               <w:rPr>
                 <w:rStyle w:val="Hipervnculo"/>
@@ -1555,9 +1550,10 @@
               <w:rPr>
                 <w:rFonts w:eastAsiaTheme="minorEastAsia"/>
                 <w:noProof/>
-                <w:sz w:val="24"/>
-                <w:szCs w:val="24"/>
+                <w:kern w:val="0"/>
+                <w:sz w:val="22"/>
                 <w:lang w:eastAsia="es-CO"/>
+                <w14:ligatures w14:val="none"/>
               </w:rPr>
               <w:tab/>
             </w:r>
@@ -1587,7 +1583,7 @@
                 <w:noProof/>
                 <w:webHidden/>
               </w:rPr>
-              <w:instrText xml:space="preserve"> PAGEREF _Toc234506274 \h </w:instrText>
+              <w:instrText xml:space="preserve"> PAGEREF _Toc242982290 \h </w:instrText>
             </w:r>
             <w:r>
               <w:rPr>
@@ -1607,7 +1603,7 @@
                 <w:noProof/>
                 <w:webHidden/>
               </w:rPr>
-              <w:t>32</w:t>
+              <w:t>30</w:t>
             </w:r>
             <w:r>
               <w:rPr>
@@ -1621,18 +1617,16 @@
         <w:p>
           <w:pPr>
             <w:pStyle w:val="TDC1"/>
-            <w:tabs>
-              <w:tab w:val="right" w:leader="dot" w:pos="9962"/>
-            </w:tabs>
             <w:rPr>
               <w:rFonts w:eastAsiaTheme="minorEastAsia"/>
               <w:noProof/>
-              <w:sz w:val="24"/>
-              <w:szCs w:val="24"/>
+              <w:kern w:val="0"/>
+              <w:sz w:val="22"/>
               <w:lang w:eastAsia="es-CO"/>
+              <w14:ligatures w14:val="none"/>
             </w:rPr>
           </w:pPr>
-          <w:hyperlink w:anchor="_Toc234506275" w:history="1">
+          <w:hyperlink w:anchor="_Toc242982291" w:history="1">
             <w:r>
               <w:rPr>
                 <w:rStyle w:val="Hipervnculo"/>
@@ -1659,7 +1653,7 @@
                 <w:noProof/>
                 <w:webHidden/>
               </w:rPr>
-              <w:instrText xml:space="preserve"> PAGEREF _Toc234506275 \h </w:instrText>
+              <w:instrText xml:space="preserve"> PAGEREF _Toc242982291 \h </w:instrText>
             </w:r>
             <w:r>
               <w:rPr>
@@ -1679,7 +1673,7 @@
                 <w:noProof/>
                 <w:webHidden/>
               </w:rPr>
-              <w:t>36</w:t>
+              <w:t>34</w:t>
             </w:r>
             <w:r>
               <w:rPr>
@@ -1693,18 +1687,16 @@
         <w:p>
           <w:pPr>
             <w:pStyle w:val="TDC1"/>
-            <w:tabs>
-              <w:tab w:val="right" w:leader="dot" w:pos="9962"/>
-            </w:tabs>
             <w:rPr>
               <w:rFonts w:eastAsiaTheme="minorEastAsia"/>
               <w:noProof/>
-              <w:sz w:val="24"/>
-              <w:szCs w:val="24"/>
+              <w:kern w:val="0"/>
+              <w:sz w:val="22"/>
               <w:lang w:eastAsia="es-CO"/>
+              <w14:ligatures w14:val="none"/>
             </w:rPr>
           </w:pPr>
-          <w:hyperlink w:anchor="_Toc234506276" w:history="1">
+          <w:hyperlink w:anchor="_Toc242982292" w:history="1">
             <w:r>
               <w:rPr>
                 <w:rStyle w:val="Hipervnculo"/>
@@ -1731,7 +1723,7 @@
                 <w:noProof/>
                 <w:webHidden/>
               </w:rPr>
-              <w:instrText xml:space="preserve"> PAGEREF _Toc234506276 \h </w:instrText>
+              <w:instrText xml:space="preserve"> PAGEREF _Toc242982292 \h </w:instrText>
             </w:r>
             <w:r>
               <w:rPr>
@@ -1751,7 +1743,7 @@
                 <w:noProof/>
                 <w:webHidden/>
               </w:rPr>
-              <w:t>37</w:t>
+              <w:t>35</w:t>
             </w:r>
             <w:r>
               <w:rPr>
@@ -1765,18 +1757,16 @@
         <w:p>
           <w:pPr>
             <w:pStyle w:val="TDC1"/>
-            <w:tabs>
-              <w:tab w:val="right" w:leader="dot" w:pos="9962"/>
-            </w:tabs>
             <w:rPr>
               <w:rFonts w:eastAsiaTheme="minorEastAsia"/>
               <w:noProof/>
-              <w:sz w:val="24"/>
-              <w:szCs w:val="24"/>
+              <w:kern w:val="0"/>
+              <w:sz w:val="22"/>
               <w:lang w:eastAsia="es-CO"/>
+              <w14:ligatures w14:val="none"/>
             </w:rPr>
           </w:pPr>
-          <w:hyperlink w:anchor="_Toc234506277" w:history="1">
+          <w:hyperlink w:anchor="_Toc242982293" w:history="1">
             <w:r>
               <w:rPr>
                 <w:rStyle w:val="Hipervnculo"/>
@@ -1803,7 +1793,7 @@
                 <w:noProof/>
                 <w:webHidden/>
               </w:rPr>
-              <w:instrText xml:space="preserve"> PAGEREF _Toc234506277 \h </w:instrText>
+              <w:instrText xml:space="preserve"> PAGEREF _Toc242982293 \h </w:instrText>
             </w:r>
             <w:r>
               <w:rPr>
@@ -1823,7 +1813,7 @@
                 <w:noProof/>
                 <w:webHidden/>
               </w:rPr>
-              <w:t>38</w:t>
+              <w:t>36</w:t>
             </w:r>
             <w:r>
               <w:rPr>
@@ -1837,18 +1827,16 @@
         <w:p>
           <w:pPr>
             <w:pStyle w:val="TDC1"/>
-            <w:tabs>
-              <w:tab w:val="right" w:leader="dot" w:pos="9962"/>
-            </w:tabs>
             <w:rPr>
               <w:rFonts w:eastAsiaTheme="minorEastAsia"/>
               <w:noProof/>
-              <w:sz w:val="24"/>
-              <w:szCs w:val="24"/>
+              <w:kern w:val="0"/>
+              <w:sz w:val="22"/>
               <w:lang w:eastAsia="es-CO"/>
+              <w14:ligatures w14:val="none"/>
             </w:rPr>
           </w:pPr>
-          <w:hyperlink w:anchor="_Toc234506278" w:history="1">
+          <w:hyperlink w:anchor="_Toc242982294" w:history="1">
             <w:r>
               <w:rPr>
                 <w:rStyle w:val="Hipervnculo"/>
@@ -1875,7 +1863,7 @@
                 <w:noProof/>
                 <w:webHidden/>
               </w:rPr>
-              <w:instrText xml:space="preserve"> PAGEREF _Toc234506278 \h </w:instrText>
+              <w:instrText xml:space="preserve"> PAGEREF _Toc242982294 \h </w:instrText>
             </w:r>
             <w:r>
               <w:rPr>
@@ -1895,7 +1883,7 @@
                 <w:noProof/>
                 <w:webHidden/>
               </w:rPr>
-              <w:t>41</w:t>
+              <w:t>39</w:t>
             </w:r>
             <w:r>
               <w:rPr>
@@ -1940,7 +1928,7 @@
       <w:pPr>
         <w:pStyle w:val="Titulosgenerales"/>
       </w:pPr>
-      <w:bookmarkStart w:id="0" w:name="_Toc234506263"/>
+      <w:bookmarkStart w:id="0" w:name="_Toc242982279"/>
       <w:r>
         <w:lastRenderedPageBreak/>
         <w:t>Introducción</w:t>
@@ -2180,6 +2168,11 @@
     </w:p>
     <w:p>
       <w:pPr>
+        <w:pStyle w:val="Prrafodelista"/>
+        <w:numPr>
+          <w:ilvl w:val="0"/>
+          <w:numId w:val="36"/>
+        </w:numPr>
         <w:rPr>
           <w:b/>
           <w:bCs/>
@@ -2209,6 +2202,11 @@
     </w:p>
     <w:p>
       <w:pPr>
+        <w:pStyle w:val="Prrafodelista"/>
+        <w:numPr>
+          <w:ilvl w:val="0"/>
+          <w:numId w:val="36"/>
+        </w:numPr>
         <w:rPr>
           <w:b/>
           <w:bCs/>
@@ -2263,6 +2261,11 @@
     </w:p>
     <w:p>
       <w:pPr>
+        <w:pStyle w:val="Prrafodelista"/>
+        <w:numPr>
+          <w:ilvl w:val="0"/>
+          <w:numId w:val="36"/>
+        </w:numPr>
         <w:rPr>
           <w:b/>
           <w:bCs/>
@@ -2349,6 +2352,11 @@
     </w:p>
     <w:p>
       <w:pPr>
+        <w:pStyle w:val="Prrafodelista"/>
+        <w:numPr>
+          <w:ilvl w:val="0"/>
+          <w:numId w:val="36"/>
+        </w:numPr>
         <w:rPr>
           <w:b/>
           <w:bCs/>
@@ -2362,15 +2370,7 @@
           <w:lang w:val="es-419" w:eastAsia="es-CO"/>
         </w:rPr>
         <w:lastRenderedPageBreak/>
-        <w:t>¿</w:t>
-      </w:r>
-      <w:r>
-        <w:rPr>
-          <w:b/>
-          <w:bCs/>
-          <w:lang w:val="es-419" w:eastAsia="es-CO"/>
-        </w:rPr>
-        <w:t>Cuál es el propósito de este momento de aprendizaje?</w:t>
+        <w:t>¿Cuál es el propósito de este momento de aprendizaje?</w:t>
       </w:r>
     </w:p>
     <w:p>
@@ -2416,7 +2416,7 @@
       <w:pPr>
         <w:pStyle w:val="Ttulo1"/>
       </w:pPr>
-      <w:bookmarkStart w:id="1" w:name="_Toc234506264"/>
+      <w:bookmarkStart w:id="1" w:name="_Toc242982280"/>
       <w:r>
         <w:lastRenderedPageBreak/>
         <w:t>Protocolos de atención y respuesta para redes sociales</w:t>
@@ -2676,7 +2676,7 @@
       <w:pPr>
         <w:pStyle w:val="Ttulo2"/>
       </w:pPr>
-      <w:bookmarkStart w:id="2" w:name="_Toc234506265"/>
+      <w:bookmarkStart w:id="2" w:name="_Toc242982281"/>
       <w:r>
         <w:t>Ventajas de un protocolo de atención al cliente</w:t>
       </w:r>
@@ -2697,9 +2697,12 @@
     </w:p>
     <w:p>
       <w:pPr>
-        <w:rPr>
-          <w:b/>
-          <w:bCs/>
+        <w:pStyle w:val="Prrafodelista"/>
+        <w:numPr>
+          <w:ilvl w:val="0"/>
+          <w:numId w:val="37"/>
+        </w:numPr>
+        <w:rPr>
           <w:lang w:val="es-419" w:eastAsia="es-CO"/>
         </w:rPr>
       </w:pPr>
@@ -2711,13 +2714,14 @@
         </w:rPr>
         <w:t>Estandarizar procesos</w:t>
       </w:r>
-    </w:p>
-    <w:p>
-      <w:pPr>
-        <w:rPr>
-          <w:lang w:val="es-419" w:eastAsia="es-CO"/>
-        </w:rPr>
-      </w:pPr>
+      <w:r>
+        <w:rPr>
+          <w:b/>
+          <w:bCs/>
+          <w:lang w:val="es-419" w:eastAsia="es-CO"/>
+        </w:rPr>
+        <w:t xml:space="preserve">. </w:t>
+      </w:r>
       <w:r>
         <w:rPr>
           <w:lang w:val="es-419" w:eastAsia="es-CO"/>
@@ -2742,9 +2746,12 @@
     </w:p>
     <w:p>
       <w:pPr>
-        <w:rPr>
-          <w:b/>
-          <w:bCs/>
+        <w:pStyle w:val="Prrafodelista"/>
+        <w:numPr>
+          <w:ilvl w:val="0"/>
+          <w:numId w:val="37"/>
+        </w:numPr>
+        <w:rPr>
           <w:lang w:val="es-419" w:eastAsia="es-CO"/>
         </w:rPr>
       </w:pPr>
@@ -2757,13 +2764,14 @@
         <w:lastRenderedPageBreak/>
         <w:t>Atención y servicio permanente, coherente y consistente</w:t>
       </w:r>
-    </w:p>
-    <w:p>
-      <w:pPr>
-        <w:rPr>
-          <w:lang w:val="es-419" w:eastAsia="es-CO"/>
-        </w:rPr>
-      </w:pPr>
+      <w:r>
+        <w:rPr>
+          <w:b/>
+          <w:bCs/>
+          <w:lang w:val="es-419" w:eastAsia="es-CO"/>
+        </w:rPr>
+        <w:t xml:space="preserve">. </w:t>
+      </w:r>
       <w:r>
         <w:rPr>
           <w:lang w:val="es-419" w:eastAsia="es-CO"/>
@@ -2773,9 +2781,12 @@
     </w:p>
     <w:p>
       <w:pPr>
-        <w:rPr>
-          <w:b/>
-          <w:bCs/>
+        <w:pStyle w:val="Prrafodelista"/>
+        <w:numPr>
+          <w:ilvl w:val="0"/>
+          <w:numId w:val="37"/>
+        </w:numPr>
+        <w:rPr>
           <w:lang w:val="es-419" w:eastAsia="es-CO"/>
         </w:rPr>
       </w:pPr>
@@ -2787,13 +2798,14 @@
         </w:rPr>
         <w:t>Evitar pérdidas financieras</w:t>
       </w:r>
-    </w:p>
-    <w:p>
-      <w:pPr>
-        <w:rPr>
-          <w:lang w:val="es-419" w:eastAsia="es-CO"/>
-        </w:rPr>
-      </w:pPr>
+      <w:r>
+        <w:rPr>
+          <w:b/>
+          <w:bCs/>
+          <w:lang w:val="es-419" w:eastAsia="es-CO"/>
+        </w:rPr>
+        <w:t xml:space="preserve">. </w:t>
+      </w:r>
       <w:r>
         <w:rPr>
           <w:lang w:val="es-419" w:eastAsia="es-CO"/>
@@ -2803,35 +2815,31 @@
     </w:p>
     <w:p>
       <w:pPr>
-        <w:rPr>
-          <w:b/>
-          <w:bCs/>
-          <w:lang w:val="es-419" w:eastAsia="es-CO"/>
-        </w:rPr>
-      </w:pPr>
-      <w:r>
-        <w:rPr>
-          <w:b/>
-          <w:bCs/>
-          <w:lang w:val="es-419" w:eastAsia="es-CO"/>
-        </w:rPr>
-        <w:t xml:space="preserve">Sirve como guía en las </w:t>
-      </w:r>
-      <w:r>
-        <w:rPr>
-          <w:b/>
-          <w:bCs/>
-          <w:lang w:val="es-419" w:eastAsia="es-CO"/>
-        </w:rPr>
-        <w:t>acciones de mejora</w:t>
-      </w:r>
-    </w:p>
-    <w:p>
-      <w:pPr>
-        <w:rPr>
-          <w:lang w:val="es-419" w:eastAsia="es-CO"/>
-        </w:rPr>
-      </w:pPr>
+        <w:pStyle w:val="Prrafodelista"/>
+        <w:numPr>
+          <w:ilvl w:val="0"/>
+          <w:numId w:val="37"/>
+        </w:numPr>
+        <w:rPr>
+          <w:lang w:val="es-419" w:eastAsia="es-CO"/>
+        </w:rPr>
+      </w:pPr>
+      <w:r>
+        <w:rPr>
+          <w:b/>
+          <w:bCs/>
+          <w:lang w:val="es-419" w:eastAsia="es-CO"/>
+        </w:rPr>
+        <w:t>Sirve como guía en las acciones de mejora</w:t>
+      </w:r>
+      <w:r>
+        <w:rPr>
+          <w:b/>
+          <w:bCs/>
+          <w:lang w:val="es-419" w:eastAsia="es-CO"/>
+        </w:rPr>
+        <w:t xml:space="preserve">. </w:t>
+      </w:r>
       <w:r>
         <w:rPr>
           <w:lang w:val="es-419" w:eastAsia="es-CO"/>
@@ -2860,13 +2868,7 @@
         <w:rPr>
           <w:lang w:val="es-419" w:eastAsia="es-CO"/>
         </w:rPr>
-        <w:t xml:space="preserve"> generando e implementando todas las acciones de mejora pertinentes </w:t>
-      </w:r>
-      <w:r>
-        <w:rPr>
-          <w:lang w:val="es-419" w:eastAsia="es-CO"/>
-        </w:rPr>
-        <w:t>al proceso.</w:t>
+        <w:t xml:space="preserve"> generando e implementando todas las acciones de mejora pertinentes al proceso.</w:t>
       </w:r>
     </w:p>
     <w:p>
@@ -2898,7 +2900,7 @@
       <w:pPr>
         <w:pStyle w:val="Ttulo2"/>
       </w:pPr>
-      <w:bookmarkStart w:id="3" w:name="_Toc234506266"/>
+      <w:bookmarkStart w:id="3" w:name="_Toc242982282"/>
       <w:r>
         <w:t>Dimensiones del protocolo de atención al cliente</w:t>
       </w:r>
@@ -2914,31 +2916,30 @@
         <w:rPr>
           <w:lang w:val="es-419" w:eastAsia="es-CO"/>
         </w:rPr>
-        <w:t xml:space="preserve">Alineadas con las políticas de servicio y atención al cliente, las organizaciones deben establecer las dimensiones del protocolo de atención al cliente. En este campo de dimensiones es importante tener en cuenta el concepto de calidad y dimensiones </w:t>
-      </w:r>
+        <w:t>Alineadas con las políticas de servicio y atención al cliente, las organizaciones deben establecer las dimensiones del protocolo de atención al cliente. En este campo de dimensiones es importante tener en cuenta el concepto de calidad y dimensiones del servicio. Druker (1990), afirma que "La calidad no es lo que se pone dentro de un servicio, es lo que el cliente obtiene de él y por lo que está dispuesto a pagar" (p.41).</w:t>
+      </w:r>
+    </w:p>
+    <w:p>
+      <w:pPr>
+        <w:rPr>
+          <w:lang w:val="es-419" w:eastAsia="es-CO"/>
+        </w:rPr>
+      </w:pPr>
       <w:r>
         <w:rPr>
           <w:lang w:val="es-419" w:eastAsia="es-CO"/>
         </w:rPr>
         <w:lastRenderedPageBreak/>
-        <w:t>del servicio. Druker (1990), afirma que "La calidad no es lo que se pone dentro de un servicio, es lo que el cliente obtiene de él y por lo que está dispuesto a pagar" (p.41).</w:t>
-      </w:r>
-    </w:p>
-    <w:p>
-      <w:pPr>
-        <w:rPr>
-          <w:lang w:val="es-419" w:eastAsia="es-CO"/>
-        </w:rPr>
-      </w:pPr>
-      <w:r>
-        <w:rPr>
-          <w:lang w:val="es-419" w:eastAsia="es-CO"/>
-        </w:rPr>
         <w:t>De igual manera, el autor afirma que existen varias dimensiones sobre las cuales se pueden definir el protocolo de atención al cliente, pero generaliza cinco dimensiones:</w:t>
       </w:r>
     </w:p>
     <w:p>
       <w:pPr>
+        <w:pStyle w:val="Prrafodelista"/>
+        <w:numPr>
+          <w:ilvl w:val="0"/>
+          <w:numId w:val="38"/>
+        </w:numPr>
         <w:rPr>
           <w:lang w:val="es-419" w:eastAsia="es-CO"/>
         </w:rPr>
@@ -2955,15 +2956,8 @@
         <w:rPr>
           <w:lang w:val="es-419" w:eastAsia="es-CO"/>
         </w:rPr>
-        <w:t xml:space="preserve"> </w:t>
-      </w:r>
-    </w:p>
-    <w:p>
-      <w:pPr>
-        <w:rPr>
-          <w:lang w:val="es-419" w:eastAsia="es-CO"/>
-        </w:rPr>
-      </w:pPr>
+        <w:t xml:space="preserve">. </w:t>
+      </w:r>
       <w:r>
         <w:rPr>
           <w:lang w:val="es-419" w:eastAsia="es-CO"/>
@@ -2973,6 +2967,11 @@
     </w:p>
     <w:p>
       <w:pPr>
+        <w:pStyle w:val="Prrafodelista"/>
+        <w:numPr>
+          <w:ilvl w:val="0"/>
+          <w:numId w:val="38"/>
+        </w:numPr>
         <w:rPr>
           <w:lang w:val="es-419" w:eastAsia="es-CO"/>
         </w:rPr>
@@ -2985,13 +2984,14 @@
         </w:rPr>
         <w:t>Seguridad</w:t>
       </w:r>
-    </w:p>
-    <w:p>
-      <w:pPr>
-        <w:rPr>
-          <w:lang w:val="es-419" w:eastAsia="es-CO"/>
-        </w:rPr>
-      </w:pPr>
+      <w:r>
+        <w:rPr>
+          <w:b/>
+          <w:bCs/>
+          <w:lang w:val="es-419" w:eastAsia="es-CO"/>
+        </w:rPr>
+        <w:t xml:space="preserve">. </w:t>
+      </w:r>
       <w:r>
         <w:rPr>
           <w:lang w:val="es-419" w:eastAsia="es-CO"/>
@@ -3001,9 +3001,12 @@
     </w:p>
     <w:p>
       <w:pPr>
-        <w:rPr>
-          <w:b/>
-          <w:bCs/>
+        <w:pStyle w:val="Prrafodelista"/>
+        <w:numPr>
+          <w:ilvl w:val="0"/>
+          <w:numId w:val="38"/>
+        </w:numPr>
+        <w:rPr>
           <w:lang w:val="es-419" w:eastAsia="es-CO"/>
         </w:rPr>
       </w:pPr>
@@ -3015,13 +3018,14 @@
         </w:rPr>
         <w:t>Capacidad de respuesta</w:t>
       </w:r>
-    </w:p>
-    <w:p>
-      <w:pPr>
-        <w:rPr>
-          <w:lang w:val="es-419" w:eastAsia="es-CO"/>
-        </w:rPr>
-      </w:pPr>
+      <w:r>
+        <w:rPr>
+          <w:b/>
+          <w:bCs/>
+          <w:lang w:val="es-419" w:eastAsia="es-CO"/>
+        </w:rPr>
+        <w:t xml:space="preserve">. </w:t>
+      </w:r>
       <w:r>
         <w:rPr>
           <w:lang w:val="es-419" w:eastAsia="es-CO"/>
@@ -3031,6 +3035,11 @@
     </w:p>
     <w:p>
       <w:pPr>
+        <w:pStyle w:val="Prrafodelista"/>
+        <w:numPr>
+          <w:ilvl w:val="0"/>
+          <w:numId w:val="38"/>
+        </w:numPr>
         <w:rPr>
           <w:lang w:val="es-419" w:eastAsia="es-CO"/>
         </w:rPr>
@@ -3043,13 +3052,14 @@
         </w:rPr>
         <w:t>Empatía</w:t>
       </w:r>
-    </w:p>
-    <w:p>
-      <w:pPr>
-        <w:rPr>
-          <w:lang w:val="es-419" w:eastAsia="es-CO"/>
-        </w:rPr>
-      </w:pPr>
+      <w:r>
+        <w:rPr>
+          <w:b/>
+          <w:bCs/>
+          <w:lang w:val="es-419" w:eastAsia="es-CO"/>
+        </w:rPr>
+        <w:t xml:space="preserve">. </w:t>
+      </w:r>
       <w:r>
         <w:rPr>
           <w:lang w:val="es-419" w:eastAsia="es-CO"/>
@@ -3059,6 +3069,11 @@
     </w:p>
     <w:p>
       <w:pPr>
+        <w:pStyle w:val="Prrafodelista"/>
+        <w:numPr>
+          <w:ilvl w:val="0"/>
+          <w:numId w:val="38"/>
+        </w:numPr>
         <w:rPr>
           <w:lang w:val="es-419" w:eastAsia="es-CO"/>
         </w:rPr>
@@ -3071,13 +3086,14 @@
         </w:rPr>
         <w:t>Intangibilidad</w:t>
       </w:r>
-    </w:p>
-    <w:p>
-      <w:pPr>
-        <w:rPr>
-          <w:lang w:val="es-419" w:eastAsia="es-CO"/>
-        </w:rPr>
-      </w:pPr>
+      <w:r>
+        <w:rPr>
+          <w:b/>
+          <w:bCs/>
+          <w:lang w:val="es-419" w:eastAsia="es-CO"/>
+        </w:rPr>
+        <w:t xml:space="preserve">. </w:t>
+      </w:r>
       <w:r>
         <w:rPr>
           <w:lang w:val="es-419" w:eastAsia="es-CO"/>
@@ -3104,7 +3120,7 @@
       <w:pPr>
         <w:pStyle w:val="Ttulo1"/>
       </w:pPr>
-      <w:bookmarkStart w:id="4" w:name="_Toc234506267"/>
+      <w:bookmarkStart w:id="4" w:name="_Toc242982283"/>
       <w:r>
         <w:lastRenderedPageBreak/>
         <w:t>Manejo de crisis en atención al cliente en redes sociales</w:t>
@@ -3233,8 +3249,13 @@
     </w:p>
     <w:p>
       <w:pPr>
-        <w:rPr>
-          <w:b/>
+        <w:pStyle w:val="Prrafodelista"/>
+        <w:numPr>
+          <w:ilvl w:val="0"/>
+          <w:numId w:val="39"/>
+        </w:numPr>
+        <w:rPr>
+          <w:bCs/>
         </w:rPr>
       </w:pPr>
       <w:r>
@@ -3243,13 +3264,12 @@
         </w:rPr>
         <w:t>Pre crisis</w:t>
       </w:r>
-    </w:p>
-    <w:p>
-      <w:pPr>
-        <w:rPr>
-          <w:bCs/>
-        </w:rPr>
-      </w:pPr>
+      <w:r>
+        <w:rPr>
+          <w:b/>
+        </w:rPr>
+        <w:t xml:space="preserve">. </w:t>
+      </w:r>
       <w:r>
         <w:rPr>
           <w:bCs/>
@@ -3259,8 +3279,13 @@
     </w:p>
     <w:p>
       <w:pPr>
-        <w:rPr>
-          <w:b/>
+        <w:pStyle w:val="Prrafodelista"/>
+        <w:numPr>
+          <w:ilvl w:val="0"/>
+          <w:numId w:val="39"/>
+        </w:numPr>
+        <w:rPr>
+          <w:bCs/>
         </w:rPr>
       </w:pPr>
       <w:r>
@@ -3269,13 +3294,12 @@
         </w:rPr>
         <w:t>Crisis</w:t>
       </w:r>
-    </w:p>
-    <w:p>
-      <w:pPr>
-        <w:rPr>
-          <w:bCs/>
-        </w:rPr>
-      </w:pPr>
+      <w:r>
+        <w:rPr>
+          <w:b/>
+        </w:rPr>
+        <w:t xml:space="preserve">. </w:t>
+      </w:r>
       <w:r>
         <w:rPr>
           <w:bCs/>
@@ -3285,8 +3309,13 @@
     </w:p>
     <w:p>
       <w:pPr>
-        <w:rPr>
-          <w:b/>
+        <w:pStyle w:val="Prrafodelista"/>
+        <w:numPr>
+          <w:ilvl w:val="0"/>
+          <w:numId w:val="39"/>
+        </w:numPr>
+        <w:rPr>
+          <w:bCs/>
         </w:rPr>
       </w:pPr>
       <w:r>
@@ -3295,30 +3324,17 @@
         </w:rPr>
         <w:t>Post crisis</w:t>
       </w:r>
-    </w:p>
-    <w:p>
-      <w:pPr>
-        <w:rPr>
-          <w:bCs/>
-        </w:rPr>
-      </w:pPr>
-      <w:r>
-        <w:rPr>
-          <w:bCs/>
-        </w:rPr>
-        <w:t>Aporta procedimientos para continuar con la comunicación a partir de lecci</w:t>
-      </w:r>
-      <w:r>
-        <w:rPr>
-          <w:bCs/>
-        </w:rPr>
-        <w:t>ones</w:t>
-      </w:r>
-      <w:r>
-        <w:rPr>
-          <w:bCs/>
-        </w:rPr>
-        <w:t xml:space="preserve"> aprendidas para reducir la probabilidad de la situación.</w:t>
+      <w:r>
+        <w:rPr>
+          <w:b/>
+        </w:rPr>
+        <w:t xml:space="preserve">. </w:t>
+      </w:r>
+      <w:r>
+        <w:rPr>
+          <w:bCs/>
+        </w:rPr>
+        <w:t>Aporta procedimientos para continuar con la comunicación a partir de lecciones aprendidas para reducir la probabilidad de la situación.</w:t>
       </w:r>
     </w:p>
     <w:p>
@@ -3341,8 +3357,13 @@
     </w:p>
     <w:p>
       <w:pPr>
-        <w:rPr>
-          <w:b/>
+        <w:pStyle w:val="Prrafodelista"/>
+        <w:numPr>
+          <w:ilvl w:val="0"/>
+          <w:numId w:val="40"/>
+        </w:numPr>
+        <w:rPr>
+          <w:bCs/>
         </w:rPr>
       </w:pPr>
       <w:r>
@@ -3351,13 +3372,12 @@
         </w:rPr>
         <w:t>Fase preliminar</w:t>
       </w:r>
-    </w:p>
-    <w:p>
-      <w:pPr>
-        <w:rPr>
-          <w:bCs/>
-        </w:rPr>
-      </w:pPr>
+      <w:r>
+        <w:rPr>
+          <w:b/>
+        </w:rPr>
+        <w:t xml:space="preserve">. </w:t>
+      </w:r>
       <w:r>
         <w:rPr>
           <w:bCs/>
@@ -3367,8 +3387,13 @@
     </w:p>
     <w:p>
       <w:pPr>
-        <w:rPr>
-          <w:b/>
+        <w:pStyle w:val="Prrafodelista"/>
+        <w:numPr>
+          <w:ilvl w:val="0"/>
+          <w:numId w:val="40"/>
+        </w:numPr>
+        <w:rPr>
+          <w:bCs/>
         </w:rPr>
       </w:pPr>
       <w:r>
@@ -3377,18 +3402,316 @@
         </w:rPr>
         <w:t>Fase aguda</w:t>
       </w:r>
-    </w:p>
-    <w:p>
-      <w:pPr>
-        <w:rPr>
-          <w:bCs/>
-        </w:rPr>
-      </w:pPr>
+      <w:r>
+        <w:rPr>
+          <w:b/>
+        </w:rPr>
+        <w:t xml:space="preserve">. </w:t>
+      </w:r>
       <w:r>
         <w:rPr>
           <w:bCs/>
         </w:rPr>
         <w:t>Momento en el que se produce la crisis y existe una implicación mediática.</w:t>
+      </w:r>
+    </w:p>
+    <w:p>
+      <w:pPr>
+        <w:pStyle w:val="Prrafodelista"/>
+        <w:numPr>
+          <w:ilvl w:val="0"/>
+          <w:numId w:val="40"/>
+        </w:numPr>
+        <w:rPr>
+          <w:bCs/>
+        </w:rPr>
+      </w:pPr>
+      <w:r>
+        <w:rPr>
+          <w:b/>
+        </w:rPr>
+        <w:t>Fase</w:t>
+      </w:r>
+      <w:r>
+        <w:rPr>
+          <w:b/>
+        </w:rPr>
+        <w:t xml:space="preserve"> pos</w:t>
+      </w:r>
+      <w:r>
+        <w:rPr>
+          <w:b/>
+        </w:rPr>
+        <w:t>traumática</w:t>
+      </w:r>
+      <w:r>
+        <w:rPr>
+          <w:b/>
+        </w:rPr>
+        <w:t xml:space="preserve">. </w:t>
+      </w:r>
+      <w:r>
+        <w:rPr>
+          <w:bCs/>
+        </w:rPr>
+        <w:t>Se produce un balance de cómo se han producido los hechos y las decisiones que han debido tomarse para solucionar la crisis. (Pág.23).</w:t>
+      </w:r>
+    </w:p>
+    <w:p>
+      <w:pPr>
+        <w:rPr>
+          <w:bCs/>
+        </w:rPr>
+      </w:pPr>
+      <w:r>
+        <w:rPr>
+          <w:bCs/>
+        </w:rPr>
+        <w:t xml:space="preserve">Teniendo en cuenta las anteriores definiciones, se puede enfatizar que la comunicación de crisis debe atenderse antes, durante y después de las situaciones. Se sugiere alistarse con anterioridad a través del protocolo de gestión de comunicación en crisis para preparar a los colaboradores y proveedores ante una emergencia; en consecuencia, es necesario implementar unos en el plan de gestión de comunicación de </w:t>
+      </w:r>
+      <w:r>
+        <w:rPr>
+          <w:bCs/>
+        </w:rPr>
+        <w:lastRenderedPageBreak/>
+        <w:t xml:space="preserve">crisis. ¿Cuáles creería usted que son?, </w:t>
+      </w:r>
+      <w:bookmarkStart w:id="5" w:name="_Hlk242977283"/>
+      <w:r>
+        <w:rPr>
+          <w:bCs/>
+        </w:rPr>
+        <w:t xml:space="preserve">para más información </w:t>
+      </w:r>
+      <w:r>
+        <w:rPr>
+          <w:bCs/>
+        </w:rPr>
+        <w:t>se detalla</w:t>
+      </w:r>
+      <w:r>
+        <w:rPr>
+          <w:bCs/>
+        </w:rPr>
+        <w:t xml:space="preserve"> el siguiente recurso de aprendizaje:</w:t>
+      </w:r>
+    </w:p>
+    <w:bookmarkEnd w:id="5"/>
+    <w:p>
+      <w:pPr>
+        <w:pStyle w:val="Prrafodelista"/>
+        <w:numPr>
+          <w:ilvl w:val="0"/>
+          <w:numId w:val="35"/>
+        </w:numPr>
+        <w:rPr>
+          <w:bCs/>
+        </w:rPr>
+      </w:pPr>
+      <w:r>
+        <w:rPr>
+          <w:b/>
+        </w:rPr>
+        <w:t>Precaución</w:t>
+      </w:r>
+      <w:r>
+        <w:rPr>
+          <w:b/>
+        </w:rPr>
+        <w:t xml:space="preserve">. </w:t>
+      </w:r>
+      <w:r>
+        <w:rPr>
+          <w:bCs/>
+        </w:rPr>
+        <w:t>Generar acciones que tengan claridad y coherencia para evitar riesgos o al menos minimizar.</w:t>
+      </w:r>
+    </w:p>
+    <w:p>
+      <w:pPr>
+        <w:pStyle w:val="Prrafodelista"/>
+        <w:numPr>
+          <w:ilvl w:val="0"/>
+          <w:numId w:val="35"/>
+        </w:numPr>
+        <w:rPr>
+          <w:bCs/>
+        </w:rPr>
+      </w:pPr>
+      <w:r>
+        <w:rPr>
+          <w:b/>
+        </w:rPr>
+        <w:t>Prevención</w:t>
+      </w:r>
+      <w:r>
+        <w:rPr>
+          <w:b/>
+        </w:rPr>
+        <w:t xml:space="preserve">. </w:t>
+      </w:r>
+      <w:r>
+        <w:rPr>
+          <w:bCs/>
+        </w:rPr>
+        <w:t>Evidenciar con anterioridad posibles riesgos y acciones de reacción ante ellos.</w:t>
+      </w:r>
+    </w:p>
+    <w:p>
+      <w:pPr>
+        <w:pStyle w:val="Prrafodelista"/>
+        <w:numPr>
+          <w:ilvl w:val="0"/>
+          <w:numId w:val="35"/>
+        </w:numPr>
+        <w:rPr>
+          <w:bCs/>
+        </w:rPr>
+      </w:pPr>
+      <w:r>
+        <w:rPr>
+          <w:b/>
+        </w:rPr>
+        <w:t>Previsión</w:t>
+      </w:r>
+      <w:r>
+        <w:rPr>
+          <w:b/>
+        </w:rPr>
+        <w:t xml:space="preserve">. </w:t>
+      </w:r>
+      <w:r>
+        <w:rPr>
+          <w:bCs/>
+        </w:rPr>
+        <w:t>Si bien es difícil que una organización pueda prepararse para afrontar los riesgos, lo que se debe hacer es un mapa que visualiza riesgos y crisis y sus posibles evoluciones.</w:t>
+      </w:r>
+    </w:p>
+    <w:p>
+      <w:pPr>
+        <w:pStyle w:val="Prrafodelista"/>
+        <w:numPr>
+          <w:ilvl w:val="0"/>
+          <w:numId w:val="35"/>
+        </w:numPr>
+        <w:rPr>
+          <w:bCs/>
+        </w:rPr>
+      </w:pPr>
+      <w:r>
+        <w:rPr>
+          <w:b/>
+        </w:rPr>
+        <w:t>Anticipación en la planificación</w:t>
+      </w:r>
+      <w:r>
+        <w:rPr>
+          <w:b/>
+        </w:rPr>
+        <w:t xml:space="preserve">. </w:t>
+      </w:r>
+      <w:r>
+        <w:rPr>
+          <w:bCs/>
+        </w:rPr>
+        <w:t>Es pertinente diseñar el plan de prevención y las acciones de seguimiento y control de posibles riesgos.</w:t>
+      </w:r>
+    </w:p>
+    <w:p>
+      <w:pPr>
+        <w:pStyle w:val="Prrafodelista"/>
+        <w:numPr>
+          <w:ilvl w:val="0"/>
+          <w:numId w:val="35"/>
+        </w:numPr>
+        <w:rPr>
+          <w:bCs/>
+        </w:rPr>
+      </w:pPr>
+      <w:r>
+        <w:rPr>
+          <w:b/>
+        </w:rPr>
+        <w:t>Reacción planificada</w:t>
+      </w:r>
+      <w:r>
+        <w:rPr>
+          <w:b/>
+        </w:rPr>
+        <w:t xml:space="preserve">. </w:t>
+      </w:r>
+      <w:r>
+        <w:rPr>
+          <w:bCs/>
+        </w:rPr>
+        <w:t>Esta reacción es ante la crisis y se debe diseñar un plan de crisis que defina normas de activación, equipos de ejecución y procedimientos, y recomendaciones para la gestión.</w:t>
+      </w:r>
+    </w:p>
+    <w:p>
+      <w:pPr>
+        <w:pStyle w:val="Prrafodelista"/>
+        <w:numPr>
+          <w:ilvl w:val="0"/>
+          <w:numId w:val="35"/>
+        </w:numPr>
+        <w:rPr>
+          <w:bCs/>
+        </w:rPr>
+      </w:pPr>
+      <w:r>
+        <w:rPr>
+          <w:b/>
+        </w:rPr>
+        <w:t>Apoyo a la gestión y decisión</w:t>
+      </w:r>
+      <w:r>
+        <w:rPr>
+          <w:b/>
+        </w:rPr>
+        <w:t xml:space="preserve">. </w:t>
+      </w:r>
+      <w:r>
+        <w:rPr>
+          <w:bCs/>
+        </w:rPr>
+        <w:t>Está directamente relacionada con las comunicaciones internas y externas que permita dar claridad sobre el acontecimiento, difusión a los medios de comunicación y mensaje a los clientes internos y externos.</w:t>
+      </w:r>
+    </w:p>
+    <w:p>
+      <w:pPr>
+        <w:pStyle w:val="Prrafodelista"/>
+        <w:numPr>
+          <w:ilvl w:val="0"/>
+          <w:numId w:val="35"/>
+        </w:numPr>
+        <w:rPr>
+          <w:bCs/>
+        </w:rPr>
+      </w:pPr>
+      <w:r>
+        <w:rPr>
+          <w:b/>
+        </w:rPr>
+        <w:t>Respeto a la legislación y contratos</w:t>
+      </w:r>
+      <w:r>
+        <w:rPr>
+          <w:b/>
+        </w:rPr>
+        <w:t xml:space="preserve">. </w:t>
+      </w:r>
+      <w:r>
+        <w:rPr>
+          <w:bCs/>
+        </w:rPr>
+        <w:t xml:space="preserve">Enmarcarse en los protocolos legislativos, contractuales e institucionales vigentes relacionados con la crisis. El protocolo de gestión de crisis en redes sociales debe contemplar el cumplimiento de las obligaciones contractuales, la protección de datos personales, los derechos de los consumidores, la propiedad intelectual y los lineamientos internos de vocería de la organización. En Colombia, </w:t>
+      </w:r>
+      <w:r>
+        <w:rPr>
+          <w:bCs/>
+        </w:rPr>
+        <w:lastRenderedPageBreak/>
+        <w:t>cuando la gestión de la crisis involucre datos personales o comunicaciones comerciales, deberán observarse, como mínimo, las disposiciones de la Ley 1581 de 2012, el Decreto 1074 de 2015 y la Ley 2300 de 2023.</w:t>
       </w:r>
     </w:p>
     <w:p>
@@ -3408,264 +3731,14 @@
     </w:p>
     <w:p>
       <w:pPr>
-        <w:rPr>
-          <w:b/>
-        </w:rPr>
-      </w:pPr>
-      <w:r>
-        <w:rPr>
-          <w:b/>
-        </w:rPr>
-        <w:lastRenderedPageBreak/>
-        <w:t>Fase</w:t>
-      </w:r>
-      <w:r>
-        <w:rPr>
-          <w:b/>
-        </w:rPr>
-        <w:t xml:space="preserve"> pos</w:t>
-      </w:r>
-      <w:r>
-        <w:rPr>
-          <w:b/>
-        </w:rPr>
-        <w:t>traumática</w:t>
-      </w:r>
-    </w:p>
-    <w:p>
-      <w:pPr>
-        <w:rPr>
-          <w:bCs/>
-        </w:rPr>
-      </w:pPr>
-      <w:r>
-        <w:rPr>
-          <w:bCs/>
-        </w:rPr>
-        <w:t>Se produce un balance de cómo se han producido los hechos y las decisiones que han debido tomarse para solucionar la crisis. (Pág.23).</w:t>
-      </w:r>
-    </w:p>
-    <w:p>
-      <w:pPr>
-        <w:rPr>
-          <w:bCs/>
-        </w:rPr>
-      </w:pPr>
-      <w:r>
-        <w:rPr>
-          <w:bCs/>
-        </w:rPr>
-        <w:t>Teniendo en cuenta las anteriores definiciones, se puede enfatizar que la comunicación de crisis debe atenderse antes, durante y después de las situaciones. Se sugiere alistarse con anterioridad a través del protocolo de gestión de comunicación en crisis para preparar a los colaboradores y proveedores ante una emergencia; en consecuencia, es necesario implementar unos en el plan de gestión de comunicación de crisis. ¿Cuáles creería usted que son?, para más información observa el siguiente recurso de aprendizaje:</w:t>
-      </w:r>
-    </w:p>
-    <w:p>
-      <w:pPr>
-        <w:rPr>
-          <w:b/>
-        </w:rPr>
-      </w:pPr>
-      <w:r>
-        <w:rPr>
-          <w:b/>
-        </w:rPr>
-        <w:t>Precaución</w:t>
-      </w:r>
-    </w:p>
-    <w:p>
-      <w:pPr>
-        <w:rPr>
-          <w:bCs/>
-        </w:rPr>
-      </w:pPr>
-      <w:r>
-        <w:rPr>
-          <w:bCs/>
-        </w:rPr>
-        <w:t>Generar acciones que tengan claridad y coherencia para evitar riesgos o al menos minimizar.</w:t>
-      </w:r>
-    </w:p>
-    <w:p>
-      <w:pPr>
-        <w:rPr>
-          <w:b/>
-        </w:rPr>
-      </w:pPr>
-      <w:r>
-        <w:rPr>
-          <w:b/>
-        </w:rPr>
-        <w:t>Prevención</w:t>
-      </w:r>
-    </w:p>
-    <w:p>
-      <w:pPr>
-        <w:rPr>
-          <w:bCs/>
-        </w:rPr>
-      </w:pPr>
-      <w:r>
-        <w:rPr>
-          <w:bCs/>
-        </w:rPr>
-        <w:t>Evidenciar con anterioridad posibles riesgos y acciones de reacción ante ellos.</w:t>
-      </w:r>
-    </w:p>
-    <w:p>
-      <w:pPr>
-        <w:rPr>
-          <w:bCs/>
-        </w:rPr>
-      </w:pPr>
-      <w:r>
-        <w:rPr>
-          <w:b/>
-        </w:rPr>
-        <w:t>Previsión</w:t>
-      </w:r>
-    </w:p>
-    <w:p>
-      <w:pPr>
-        <w:rPr>
-          <w:bCs/>
-        </w:rPr>
-      </w:pPr>
-      <w:r>
-        <w:rPr>
-          <w:bCs/>
-        </w:rPr>
-        <w:t>Si bien es difícil que una organización pueda prepararse para afrontar los riesgos, lo que se debe hacer es un mapa que visualiza riesgos y crisis y sus posibles evoluciones.</w:t>
-      </w:r>
-    </w:p>
-    <w:p>
-      <w:pPr>
-        <w:rPr>
-          <w:b/>
-        </w:rPr>
-      </w:pPr>
-      <w:r>
-        <w:rPr>
-          <w:b/>
-        </w:rPr>
-        <w:t>Anticipación en la planificación</w:t>
-      </w:r>
-    </w:p>
-    <w:p>
-      <w:pPr>
-        <w:rPr>
-          <w:bCs/>
-        </w:rPr>
-      </w:pPr>
-      <w:r>
-        <w:rPr>
-          <w:bCs/>
-        </w:rPr>
-        <w:t>Es pertinente diseñar el plan de prevención y las acciones de seguimiento y control de posibles riesgos.</w:t>
-      </w:r>
-    </w:p>
-    <w:p>
-      <w:pPr>
-        <w:rPr>
-          <w:b/>
-        </w:rPr>
-      </w:pPr>
-      <w:r>
-        <w:rPr>
-          <w:b/>
-        </w:rPr>
-        <w:lastRenderedPageBreak/>
-        <w:t>Reacción planificada</w:t>
-      </w:r>
-    </w:p>
-    <w:p>
-      <w:pPr>
-        <w:rPr>
-          <w:bCs/>
-        </w:rPr>
-      </w:pPr>
-      <w:r>
-        <w:rPr>
-          <w:bCs/>
-        </w:rPr>
-        <w:t>Esta reacción es ante la crisis y se debe diseñar un plan de crisis que defina normas de activación, equipos de ejecución y procedimientos, y recomendaciones para la gestión.</w:t>
-      </w:r>
-    </w:p>
-    <w:p>
-      <w:pPr>
-        <w:rPr>
-          <w:b/>
-        </w:rPr>
-      </w:pPr>
-      <w:r>
-        <w:rPr>
-          <w:b/>
-        </w:rPr>
-        <w:t>Apoyo a la gestión y decisión</w:t>
-      </w:r>
-    </w:p>
-    <w:p>
-      <w:pPr>
-        <w:rPr>
-          <w:bCs/>
-        </w:rPr>
-      </w:pPr>
-      <w:r>
-        <w:rPr>
-          <w:bCs/>
-        </w:rPr>
-        <w:t>Está directamente relacionada con las comunicaciones internas y externas que permita dar claridad sobre el acontecimiento, difusión a los medios de comunicación y mensaje a los clientes internos y externos.</w:t>
-      </w:r>
-    </w:p>
-    <w:p>
-      <w:pPr>
-        <w:rPr>
-          <w:b/>
-        </w:rPr>
-      </w:pPr>
-      <w:r>
-        <w:rPr>
-          <w:b/>
-        </w:rPr>
-        <w:t>Respeto a la legislación y contratos</w:t>
-      </w:r>
-    </w:p>
-    <w:p>
-      <w:pPr>
-        <w:rPr>
-          <w:bCs/>
-        </w:rPr>
-      </w:pPr>
-      <w:r>
-        <w:rPr>
-          <w:bCs/>
-        </w:rPr>
-        <w:t>Enmarcarse en los protocolos legislativos, contractuales e institucionales vigentes relacionados con la crisis. El protocolo de gestión de crisis en redes sociales debe contemplar el cumplimiento de las obligaciones contractuales, la protección de datos personales, los derechos de los consumidores, la propiedad intelectual y los lineamientos internos de vocería de la organización. En Colombia, cuando la gestión de la crisis involucre datos personales o comunicaciones comerciales, deberán observarse, como mínimo, las disposiciones de la Ley 1581 de 2012, el Decreto 1074 de 2015 y la Ley 2300 de 2023.</w:t>
-      </w:r>
-    </w:p>
-    <w:p>
-      <w:pPr>
-        <w:spacing w:before="0" w:after="160" w:line="259" w:lineRule="auto"/>
-        <w:ind w:firstLine="0"/>
-        <w:rPr>
-          <w:bCs/>
-        </w:rPr>
-      </w:pPr>
-      <w:r>
-        <w:rPr>
-          <w:bCs/>
-        </w:rPr>
-        <w:br w:type="page"/>
-      </w:r>
-    </w:p>
-    <w:p>
-      <w:pPr>
         <w:pStyle w:val="Ttulo1"/>
       </w:pPr>
-      <w:bookmarkStart w:id="5" w:name="_Toc234506268"/>
+      <w:bookmarkStart w:id="6" w:name="_Toc242982284"/>
       <w:r>
         <w:lastRenderedPageBreak/>
         <w:t>Herramientas para analítica e informes de resultados</w:t>
       </w:r>
-      <w:bookmarkEnd w:id="5"/>
+      <w:bookmarkEnd w:id="6"/>
     </w:p>
     <w:p>
       <w:pPr>
@@ -3729,13 +3802,12 @@
         </w:rPr>
         <w:t>A su vez, Tomas, D. (2018) plantea que la analítica.</w:t>
       </w:r>
-    </w:p>
-    <w:p>
-      <w:pPr>
-        <w:rPr>
-          <w:lang w:val="es-419" w:eastAsia="es-CO"/>
-        </w:rPr>
-      </w:pPr>
+      <w:r>
+        <w:rPr>
+          <w:lang w:val="es-419" w:eastAsia="es-CO"/>
+        </w:rPr>
+        <w:t xml:space="preserve"> “</w:t>
+      </w:r>
       <w:r>
         <w:rPr>
           <w:lang w:val="es-419" w:eastAsia="es-CO"/>
@@ -3754,6 +3826,12 @@
           <w:lang w:val="es-419" w:eastAsia="es-CO"/>
         </w:rPr>
         <w:t xml:space="preserve"> que nos ayuden a mejorar e identificar a un público potencial (párr.1).</w:t>
+      </w:r>
+      <w:r>
+        <w:rPr>
+          <w:lang w:val="es-419" w:eastAsia="es-CO"/>
+        </w:rPr>
+        <w:t>”</w:t>
       </w:r>
       <w:r>
         <w:rPr>
@@ -3862,7 +3940,6 @@
         <w:rPr>
           <w:lang w:val="es-419" w:eastAsia="es-CO"/>
         </w:rPr>
-        <w:lastRenderedPageBreak/>
         <w:t>Reconocer los hábitos de consumo de nuestros visitantes.</w:t>
       </w:r>
     </w:p>
@@ -3881,6 +3958,7 @@
         <w:rPr>
           <w:lang w:val="es-419" w:eastAsia="es-CO"/>
         </w:rPr>
+        <w:lastRenderedPageBreak/>
         <w:t>Evaluar la notoriedad de una marca.</w:t>
       </w:r>
     </w:p>
@@ -4106,11 +4184,28 @@
         <w:rPr>
           <w:lang w:val="es-419" w:eastAsia="es-CO"/>
         </w:rPr>
-        <w:t>, lo que posiciona la analítica en redes sociales como estrategias necesarias para medir el grado de interacción de los usuarios. A continuación, revisa el siguiente recurso de aprendizaje para que usted pueda clasificar y valorar cuáles le serán útiles en su campo de acción. Adelante.</w:t>
-      </w:r>
-    </w:p>
-    <w:p>
-      <w:pPr>
+        <w:t>, lo que posiciona la analítica en redes sociales como estrategias necesarias para medir el grado de interacción de los usuarios. A continuación, revis</w:t>
+      </w:r>
+      <w:r>
+        <w:rPr>
+          <w:lang w:val="es-419" w:eastAsia="es-CO"/>
+        </w:rPr>
+        <w:t>e</w:t>
+      </w:r>
+      <w:r>
+        <w:rPr>
+          <w:lang w:val="es-419" w:eastAsia="es-CO"/>
+        </w:rPr>
+        <w:t xml:space="preserve"> el siguiente recurso de aprendizaje para que usted pueda clasificar y valorar cuáles le serán útiles en su campo de acción. Adelante.</w:t>
+      </w:r>
+    </w:p>
+    <w:p>
+      <w:pPr>
+        <w:pStyle w:val="Prrafodelista"/>
+        <w:numPr>
+          <w:ilvl w:val="0"/>
+          <w:numId w:val="41"/>
+        </w:numPr>
         <w:rPr>
           <w:b/>
           <w:bCs/>
@@ -4161,6 +4256,11 @@
     </w:p>
     <w:p>
       <w:pPr>
+        <w:pStyle w:val="Prrafodelista"/>
+        <w:numPr>
+          <w:ilvl w:val="0"/>
+          <w:numId w:val="41"/>
+        </w:numPr>
         <w:rPr>
           <w:lang w:val="es-419" w:eastAsia="es-CO"/>
         </w:rPr>
@@ -4202,6 +4302,11 @@
     </w:p>
     <w:p>
       <w:pPr>
+        <w:pStyle w:val="Prrafodelista"/>
+        <w:numPr>
+          <w:ilvl w:val="0"/>
+          <w:numId w:val="41"/>
+        </w:numPr>
         <w:rPr>
           <w:b/>
           <w:bCs/>
@@ -4274,6 +4379,11 @@
     </w:p>
     <w:p>
       <w:pPr>
+        <w:pStyle w:val="Prrafodelista"/>
+        <w:numPr>
+          <w:ilvl w:val="0"/>
+          <w:numId w:val="41"/>
+        </w:numPr>
         <w:rPr>
           <w:lang w:val="es-419" w:eastAsia="es-CO"/>
         </w:rPr>
@@ -4298,7 +4408,19 @@
         <w:rPr>
           <w:lang w:val="es-419" w:eastAsia="es-CO"/>
         </w:rPr>
-        <w:t>Esta herramienta continua orientada al análisis de audiencias y al conocimiento de comunidades digitales, especialmente en X (antes Twitter). Permite obtener información sobre los seguidores, identificar patrones de comportamiento, analizar intereses, segmentar audiencias y monitorear conversaciones o hashtags relevantes para una marca.</w:t>
+        <w:t xml:space="preserve">Esta herramienta continua orientada al análisis de audiencias y al conocimiento de comunidades digitales, especialmente en X (antes Twitter). Permite obtener información sobre los seguidores, identificar patrones de comportamiento, analizar intereses, segmentar audiencias y monitorear conversaciones o </w:t>
+      </w:r>
+      <w:r>
+        <w:rPr>
+          <w:rStyle w:val="Extranjerismo"/>
+        </w:rPr>
+        <w:t>hashtags</w:t>
+      </w:r>
+      <w:r>
+        <w:rPr>
+          <w:lang w:val="es-419" w:eastAsia="es-CO"/>
+        </w:rPr>
+        <w:t xml:space="preserve"> relevantes para una marca.</w:t>
       </w:r>
     </w:p>
     <w:p>
@@ -4316,6 +4438,11 @@
     </w:p>
     <w:p>
       <w:pPr>
+        <w:pStyle w:val="Prrafodelista"/>
+        <w:numPr>
+          <w:ilvl w:val="0"/>
+          <w:numId w:val="41"/>
+        </w:numPr>
         <w:rPr>
           <w:b/>
           <w:bCs/>
@@ -4346,6 +4473,11 @@
     </w:p>
     <w:p>
       <w:pPr>
+        <w:pStyle w:val="Prrafodelista"/>
+        <w:numPr>
+          <w:ilvl w:val="0"/>
+          <w:numId w:val="41"/>
+        </w:numPr>
         <w:rPr>
           <w:b/>
           <w:bCs/>
@@ -4408,6 +4540,11 @@
     </w:p>
     <w:p>
       <w:pPr>
+        <w:pStyle w:val="Prrafodelista"/>
+        <w:numPr>
+          <w:ilvl w:val="0"/>
+          <w:numId w:val="41"/>
+        </w:numPr>
         <w:rPr>
           <w:b/>
           <w:bCs/>
@@ -4452,6 +4589,11 @@
     </w:p>
     <w:p>
       <w:pPr>
+        <w:pStyle w:val="Prrafodelista"/>
+        <w:numPr>
+          <w:ilvl w:val="0"/>
+          <w:numId w:val="41"/>
+        </w:numPr>
         <w:rPr>
           <w:b/>
           <w:bCs/>
@@ -4532,6 +4674,11 @@
     </w:p>
     <w:p>
       <w:pPr>
+        <w:pStyle w:val="Prrafodelista"/>
+        <w:numPr>
+          <w:ilvl w:val="0"/>
+          <w:numId w:val="41"/>
+        </w:numPr>
         <w:rPr>
           <w:b/>
           <w:bCs/>
@@ -4649,12 +4796,12 @@
       <w:pPr>
         <w:pStyle w:val="Ttulo1"/>
       </w:pPr>
-      <w:bookmarkStart w:id="6" w:name="_Toc234506269"/>
+      <w:bookmarkStart w:id="7" w:name="_Toc242982285"/>
       <w:r>
         <w:lastRenderedPageBreak/>
         <w:t>Elaboración e informe descriptivo del producto</w:t>
       </w:r>
-      <w:bookmarkEnd w:id="6"/>
+      <w:bookmarkEnd w:id="7"/>
     </w:p>
     <w:p>
       <w:pPr>
@@ -5235,12 +5382,12 @@
       <w:pPr>
         <w:pStyle w:val="Ttulo1"/>
       </w:pPr>
-      <w:bookmarkStart w:id="7" w:name="_Toc234506270"/>
+      <w:bookmarkStart w:id="8" w:name="_Toc242982286"/>
       <w:r>
         <w:lastRenderedPageBreak/>
         <w:t>Elaboración e interpretación de gráficos</w:t>
       </w:r>
-      <w:bookmarkEnd w:id="7"/>
+      <w:bookmarkEnd w:id="8"/>
     </w:p>
     <w:p>
       <w:pPr>
@@ -5273,8 +5420,8 @@
           <w:noProof/>
         </w:rPr>
         <w:drawing>
-          <wp:inline distT="0" distB="0" distL="0" distR="0" wp14:anchorId="4F995BD6" wp14:editId="764A5C53">
-            <wp:extent cx="4680000" cy="2632500"/>
+          <wp:inline distT="0" distB="0" distL="0" distR="0" wp14:anchorId="4F995BD6" wp14:editId="7AE82A5A">
+            <wp:extent cx="4680000" cy="2631600"/>
             <wp:effectExtent l="0" t="0" r="6350" b="0"/>
             <wp:docPr id="102145082" name="Imagen 102145082">
               <a:extLst xmlns:a="http://schemas.openxmlformats.org/drawingml/2006/main">
@@ -5316,7 +5463,7 @@
                   <pic:spPr bwMode="auto">
                     <a:xfrm>
                       <a:off x="0" y="0"/>
-                      <a:ext cx="4680000" cy="2632500"/>
+                      <a:ext cx="4680000" cy="2631600"/>
                     </a:xfrm>
                     <a:prstGeom prst="rect">
                       <a:avLst/>
@@ -5542,12 +5689,12 @@
       <w:pPr>
         <w:pStyle w:val="Ttulo2"/>
       </w:pPr>
-      <w:bookmarkStart w:id="8" w:name="_Toc234506271"/>
+      <w:bookmarkStart w:id="9" w:name="_Toc242982287"/>
       <w:r>
         <w:lastRenderedPageBreak/>
         <w:t>Características de los gráficos</w:t>
       </w:r>
-      <w:bookmarkEnd w:id="8"/>
+      <w:bookmarkEnd w:id="9"/>
     </w:p>
     <w:p>
       <w:pPr>
@@ -5712,13 +5859,22 @@
         </w:rPr>
         <w:t>Explicación</w:t>
       </w:r>
-    </w:p>
-    <w:p>
-      <w:pPr>
-        <w:rPr>
-          <w:lang w:val="es-419" w:eastAsia="es-CO"/>
-        </w:rPr>
-      </w:pPr>
+      <w:r>
+        <w:rPr>
+          <w:b/>
+          <w:bCs/>
+          <w:lang w:val="es-419" w:eastAsia="es-CO"/>
+        </w:rPr>
+        <w:t>.</w:t>
+      </w:r>
+      <w:r>
+        <w:rPr>
+          <w:b/>
+          <w:bCs/>
+          <w:lang w:val="es-419" w:eastAsia="es-CO"/>
+        </w:rPr>
+        <w:t xml:space="preserve"> </w:t>
+      </w:r>
       <w:r>
         <w:rPr>
           <w:lang w:val="es-419" w:eastAsia="es-CO"/>
@@ -5775,24 +5931,11 @@
         </w:rPr>
         <w:t xml:space="preserve"> </w:t>
       </w:r>
-    </w:p>
-    <w:p>
-      <w:pPr>
-        <w:rPr>
-          <w:lang w:val="es-419" w:eastAsia="es-CO"/>
-        </w:rPr>
-      </w:pPr>
-      <w:r>
-        <w:rPr>
-          <w:lang w:val="es-419" w:eastAsia="es-CO"/>
-        </w:rPr>
-        <w:t xml:space="preserve">Este gráfico se implementa para representar variables cuantitativas o cualitativas </w:t>
-      </w:r>
-      <w:r>
-        <w:rPr>
-          <w:lang w:val="es-419" w:eastAsia="es-CO"/>
-        </w:rPr>
-        <w:t>ordinales</w:t>
+      <w:r>
+        <w:rPr>
+          <w:lang w:val="es-419" w:eastAsia="es-CO"/>
+        </w:rPr>
+        <w:t>Este gráfico se implementa para representar variables cuantitativas o cualitativas ordinales</w:t>
       </w:r>
       <w:r>
         <w:rPr>
@@ -5826,8 +5969,6 @@
           <w:numId w:val="33"/>
         </w:numPr>
         <w:rPr>
-          <w:b/>
-          <w:bCs/>
           <w:lang w:val="es-419" w:eastAsia="es-CO"/>
         </w:rPr>
       </w:pPr>
@@ -5839,24 +5980,19 @@
         </w:rPr>
         <w:t>Explicación</w:t>
       </w:r>
-    </w:p>
-    <w:p>
-      <w:pPr>
-        <w:rPr>
-          <w:lang w:val="es-419" w:eastAsia="es-CO"/>
-        </w:rPr>
-      </w:pPr>
+      <w:r>
+        <w:rPr>
+          <w:b/>
+          <w:bCs/>
+          <w:lang w:val="es-419" w:eastAsia="es-CO"/>
+        </w:rPr>
+        <w:t xml:space="preserve">. </w:t>
+      </w:r>
       <w:r>
         <w:rPr>
           <w:lang w:val="es-419" w:eastAsia="es-CO"/>
         </w:rPr>
         <w:t>Es el gráfico más utilizado se conforma de un eje x que posiciona conceptos y un eje y que define la escala de valor y se representa mediante barras o rectángulos.</w:t>
-      </w:r>
-      <w:r>
-        <w:rPr>
-          <w:lang w:val="es-419" w:eastAsia="es-CO"/>
-        </w:rPr>
-        <w:br w:type="page"/>
       </w:r>
     </w:p>
     <w:p>
@@ -5867,27 +6003,25 @@
           <w:numId w:val="33"/>
         </w:numPr>
         <w:rPr>
-          <w:b/>
-          <w:bCs/>
-          <w:lang w:val="es-419" w:eastAsia="es-CO"/>
-        </w:rPr>
-      </w:pPr>
-      <w:r>
-        <w:rPr>
-          <w:b/>
-          <w:bCs/>
-          <w:lang w:val="es-419" w:eastAsia="es-CO"/>
-        </w:rPr>
-        <w:lastRenderedPageBreak/>
+          <w:lang w:val="es-419" w:eastAsia="es-CO"/>
+        </w:rPr>
+      </w:pPr>
+      <w:r>
+        <w:rPr>
+          <w:b/>
+          <w:bCs/>
+          <w:lang w:val="es-419" w:eastAsia="es-CO"/>
+        </w:rPr>
         <w:t>¿Cuándo se usa?</w:t>
       </w:r>
-    </w:p>
-    <w:p>
-      <w:pPr>
-        <w:rPr>
-          <w:lang w:val="es-419" w:eastAsia="es-CO"/>
-        </w:rPr>
-      </w:pPr>
+      <w:r>
+        <w:rPr>
+          <w:b/>
+          <w:bCs/>
+          <w:lang w:val="es-419" w:eastAsia="es-CO"/>
+        </w:rPr>
+        <w:t xml:space="preserve"> </w:t>
+      </w:r>
       <w:r>
         <w:rPr>
           <w:lang w:val="es-419" w:eastAsia="es-CO"/>
@@ -5920,8 +6054,6 @@
           <w:numId w:val="33"/>
         </w:numPr>
         <w:rPr>
-          <w:b/>
-          <w:bCs/>
           <w:lang w:val="es-419" w:eastAsia="es-CO"/>
         </w:rPr>
       </w:pPr>
@@ -5933,13 +6065,14 @@
         </w:rPr>
         <w:t>Explicación</w:t>
       </w:r>
-    </w:p>
-    <w:p>
-      <w:pPr>
-        <w:rPr>
-          <w:lang w:val="es-419" w:eastAsia="es-CO"/>
-        </w:rPr>
-      </w:pPr>
+      <w:r>
+        <w:rPr>
+          <w:b/>
+          <w:bCs/>
+          <w:lang w:val="es-419" w:eastAsia="es-CO"/>
+        </w:rPr>
+        <w:t xml:space="preserve">. </w:t>
+      </w:r>
       <w:r>
         <w:rPr>
           <w:lang w:val="es-419" w:eastAsia="es-CO"/>
@@ -5955,26 +6088,26 @@
           <w:numId w:val="33"/>
         </w:numPr>
         <w:rPr>
-          <w:b/>
-          <w:bCs/>
-          <w:lang w:val="es-419" w:eastAsia="es-CO"/>
-        </w:rPr>
-      </w:pPr>
-      <w:r>
-        <w:rPr>
-          <w:b/>
-          <w:bCs/>
-          <w:lang w:val="es-419" w:eastAsia="es-CO"/>
-        </w:rPr>
+          <w:lang w:val="es-419" w:eastAsia="es-CO"/>
+        </w:rPr>
+      </w:pPr>
+      <w:r>
+        <w:rPr>
+          <w:b/>
+          <w:bCs/>
+          <w:lang w:val="es-419" w:eastAsia="es-CO"/>
+        </w:rPr>
+        <w:lastRenderedPageBreak/>
         <w:t>¿Cuándo se usa?</w:t>
       </w:r>
-    </w:p>
-    <w:p>
-      <w:pPr>
-        <w:rPr>
-          <w:lang w:val="es-419" w:eastAsia="es-CO"/>
-        </w:rPr>
-      </w:pPr>
+      <w:r>
+        <w:rPr>
+          <w:b/>
+          <w:bCs/>
+          <w:lang w:val="es-419" w:eastAsia="es-CO"/>
+        </w:rPr>
+        <w:t xml:space="preserve"> </w:t>
+      </w:r>
       <w:r>
         <w:rPr>
           <w:lang w:val="es-419" w:eastAsia="es-CO"/>
@@ -6018,13 +6151,14 @@
         </w:rPr>
         <w:t>Explicación</w:t>
       </w:r>
-    </w:p>
-    <w:p>
-      <w:pPr>
-        <w:rPr>
-          <w:lang w:val="es-419" w:eastAsia="es-CO"/>
-        </w:rPr>
-      </w:pPr>
+      <w:r>
+        <w:rPr>
+          <w:b/>
+          <w:bCs/>
+          <w:lang w:val="es-419" w:eastAsia="es-CO"/>
+        </w:rPr>
+        <w:t xml:space="preserve">. </w:t>
+      </w:r>
       <w:r>
         <w:rPr>
           <w:lang w:val="es-419" w:eastAsia="es-CO"/>
@@ -6040,8 +6174,6 @@
           <w:numId w:val="33"/>
         </w:numPr>
         <w:rPr>
-          <w:b/>
-          <w:bCs/>
           <w:lang w:val="es-419" w:eastAsia="es-CO"/>
         </w:rPr>
       </w:pPr>
@@ -6053,13 +6185,14 @@
         </w:rPr>
         <w:t>¿Cuándo se usa?</w:t>
       </w:r>
-    </w:p>
-    <w:p>
-      <w:pPr>
-        <w:rPr>
-          <w:lang w:val="es-419" w:eastAsia="es-CO"/>
-        </w:rPr>
-      </w:pPr>
+      <w:r>
+        <w:rPr>
+          <w:b/>
+          <w:bCs/>
+          <w:lang w:val="es-419" w:eastAsia="es-CO"/>
+        </w:rPr>
+        <w:t xml:space="preserve"> </w:t>
+      </w:r>
       <w:r>
         <w:rPr>
           <w:lang w:val="es-419" w:eastAsia="es-CO"/>
@@ -6092,8 +6225,6 @@
           <w:numId w:val="33"/>
         </w:numPr>
         <w:rPr>
-          <w:b/>
-          <w:bCs/>
           <w:lang w:val="es-419" w:eastAsia="es-CO"/>
         </w:rPr>
       </w:pPr>
@@ -6105,18 +6236,18 @@
         </w:rPr>
         <w:t>Explicación</w:t>
       </w:r>
-    </w:p>
-    <w:p>
-      <w:pPr>
-        <w:rPr>
-          <w:lang w:val="es-419" w:eastAsia="es-CO"/>
-        </w:rPr>
-      </w:pPr>
-      <w:r>
-        <w:rPr>
-          <w:lang w:val="es-419" w:eastAsia="es-CO"/>
-        </w:rPr>
-        <w:lastRenderedPageBreak/>
+      <w:r>
+        <w:rPr>
+          <w:b/>
+          <w:bCs/>
+          <w:lang w:val="es-419" w:eastAsia="es-CO"/>
+        </w:rPr>
+        <w:t xml:space="preserve">. </w:t>
+      </w:r>
+      <w:r>
+        <w:rPr>
+          <w:lang w:val="es-419" w:eastAsia="es-CO"/>
+        </w:rPr>
         <w:t>Gráfico conformado por las variables definidas en el eje X y las frecuencias en el eje Y se marcan los puntos, para luego unirlos y formar una línea poligonal constante o irregular llamada gráfica poligonal.</w:t>
       </w:r>
     </w:p>
@@ -6128,8 +6259,6 @@
           <w:numId w:val="33"/>
         </w:numPr>
         <w:rPr>
-          <w:b/>
-          <w:bCs/>
           <w:lang w:val="es-419" w:eastAsia="es-CO"/>
         </w:rPr>
       </w:pPr>
@@ -6149,13 +6278,6 @@
         </w:rPr>
         <w:t xml:space="preserve"> </w:t>
       </w:r>
-    </w:p>
-    <w:p>
-      <w:pPr>
-        <w:rPr>
-          <w:lang w:val="es-419" w:eastAsia="es-CO"/>
-        </w:rPr>
-      </w:pPr>
       <w:r>
         <w:rPr>
           <w:lang w:val="es-419" w:eastAsia="es-CO"/>
@@ -6188,8 +6310,6 @@
           <w:numId w:val="33"/>
         </w:numPr>
         <w:rPr>
-          <w:b/>
-          <w:bCs/>
           <w:lang w:val="es-419" w:eastAsia="es-CO"/>
         </w:rPr>
       </w:pPr>
@@ -6201,13 +6321,14 @@
         </w:rPr>
         <w:t>Explicación</w:t>
       </w:r>
-    </w:p>
-    <w:p>
-      <w:pPr>
-        <w:rPr>
-          <w:lang w:val="es-419" w:eastAsia="es-CO"/>
-        </w:rPr>
-      </w:pPr>
+      <w:r>
+        <w:rPr>
+          <w:b/>
+          <w:bCs/>
+          <w:lang w:val="es-419" w:eastAsia="es-CO"/>
+        </w:rPr>
+        <w:t xml:space="preserve">. </w:t>
+      </w:r>
       <w:r>
         <w:rPr>
           <w:lang w:val="es-419" w:eastAsia="es-CO"/>
@@ -6223,8 +6344,6 @@
           <w:numId w:val="33"/>
         </w:numPr>
         <w:rPr>
-          <w:b/>
-          <w:bCs/>
           <w:lang w:val="es-419" w:eastAsia="es-CO"/>
         </w:rPr>
       </w:pPr>
@@ -6244,13 +6363,6 @@
         </w:rPr>
         <w:t xml:space="preserve"> </w:t>
       </w:r>
-    </w:p>
-    <w:p>
-      <w:pPr>
-        <w:rPr>
-          <w:lang w:val="es-419" w:eastAsia="es-CO"/>
-        </w:rPr>
-      </w:pPr>
       <w:r>
         <w:rPr>
           <w:lang w:val="es-419" w:eastAsia="es-CO"/>
@@ -6272,6 +6384,7 @@
           <w:bCs/>
           <w:lang w:val="es-419" w:eastAsia="es-CO"/>
         </w:rPr>
+        <w:lastRenderedPageBreak/>
         <w:t xml:space="preserve">Gráfico radial </w:t>
       </w:r>
       <w:r>
@@ -6291,8 +6404,6 @@
           <w:numId w:val="33"/>
         </w:numPr>
         <w:rPr>
-          <w:b/>
-          <w:bCs/>
           <w:lang w:val="es-419" w:eastAsia="es-CO"/>
         </w:rPr>
       </w:pPr>
@@ -6304,13 +6415,14 @@
         </w:rPr>
         <w:t>Explicación</w:t>
       </w:r>
-    </w:p>
-    <w:p>
-      <w:pPr>
-        <w:rPr>
-          <w:lang w:val="es-419" w:eastAsia="es-CO"/>
-        </w:rPr>
-      </w:pPr>
+      <w:r>
+        <w:rPr>
+          <w:b/>
+          <w:bCs/>
+          <w:lang w:val="es-419" w:eastAsia="es-CO"/>
+        </w:rPr>
+        <w:t xml:space="preserve">. </w:t>
+      </w:r>
       <w:r>
         <w:rPr>
           <w:lang w:val="es-419" w:eastAsia="es-CO"/>
@@ -6326,8 +6438,6 @@
           <w:numId w:val="33"/>
         </w:numPr>
         <w:rPr>
-          <w:b/>
-          <w:bCs/>
           <w:lang w:val="es-419" w:eastAsia="es-CO"/>
         </w:rPr>
       </w:pPr>
@@ -6347,13 +6457,6 @@
         </w:rPr>
         <w:t xml:space="preserve"> </w:t>
       </w:r>
-    </w:p>
-    <w:p>
-      <w:pPr>
-        <w:rPr>
-          <w:lang w:val="es-419" w:eastAsia="es-CO"/>
-        </w:rPr>
-      </w:pPr>
       <w:r>
         <w:rPr>
           <w:lang w:val="es-419" w:eastAsia="es-CO"/>
@@ -6375,7 +6478,6 @@
           <w:bCs/>
           <w:lang w:val="es-419" w:eastAsia="es-CO"/>
         </w:rPr>
-        <w:lastRenderedPageBreak/>
         <w:t>Histograma</w:t>
       </w:r>
     </w:p>
@@ -6398,13 +6500,14 @@
         </w:rPr>
         <w:t>Explicación</w:t>
       </w:r>
-    </w:p>
-    <w:p>
-      <w:pPr>
-        <w:rPr>
-          <w:lang w:val="es-419" w:eastAsia="es-CO"/>
-        </w:rPr>
-      </w:pPr>
+      <w:r>
+        <w:rPr>
+          <w:b/>
+          <w:bCs/>
+          <w:lang w:val="es-419" w:eastAsia="es-CO"/>
+        </w:rPr>
+        <w:t xml:space="preserve">. </w:t>
+      </w:r>
       <w:r>
         <w:rPr>
           <w:lang w:val="es-419" w:eastAsia="es-CO"/>
@@ -6420,8 +6523,6 @@
           <w:numId w:val="33"/>
         </w:numPr>
         <w:rPr>
-          <w:b/>
-          <w:bCs/>
           <w:lang w:val="es-419" w:eastAsia="es-CO"/>
         </w:rPr>
       </w:pPr>
@@ -6433,13 +6534,14 @@
         </w:rPr>
         <w:t>¿Cuándo se usa?</w:t>
       </w:r>
-    </w:p>
-    <w:p>
-      <w:pPr>
-        <w:rPr>
-          <w:lang w:val="es-419" w:eastAsia="es-CO"/>
-        </w:rPr>
-      </w:pPr>
+      <w:r>
+        <w:rPr>
+          <w:b/>
+          <w:bCs/>
+          <w:lang w:val="es-419" w:eastAsia="es-CO"/>
+        </w:rPr>
+        <w:t xml:space="preserve"> </w:t>
+      </w:r>
       <w:r>
         <w:rPr>
           <w:lang w:val="es-419" w:eastAsia="es-CO"/>
@@ -6483,13 +6585,14 @@
         </w:rPr>
         <w:t>Explicación</w:t>
       </w:r>
-    </w:p>
-    <w:p>
-      <w:pPr>
-        <w:rPr>
-          <w:lang w:val="es-419" w:eastAsia="es-CO"/>
-        </w:rPr>
-      </w:pPr>
+      <w:r>
+        <w:rPr>
+          <w:b/>
+          <w:bCs/>
+          <w:lang w:val="es-419" w:eastAsia="es-CO"/>
+        </w:rPr>
+        <w:t xml:space="preserve">. </w:t>
+      </w:r>
       <w:r>
         <w:rPr>
           <w:lang w:val="es-419" w:eastAsia="es-CO"/>
@@ -6529,8 +6632,6 @@
           <w:numId w:val="33"/>
         </w:numPr>
         <w:rPr>
-          <w:b/>
-          <w:bCs/>
           <w:lang w:val="es-419" w:eastAsia="es-CO"/>
         </w:rPr>
       </w:pPr>
@@ -6542,13 +6643,14 @@
         </w:rPr>
         <w:t>¿Cuándo se usa?</w:t>
       </w:r>
-    </w:p>
-    <w:p>
-      <w:pPr>
-        <w:rPr>
-          <w:lang w:val="es-419" w:eastAsia="es-CO"/>
-        </w:rPr>
-      </w:pPr>
+      <w:r>
+        <w:rPr>
+          <w:b/>
+          <w:bCs/>
+          <w:lang w:val="es-419" w:eastAsia="es-CO"/>
+        </w:rPr>
+        <w:t xml:space="preserve"> </w:t>
+      </w:r>
       <w:r>
         <w:rPr>
           <w:lang w:val="es-419" w:eastAsia="es-CO"/>
@@ -6558,18 +6660,38 @@
     </w:p>
     <w:p>
       <w:pPr>
-        <w:rPr>
-          <w:b/>
-          <w:bCs/>
-          <w:lang w:val="es-419" w:eastAsia="es-CO"/>
-        </w:rPr>
-      </w:pPr>
-      <w:r>
-        <w:rPr>
-          <w:b/>
-          <w:bCs/>
-          <w:lang w:val="es-419" w:eastAsia="es-CO"/>
-        </w:rPr>
+        <w:spacing w:before="0" w:after="160" w:line="259" w:lineRule="auto"/>
+        <w:ind w:firstLine="0"/>
+        <w:rPr>
+          <w:b/>
+          <w:bCs/>
+          <w:lang w:val="es-419" w:eastAsia="es-CO"/>
+        </w:rPr>
+      </w:pPr>
+      <w:r>
+        <w:rPr>
+          <w:b/>
+          <w:bCs/>
+          <w:lang w:val="es-419" w:eastAsia="es-CO"/>
+        </w:rPr>
+        <w:br w:type="page"/>
+      </w:r>
+    </w:p>
+    <w:p>
+      <w:pPr>
+        <w:rPr>
+          <w:b/>
+          <w:bCs/>
+          <w:lang w:val="es-419" w:eastAsia="es-CO"/>
+        </w:rPr>
+      </w:pPr>
+      <w:r>
+        <w:rPr>
+          <w:b/>
+          <w:bCs/>
+          <w:lang w:val="es-419" w:eastAsia="es-CO"/>
+        </w:rPr>
+        <w:lastRenderedPageBreak/>
         <w:t>Gráfico de dispersión</w:t>
       </w:r>
     </w:p>
@@ -6581,8 +6703,6 @@
           <w:numId w:val="33"/>
         </w:numPr>
         <w:rPr>
-          <w:b/>
-          <w:bCs/>
           <w:lang w:val="es-419" w:eastAsia="es-CO"/>
         </w:rPr>
       </w:pPr>
@@ -6594,13 +6714,14 @@
         </w:rPr>
         <w:t>Explicación</w:t>
       </w:r>
-    </w:p>
-    <w:p>
-      <w:pPr>
-        <w:rPr>
-          <w:lang w:val="es-419" w:eastAsia="es-CO"/>
-        </w:rPr>
-      </w:pPr>
+      <w:r>
+        <w:rPr>
+          <w:b/>
+          <w:bCs/>
+          <w:lang w:val="es-419" w:eastAsia="es-CO"/>
+        </w:rPr>
+        <w:t xml:space="preserve">. </w:t>
+      </w:r>
       <w:r>
         <w:rPr>
           <w:lang w:val="es-419" w:eastAsia="es-CO"/>
@@ -6616,27 +6737,25 @@
           <w:numId w:val="33"/>
         </w:numPr>
         <w:rPr>
-          <w:b/>
-          <w:bCs/>
-          <w:lang w:val="es-419" w:eastAsia="es-CO"/>
-        </w:rPr>
-      </w:pPr>
-      <w:r>
-        <w:rPr>
-          <w:b/>
-          <w:bCs/>
-          <w:lang w:val="es-419" w:eastAsia="es-CO"/>
-        </w:rPr>
-        <w:lastRenderedPageBreak/>
+          <w:lang w:val="es-419" w:eastAsia="es-CO"/>
+        </w:rPr>
+      </w:pPr>
+      <w:r>
+        <w:rPr>
+          <w:b/>
+          <w:bCs/>
+          <w:lang w:val="es-419" w:eastAsia="es-CO"/>
+        </w:rPr>
         <w:t>¿Cuándo se usa?</w:t>
       </w:r>
-    </w:p>
-    <w:p>
-      <w:pPr>
-        <w:rPr>
-          <w:lang w:val="es-419" w:eastAsia="es-CO"/>
-        </w:rPr>
-      </w:pPr>
+      <w:r>
+        <w:rPr>
+          <w:b/>
+          <w:bCs/>
+          <w:lang w:val="es-419" w:eastAsia="es-CO"/>
+        </w:rPr>
+        <w:t xml:space="preserve"> </w:t>
+      </w:r>
       <w:r>
         <w:rPr>
           <w:lang w:val="es-419" w:eastAsia="es-CO"/>
@@ -6680,13 +6799,14 @@
         </w:rPr>
         <w:t>Explicación</w:t>
       </w:r>
-    </w:p>
-    <w:p>
-      <w:pPr>
-        <w:rPr>
-          <w:lang w:val="es-419" w:eastAsia="es-CO"/>
-        </w:rPr>
-      </w:pPr>
+      <w:r>
+        <w:rPr>
+          <w:b/>
+          <w:bCs/>
+          <w:lang w:val="es-419" w:eastAsia="es-CO"/>
+        </w:rPr>
+        <w:t xml:space="preserve">. </w:t>
+      </w:r>
       <w:r>
         <w:rPr>
           <w:lang w:val="es-419" w:eastAsia="es-CO"/>
@@ -6702,8 +6822,6 @@
           <w:numId w:val="33"/>
         </w:numPr>
         <w:rPr>
-          <w:b/>
-          <w:bCs/>
           <w:lang w:val="es-419" w:eastAsia="es-CO"/>
         </w:rPr>
       </w:pPr>
@@ -6715,13 +6833,14 @@
         </w:rPr>
         <w:t>¿Cuándo se usa?</w:t>
       </w:r>
-    </w:p>
-    <w:p>
-      <w:pPr>
-        <w:rPr>
-          <w:lang w:val="es-419" w:eastAsia="es-CO"/>
-        </w:rPr>
-      </w:pPr>
+      <w:r>
+        <w:rPr>
+          <w:b/>
+          <w:bCs/>
+          <w:lang w:val="es-419" w:eastAsia="es-CO"/>
+        </w:rPr>
+        <w:t xml:space="preserve"> </w:t>
+      </w:r>
       <w:r>
         <w:rPr>
           <w:lang w:val="es-419" w:eastAsia="es-CO"/>
@@ -6733,11 +6852,11 @@
       <w:pPr>
         <w:pStyle w:val="Ttulo2"/>
       </w:pPr>
-      <w:bookmarkStart w:id="9" w:name="_Toc234506272"/>
+      <w:bookmarkStart w:id="10" w:name="_Toc242982288"/>
       <w:r>
         <w:t>Tipos de analíticas</w:t>
       </w:r>
-      <w:bookmarkEnd w:id="9"/>
+      <w:bookmarkEnd w:id="10"/>
     </w:p>
     <w:p>
       <w:pPr>
@@ -6754,9 +6873,12 @@
     </w:p>
     <w:p>
       <w:pPr>
-        <w:rPr>
-          <w:b/>
-          <w:bCs/>
+        <w:pStyle w:val="Prrafodelista"/>
+        <w:numPr>
+          <w:ilvl w:val="0"/>
+          <w:numId w:val="41"/>
+        </w:numPr>
+        <w:rPr>
           <w:lang w:val="es-419" w:eastAsia="es-CO"/>
         </w:rPr>
       </w:pPr>
@@ -6768,13 +6890,14 @@
         </w:rPr>
         <w:t>Retrospectiva</w:t>
       </w:r>
-    </w:p>
-    <w:p>
-      <w:pPr>
-        <w:rPr>
-          <w:lang w:val="es-419" w:eastAsia="es-CO"/>
-        </w:rPr>
-      </w:pPr>
+      <w:r>
+        <w:rPr>
+          <w:b/>
+          <w:bCs/>
+          <w:lang w:val="es-419" w:eastAsia="es-CO"/>
+        </w:rPr>
+        <w:t xml:space="preserve">. </w:t>
+      </w:r>
       <w:r>
         <w:rPr>
           <w:lang w:val="es-419" w:eastAsia="es-CO"/>
@@ -6791,18 +6914,38 @@
         <w:rPr>
           <w:lang w:val="es-419" w:eastAsia="es-CO"/>
         </w:rPr>
-        <w:t xml:space="preserve"> agregaciones del histórico para la comprensión del estado actual o pasado del negocio; como ejemplo podríamos poner clientes, productos, proveedores.</w:t>
-      </w:r>
-    </w:p>
-    <w:p>
-      <w:pPr>
+        <w:t xml:space="preserve"> agregaciones del histórico para la comprensión del </w:t>
+      </w:r>
+      <w:r>
+        <w:rPr>
+          <w:lang w:val="es-419" w:eastAsia="es-CO"/>
+        </w:rPr>
+        <w:lastRenderedPageBreak/>
+        <w:t>estado actual o pasado del negocio; como ejemplo podríamos poner clientes, productos, proveedores.</w:t>
+      </w:r>
+    </w:p>
+    <w:p>
+      <w:pPr>
+        <w:pStyle w:val="Prrafodelista"/>
+        <w:numPr>
+          <w:ilvl w:val="0"/>
+          <w:numId w:val="41"/>
+        </w:numPr>
+        <w:rPr>
+          <w:lang w:val="es-419" w:eastAsia="es-CO"/>
+        </w:rPr>
+      </w:pPr>
+      <w:proofErr w:type="spellStart"/>
+      <w:r>
         <w:rPr>
           <w:rStyle w:val="Extranjerismo"/>
           <w:b/>
           <w:bCs/>
           <w:lang w:val="es-419" w:eastAsia="es-CO"/>
         </w:rPr>
-      </w:pPr>
+        <w:t>Insights</w:t>
+      </w:r>
+      <w:proofErr w:type="spellEnd"/>
       <w:r>
         <w:rPr>
           <w:rStyle w:val="Extranjerismo"/>
@@ -6810,400 +6953,421 @@
           <w:bCs/>
           <w:lang w:val="es-419" w:eastAsia="es-CO"/>
         </w:rPr>
+        <w:t xml:space="preserve">. </w:t>
+      </w:r>
+      <w:r>
+        <w:rPr>
+          <w:lang w:val="es-419" w:eastAsia="es-CO"/>
+        </w:rPr>
+        <w:t>Análisis de diagnóstico. Gira en torno al “porqué”, es decir da elementos de éxito o fallidos de una campaña, generalmente se combina con la información que entrega el análisis descriptivo.</w:t>
+      </w:r>
+    </w:p>
+    <w:p>
+      <w:pPr>
+        <w:pStyle w:val="Prrafodelista"/>
+        <w:numPr>
+          <w:ilvl w:val="0"/>
+          <w:numId w:val="41"/>
+        </w:numPr>
+        <w:rPr>
+          <w:lang w:val="es-419" w:eastAsia="es-CO"/>
+        </w:rPr>
+      </w:pPr>
+      <w:r>
+        <w:rPr>
+          <w:b/>
+          <w:bCs/>
+          <w:lang w:val="es-419" w:eastAsia="es-CO"/>
+        </w:rPr>
+        <w:t>Previsión</w:t>
+      </w:r>
+      <w:r>
+        <w:rPr>
+          <w:b/>
+          <w:bCs/>
+          <w:lang w:val="es-419" w:eastAsia="es-CO"/>
+        </w:rPr>
+        <w:t xml:space="preserve">. </w:t>
+      </w:r>
+      <w:r>
+        <w:rPr>
+          <w:lang w:val="es-419" w:eastAsia="es-CO"/>
+        </w:rPr>
+        <w:t xml:space="preserve">Análisis predictivo. Basada en el uso de técnicas de </w:t>
+      </w:r>
+      <w:r>
+        <w:rPr>
+          <w:rStyle w:val="Extranjerismo"/>
+          <w:lang w:val="es-419" w:eastAsia="es-CO"/>
+        </w:rPr>
+        <w:t>machine learning</w:t>
+      </w:r>
+      <w:r>
+        <w:rPr>
+          <w:lang w:val="es-419" w:eastAsia="es-CO"/>
+        </w:rPr>
+        <w:t>, datos y algoritmos estadísticos que ayudan a contrarrestar información, para visionar la probabilidad de resultados futuros basado en ese material histórico, definiendo si la estrategia va por buen camino y proveer la mejor evaluación de lo que sucederá en el futuro.</w:t>
+      </w:r>
+    </w:p>
+    <w:p>
+      <w:pPr>
+        <w:pStyle w:val="Prrafodelista"/>
+        <w:numPr>
+          <w:ilvl w:val="0"/>
+          <w:numId w:val="41"/>
+        </w:numPr>
+        <w:rPr>
+          <w:lang w:val="es-419" w:eastAsia="es-CO"/>
+        </w:rPr>
+      </w:pPr>
+      <w:r>
+        <w:rPr>
+          <w:b/>
+          <w:bCs/>
+          <w:lang w:val="es-419" w:eastAsia="es-CO"/>
+        </w:rPr>
+        <w:t>Prospectiva</w:t>
+      </w:r>
+      <w:r>
+        <w:rPr>
+          <w:b/>
+          <w:bCs/>
+          <w:lang w:val="es-419" w:eastAsia="es-CO"/>
+        </w:rPr>
+        <w:t xml:space="preserve">. </w:t>
+      </w:r>
+      <w:r>
+        <w:rPr>
+          <w:lang w:val="es-419" w:eastAsia="es-CO"/>
+        </w:rPr>
+        <w:t>Análisis prescriptivo. Va más allá del análisis predictivo pues entrega elementos sobre acciones futuras, pero te da claridad sobre cómo abordar ese escenario para optimizar los resultados.</w:t>
+      </w:r>
+    </w:p>
+    <w:p>
+      <w:pPr>
+        <w:pStyle w:val="Prrafodelista"/>
+        <w:numPr>
+          <w:ilvl w:val="0"/>
+          <w:numId w:val="41"/>
+        </w:numPr>
+        <w:rPr>
+          <w:lang w:val="es-419" w:eastAsia="es-CO"/>
+        </w:rPr>
+      </w:pPr>
+      <w:r>
+        <w:rPr>
+          <w:b/>
+          <w:bCs/>
+          <w:lang w:val="es-419" w:eastAsia="es-CO"/>
+        </w:rPr>
+        <w:t>Analítica selectiva</w:t>
+      </w:r>
+      <w:r>
+        <w:rPr>
+          <w:b/>
+          <w:bCs/>
+          <w:lang w:val="es-419" w:eastAsia="es-CO"/>
+        </w:rPr>
+        <w:t xml:space="preserve">. </w:t>
+      </w:r>
+      <w:proofErr w:type="spellStart"/>
+      <w:r>
+        <w:rPr>
+          <w:rStyle w:val="Extranjerismo"/>
+          <w:lang w:val="es-419" w:eastAsia="es-CO"/>
+        </w:rPr>
+        <w:t>Reporting</w:t>
+      </w:r>
+      <w:proofErr w:type="spellEnd"/>
+      <w:r>
+        <w:rPr>
+          <w:lang w:val="es-419" w:eastAsia="es-CO"/>
+        </w:rPr>
+        <w:t xml:space="preserve"> que posibilita seleccionar material a través de un filtro con criterios específicos, generalmente se usa para revisión de casos, para grupos de investigación en un área específica o informes de cumplimiento obligatorio.</w:t>
+      </w:r>
+    </w:p>
+    <w:p>
+      <w:pPr>
+        <w:pStyle w:val="Prrafodelista"/>
+        <w:numPr>
+          <w:ilvl w:val="0"/>
+          <w:numId w:val="41"/>
+        </w:numPr>
+        <w:rPr>
+          <w:lang w:val="es-419" w:eastAsia="es-CO"/>
+        </w:rPr>
+      </w:pPr>
+      <w:r>
+        <w:rPr>
+          <w:b/>
+          <w:bCs/>
+          <w:lang w:val="es-419" w:eastAsia="es-CO"/>
+        </w:rPr>
+        <w:t>Analística y exportación de registros</w:t>
+      </w:r>
+      <w:r>
+        <w:rPr>
+          <w:b/>
+          <w:bCs/>
+          <w:lang w:val="es-419" w:eastAsia="es-CO"/>
+        </w:rPr>
+        <w:t xml:space="preserve">. </w:t>
+      </w:r>
+      <w:r>
+        <w:rPr>
+          <w:lang w:val="es-419" w:eastAsia="es-CO"/>
+        </w:rPr>
+        <w:t>Traslada información de su fuente original para generar reportes específicos, generalmente se usa cuando se van a analizar clientes, datos demográficos de usuarios o interacciones con el servicio antes y postventa.</w:t>
+      </w:r>
+    </w:p>
+    <w:p>
+      <w:pPr>
+        <w:pStyle w:val="Prrafodelista"/>
+        <w:numPr>
+          <w:ilvl w:val="0"/>
+          <w:numId w:val="41"/>
+        </w:numPr>
+        <w:rPr>
+          <w:lang w:val="es-419" w:eastAsia="es-CO"/>
+        </w:rPr>
+      </w:pPr>
+      <w:r>
+        <w:rPr>
+          <w:b/>
+          <w:bCs/>
+          <w:lang w:val="es-419" w:eastAsia="es-CO"/>
+        </w:rPr>
+        <w:t>Analíticas periódicas</w:t>
+      </w:r>
+      <w:r>
+        <w:rPr>
+          <w:b/>
+          <w:bCs/>
+          <w:lang w:val="es-419" w:eastAsia="es-CO"/>
+        </w:rPr>
+        <w:t xml:space="preserve">. </w:t>
+      </w:r>
+      <w:r>
+        <w:rPr>
+          <w:lang w:val="es-419" w:eastAsia="es-CO"/>
+        </w:rPr>
+        <w:t>Son los reportes estándar, se diferencian de las listas de seguimiento, porque no se enfoca a una búsqueda intensiva y reducida, sino que generan en periodos de tiempo establecidos y basados en estadística descriptiva, información más general de un área en concreto.</w:t>
+      </w:r>
+    </w:p>
+    <w:p>
+      <w:pPr>
+        <w:pStyle w:val="Ttulo2"/>
+      </w:pPr>
+      <w:bookmarkStart w:id="11" w:name="_Toc242982289"/>
+      <w:r>
         <w:lastRenderedPageBreak/>
-        <w:t>Insights</w:t>
-      </w:r>
-    </w:p>
-    <w:p>
-      <w:pPr>
-        <w:rPr>
-          <w:lang w:val="es-419" w:eastAsia="es-CO"/>
-        </w:rPr>
-      </w:pPr>
-      <w:r>
-        <w:rPr>
-          <w:lang w:val="es-419" w:eastAsia="es-CO"/>
-        </w:rPr>
-        <w:t>Análisis de diagnóstico. Gira en torno al “porqué”, es decir da elementos de éxito o fallidos de una campaña, generalmente se combina con la información que entrega el análisis descriptivo.</w:t>
-      </w:r>
-    </w:p>
-    <w:p>
-      <w:pPr>
-        <w:rPr>
-          <w:lang w:val="es-419" w:eastAsia="es-CO"/>
-        </w:rPr>
-      </w:pPr>
-      <w:r>
-        <w:rPr>
-          <w:b/>
-          <w:bCs/>
-          <w:lang w:val="es-419" w:eastAsia="es-CO"/>
-        </w:rPr>
-        <w:t>Previsión</w:t>
-      </w:r>
-    </w:p>
-    <w:p>
-      <w:pPr>
-        <w:rPr>
-          <w:lang w:val="es-419" w:eastAsia="es-CO"/>
-        </w:rPr>
-      </w:pPr>
-      <w:r>
-        <w:rPr>
-          <w:lang w:val="es-419" w:eastAsia="es-CO"/>
-        </w:rPr>
-        <w:t xml:space="preserve">Análisis predictivo. Basada en el uso de técnicas de </w:t>
+        <w:t>Tipos de métricas</w:t>
+      </w:r>
+      <w:bookmarkEnd w:id="11"/>
+    </w:p>
+    <w:p>
+      <w:pPr>
+        <w:rPr>
+          <w:lang w:val="es-419" w:eastAsia="es-CO"/>
+        </w:rPr>
+      </w:pPr>
+      <w:r>
+        <w:rPr>
+          <w:lang w:val="es-419" w:eastAsia="es-CO"/>
+        </w:rPr>
+        <w:t xml:space="preserve">Un informe estadístico producto de un ejercicio de analítica, entrega datos que ayudan al proceso de análisis del rendimiento de la página y de las redes sociales a través de métricas, que son datos que sirven para analizar el rendimiento de las </w:t>
+      </w:r>
+      <w:r>
+        <w:rPr>
+          <w:lang w:val="es-419" w:eastAsia="es-CO"/>
+        </w:rPr>
+        <w:t>campañas</w:t>
+      </w:r>
+      <w:r>
+        <w:rPr>
+          <w:lang w:val="es-419" w:eastAsia="es-CO"/>
+        </w:rPr>
+        <w:t xml:space="preserve"> de</w:t>
+      </w:r>
+      <w:r>
+        <w:rPr>
+          <w:lang w:val="es-419" w:eastAsia="es-CO"/>
+        </w:rPr>
+        <w:t xml:space="preserve"> </w:t>
       </w:r>
       <w:r>
         <w:rPr>
           <w:rStyle w:val="Extranjerismo"/>
           <w:lang w:val="es-419" w:eastAsia="es-CO"/>
         </w:rPr>
-        <w:t>machine learning</w:t>
-      </w:r>
-      <w:r>
-        <w:rPr>
-          <w:lang w:val="es-419" w:eastAsia="es-CO"/>
-        </w:rPr>
-        <w:t>, datos y algoritmos estadísticos que ayudan a contrarrestar información, para visionar</w:t>
-      </w:r>
-      <w:r>
-        <w:rPr>
-          <w:lang w:val="es-419" w:eastAsia="es-CO"/>
-        </w:rPr>
-        <w:t xml:space="preserve"> la probabilidad de resultados futuros basado en ese material histórico, definiendo si la estrategia va por buen camino y proveer la mejor evaluación de lo que sucederá en el futuro.</w:t>
-      </w:r>
-    </w:p>
-    <w:p>
-      <w:pPr>
-        <w:rPr>
-          <w:lang w:val="es-419" w:eastAsia="es-CO"/>
-        </w:rPr>
-      </w:pPr>
-      <w:r>
-        <w:rPr>
-          <w:b/>
-          <w:bCs/>
-          <w:lang w:val="es-419" w:eastAsia="es-CO"/>
-        </w:rPr>
-        <w:t>Prospectiva</w:t>
-      </w:r>
-    </w:p>
-    <w:p>
-      <w:pPr>
-        <w:rPr>
-          <w:lang w:val="es-419" w:eastAsia="es-CO"/>
-        </w:rPr>
-      </w:pPr>
-      <w:r>
-        <w:rPr>
-          <w:lang w:val="es-419" w:eastAsia="es-CO"/>
-        </w:rPr>
-        <w:t>Análisis prescriptivo. Va más allá del análisis predictivo pues entrega elementos sobre acciones futuras, pero te da claridad sobre cómo abordar ese escenario para optimizar los resultados.</w:t>
-      </w:r>
-    </w:p>
-    <w:p>
-      <w:pPr>
-        <w:rPr>
-          <w:b/>
-          <w:bCs/>
-          <w:lang w:val="es-419" w:eastAsia="es-CO"/>
-        </w:rPr>
-      </w:pPr>
-      <w:r>
-        <w:rPr>
-          <w:b/>
-          <w:bCs/>
-          <w:lang w:val="es-419" w:eastAsia="es-CO"/>
-        </w:rPr>
-        <w:t>Analítica selectiva</w:t>
-      </w:r>
-    </w:p>
-    <w:p>
-      <w:pPr>
-        <w:rPr>
-          <w:lang w:val="es-419" w:eastAsia="es-CO"/>
-        </w:rPr>
-      </w:pPr>
+        <w:t>marketing</w:t>
+      </w:r>
+      <w:r>
+        <w:rPr>
+          <w:lang w:val="es-419" w:eastAsia="es-CO"/>
+        </w:rPr>
+        <w:t xml:space="preserve"> digital. Veremos a continuación algunas métricas comunes en el </w:t>
+      </w:r>
       <w:r>
         <w:rPr>
           <w:rStyle w:val="Extranjerismo"/>
           <w:lang w:val="es-419" w:eastAsia="es-CO"/>
         </w:rPr>
-        <w:t>Reporting</w:t>
-      </w:r>
-      <w:r>
-        <w:rPr>
-          <w:lang w:val="es-419" w:eastAsia="es-CO"/>
-        </w:rPr>
-        <w:t xml:space="preserve"> que posibilita</w:t>
-      </w:r>
-      <w:r>
-        <w:rPr>
-          <w:lang w:val="es-419" w:eastAsia="es-CO"/>
-        </w:rPr>
-        <w:t xml:space="preserve"> seleccionar material a través de un filtro con criterios específicos, generalmente se usa para revisión de casos, para grupos de investigación en un área específica o informes de cumplimiento obligatorio.</w:t>
-      </w:r>
-    </w:p>
-    <w:p>
-      <w:pPr>
-        <w:rPr>
-          <w:b/>
-          <w:bCs/>
-          <w:lang w:val="es-419" w:eastAsia="es-CO"/>
-        </w:rPr>
-      </w:pPr>
-      <w:r>
-        <w:rPr>
-          <w:b/>
-          <w:bCs/>
-          <w:lang w:val="es-419" w:eastAsia="es-CO"/>
-        </w:rPr>
-        <w:t>Analística y exportación de registros</w:t>
-      </w:r>
-    </w:p>
-    <w:p>
-      <w:pPr>
-        <w:rPr>
-          <w:lang w:val="es-419" w:eastAsia="es-CO"/>
-        </w:rPr>
-      </w:pPr>
-      <w:r>
-        <w:rPr>
-          <w:lang w:val="es-419" w:eastAsia="es-CO"/>
-        </w:rPr>
-        <w:t>Traslada información de su fuente original para generar reportes específicos, generalmente se usa cuando se van a analizar clientes, datos demográficos de usuarios o interacciones con el servicio antes y postventa.</w:t>
-      </w:r>
-    </w:p>
-    <w:p>
-      <w:pPr>
-        <w:rPr>
-          <w:b/>
-          <w:bCs/>
-          <w:lang w:val="es-419" w:eastAsia="es-CO"/>
-        </w:rPr>
-      </w:pPr>
-      <w:r>
-        <w:rPr>
-          <w:b/>
-          <w:bCs/>
-          <w:lang w:val="es-419" w:eastAsia="es-CO"/>
-        </w:rPr>
-        <w:lastRenderedPageBreak/>
-        <w:t>Analíticas periódicas</w:t>
-      </w:r>
-    </w:p>
-    <w:p>
-      <w:pPr>
-        <w:rPr>
-          <w:lang w:val="es-419" w:eastAsia="es-CO"/>
-        </w:rPr>
-      </w:pPr>
-      <w:r>
-        <w:rPr>
-          <w:lang w:val="es-419" w:eastAsia="es-CO"/>
-        </w:rPr>
-        <w:t>Son los reportes estándar, se diferencian de las listas de seguimiento, porque no se enfoca a una búsqueda intensiva y reducida, sino que generan en periodos de tiempo establecidos y basados en estadística descriptiva, información más general de un área en concreto.</w:t>
-      </w:r>
-    </w:p>
-    <w:p>
-      <w:pPr>
-        <w:pStyle w:val="Ttulo2"/>
-      </w:pPr>
-      <w:bookmarkStart w:id="10" w:name="_Toc234506273"/>
-      <w:r>
-        <w:t>Tipos de métricas</w:t>
-      </w:r>
-      <w:bookmarkEnd w:id="10"/>
-    </w:p>
-    <w:p>
-      <w:pPr>
-        <w:rPr>
-          <w:lang w:val="es-419" w:eastAsia="es-CO"/>
-        </w:rPr>
-      </w:pPr>
-      <w:r>
-        <w:rPr>
-          <w:lang w:val="es-419" w:eastAsia="es-CO"/>
-        </w:rPr>
-        <w:t xml:space="preserve">Un informe estadístico producto de un ejercicio de analítica, entrega datos que ayudan al proceso de análisis del rendimiento de la página y de las redes sociales a través de métricas, que son datos que sirven para analizar el rendimiento de las </w:t>
-      </w:r>
-      <w:r>
-        <w:rPr>
-          <w:lang w:val="es-419" w:eastAsia="es-CO"/>
-        </w:rPr>
-        <w:t>campañas</w:t>
-      </w:r>
-      <w:r>
-        <w:rPr>
-          <w:lang w:val="es-419" w:eastAsia="es-CO"/>
-        </w:rPr>
-        <w:t xml:space="preserve"> de</w:t>
-      </w:r>
-      <w:r>
-        <w:rPr>
-          <w:lang w:val="es-419" w:eastAsia="es-CO"/>
-        </w:rPr>
-        <w:t xml:space="preserve"> </w:t>
+        <w:t>marketing</w:t>
+      </w:r>
+      <w:r>
+        <w:rPr>
+          <w:lang w:val="es-419" w:eastAsia="es-CO"/>
+        </w:rPr>
+        <w:t>.</w:t>
+      </w:r>
+    </w:p>
+    <w:p>
+      <w:pPr>
+        <w:pStyle w:val="Prrafodelista"/>
+        <w:numPr>
+          <w:ilvl w:val="0"/>
+          <w:numId w:val="42"/>
+        </w:numPr>
+        <w:rPr>
+          <w:lang w:val="es-419" w:eastAsia="es-CO"/>
+        </w:rPr>
+      </w:pPr>
+      <w:r>
+        <w:rPr>
+          <w:b/>
+          <w:bCs/>
+          <w:lang w:val="es-419" w:eastAsia="es-CO"/>
+        </w:rPr>
+        <w:t xml:space="preserve">Métricas de </w:t>
+      </w:r>
+      <w:r>
+        <w:rPr>
+          <w:b/>
+          <w:bCs/>
+          <w:lang w:val="es-419" w:eastAsia="es-CO"/>
+        </w:rPr>
+        <w:t>á</w:t>
+      </w:r>
+      <w:r>
+        <w:rPr>
+          <w:b/>
+          <w:bCs/>
+          <w:lang w:val="es-419" w:eastAsia="es-CO"/>
+        </w:rPr>
+        <w:t xml:space="preserve">rea o </w:t>
+      </w:r>
+      <w:r>
+        <w:rPr>
+          <w:b/>
+          <w:bCs/>
+          <w:lang w:val="es-419" w:eastAsia="es-CO"/>
+        </w:rPr>
+        <w:t>g</w:t>
+      </w:r>
+      <w:r>
+        <w:rPr>
+          <w:b/>
+          <w:bCs/>
+          <w:lang w:val="es-419" w:eastAsia="es-CO"/>
+        </w:rPr>
+        <w:t>enerales</w:t>
+      </w:r>
+      <w:r>
+        <w:rPr>
+          <w:lang w:val="es-419" w:eastAsia="es-CO"/>
+        </w:rPr>
+        <w:t>. Basadas en la correspondencia del esfuerzo organizativo y la inversión en la búsqueda y adquisición de clientes.</w:t>
+      </w:r>
+    </w:p>
+    <w:p>
+      <w:pPr>
+        <w:pStyle w:val="Prrafodelista"/>
+        <w:numPr>
+          <w:ilvl w:val="0"/>
+          <w:numId w:val="42"/>
+        </w:numPr>
+        <w:rPr>
+          <w:lang w:val="es-419" w:eastAsia="es-CO"/>
+        </w:rPr>
+      </w:pPr>
+      <w:r>
+        <w:rPr>
+          <w:b/>
+          <w:bCs/>
+          <w:lang w:val="es-419" w:eastAsia="es-CO"/>
+        </w:rPr>
+        <w:t xml:space="preserve">Métricas de </w:t>
+      </w:r>
+      <w:r>
+        <w:rPr>
+          <w:b/>
+          <w:bCs/>
+          <w:lang w:val="es-419" w:eastAsia="es-CO"/>
+        </w:rPr>
+        <w:t>p</w:t>
+      </w:r>
+      <w:r>
+        <w:rPr>
+          <w:b/>
+          <w:bCs/>
+          <w:lang w:val="es-419" w:eastAsia="es-CO"/>
+        </w:rPr>
+        <w:t>roducto</w:t>
+      </w:r>
+      <w:r>
+        <w:rPr>
+          <w:lang w:val="es-419" w:eastAsia="es-CO"/>
+        </w:rPr>
+        <w:t>. Mide la popularidad y características de un producto con respecto a la competencia.</w:t>
+      </w:r>
+    </w:p>
+    <w:p>
+      <w:pPr>
+        <w:pStyle w:val="Prrafodelista"/>
+        <w:numPr>
+          <w:ilvl w:val="0"/>
+          <w:numId w:val="42"/>
+        </w:numPr>
+        <w:rPr>
+          <w:lang w:val="es-419" w:eastAsia="es-CO"/>
+        </w:rPr>
+      </w:pPr>
+      <w:r>
+        <w:rPr>
+          <w:b/>
+          <w:bCs/>
+          <w:lang w:val="es-419" w:eastAsia="es-CO"/>
+        </w:rPr>
+        <w:t xml:space="preserve">Métrica de </w:t>
+      </w:r>
+      <w:r>
+        <w:rPr>
+          <w:b/>
+          <w:bCs/>
+          <w:lang w:val="es-419" w:eastAsia="es-CO"/>
+        </w:rPr>
+        <w:t>c</w:t>
+      </w:r>
+      <w:r>
+        <w:rPr>
+          <w:b/>
+          <w:bCs/>
+          <w:lang w:val="es-419" w:eastAsia="es-CO"/>
+        </w:rPr>
+        <w:t>ampaña</w:t>
+      </w:r>
+      <w:r>
+        <w:rPr>
+          <w:lang w:val="es-419" w:eastAsia="es-CO"/>
+        </w:rPr>
+        <w:t xml:space="preserve">. Mide la adquisición de </w:t>
       </w:r>
       <w:r>
         <w:rPr>
           <w:rStyle w:val="Extranjerismo"/>
           <w:lang w:val="es-419" w:eastAsia="es-CO"/>
         </w:rPr>
-        <w:t>marketing</w:t>
-      </w:r>
-      <w:r>
-        <w:rPr>
-          <w:lang w:val="es-419" w:eastAsia="es-CO"/>
-        </w:rPr>
-        <w:t xml:space="preserve"> digital. Veremos a continuación algunas métricas comunes en el </w:t>
-      </w:r>
-      <w:r>
-        <w:rPr>
-          <w:rStyle w:val="Extranjerismo"/>
-          <w:lang w:val="es-419" w:eastAsia="es-CO"/>
-        </w:rPr>
-        <w:t>marketing</w:t>
-      </w:r>
-      <w:r>
-        <w:rPr>
-          <w:lang w:val="es-419" w:eastAsia="es-CO"/>
-        </w:rPr>
-        <w:t>.</w:t>
-      </w:r>
-    </w:p>
-    <w:p>
-      <w:pPr>
-        <w:rPr>
-          <w:lang w:val="es-419" w:eastAsia="es-CO"/>
-        </w:rPr>
-      </w:pPr>
-      <w:r>
-        <w:rPr>
-          <w:b/>
-          <w:bCs/>
-          <w:lang w:val="es-419" w:eastAsia="es-CO"/>
-        </w:rPr>
-        <w:t xml:space="preserve">Métricas de </w:t>
-      </w:r>
-      <w:r>
-        <w:rPr>
-          <w:b/>
-          <w:bCs/>
-          <w:lang w:val="es-419" w:eastAsia="es-CO"/>
-        </w:rPr>
-        <w:t>á</w:t>
-      </w:r>
-      <w:r>
-        <w:rPr>
-          <w:b/>
-          <w:bCs/>
-          <w:lang w:val="es-419" w:eastAsia="es-CO"/>
-        </w:rPr>
-        <w:t xml:space="preserve">rea o </w:t>
-      </w:r>
-      <w:r>
-        <w:rPr>
-          <w:b/>
-          <w:bCs/>
-          <w:lang w:val="es-419" w:eastAsia="es-CO"/>
-        </w:rPr>
-        <w:t>g</w:t>
-      </w:r>
-      <w:r>
-        <w:rPr>
-          <w:b/>
-          <w:bCs/>
-          <w:lang w:val="es-419" w:eastAsia="es-CO"/>
-        </w:rPr>
-        <w:t>enerales</w:t>
-      </w:r>
-      <w:r>
-        <w:rPr>
-          <w:lang w:val="es-419" w:eastAsia="es-CO"/>
-        </w:rPr>
-        <w:t>. Basadas en la correspondencia del esfuerzo organizativo y la inversión en la búsqueda y adquisición de clientes.</w:t>
-      </w:r>
-    </w:p>
-    <w:p>
-      <w:pPr>
-        <w:rPr>
-          <w:lang w:val="es-419" w:eastAsia="es-CO"/>
-        </w:rPr>
-      </w:pPr>
-      <w:r>
-        <w:rPr>
-          <w:b/>
-          <w:bCs/>
-          <w:lang w:val="es-419" w:eastAsia="es-CO"/>
-        </w:rPr>
-        <w:t xml:space="preserve">Métricas de </w:t>
-      </w:r>
-      <w:r>
-        <w:rPr>
-          <w:b/>
-          <w:bCs/>
-          <w:lang w:val="es-419" w:eastAsia="es-CO"/>
-        </w:rPr>
-        <w:t>p</w:t>
-      </w:r>
-      <w:r>
-        <w:rPr>
-          <w:b/>
-          <w:bCs/>
-          <w:lang w:val="es-419" w:eastAsia="es-CO"/>
-        </w:rPr>
-        <w:t>roducto</w:t>
-      </w:r>
-      <w:r>
-        <w:rPr>
-          <w:lang w:val="es-419" w:eastAsia="es-CO"/>
-        </w:rPr>
-        <w:t>. Mide la popularidad y características de un producto con respecto a la competencia.</w:t>
-      </w:r>
-    </w:p>
-    <w:p>
-      <w:pPr>
-        <w:rPr>
-          <w:lang w:val="es-419" w:eastAsia="es-CO"/>
-        </w:rPr>
-      </w:pPr>
-      <w:r>
-        <w:rPr>
-          <w:b/>
-          <w:bCs/>
-          <w:lang w:val="es-419" w:eastAsia="es-CO"/>
-        </w:rPr>
-        <w:t xml:space="preserve">Métrica de </w:t>
-      </w:r>
-      <w:r>
-        <w:rPr>
-          <w:b/>
-          <w:bCs/>
-          <w:lang w:val="es-419" w:eastAsia="es-CO"/>
-        </w:rPr>
-        <w:t>c</w:t>
-      </w:r>
-      <w:r>
-        <w:rPr>
-          <w:b/>
-          <w:bCs/>
-          <w:lang w:val="es-419" w:eastAsia="es-CO"/>
-        </w:rPr>
-        <w:t>ampaña</w:t>
-      </w:r>
-      <w:r>
-        <w:rPr>
-          <w:lang w:val="es-419" w:eastAsia="es-CO"/>
-        </w:rPr>
-        <w:t xml:space="preserve">. Mide la adquisición de </w:t>
-      </w:r>
-      <w:r>
-        <w:rPr>
-          <w:rStyle w:val="Extranjerismo"/>
-          <w:lang w:val="es-419" w:eastAsia="es-CO"/>
-        </w:rPr>
         <w:t>leads</w:t>
       </w:r>
       <w:r>
@@ -7215,6 +7379,11 @@
     </w:p>
     <w:p>
       <w:pPr>
+        <w:pStyle w:val="Prrafodelista"/>
+        <w:numPr>
+          <w:ilvl w:val="0"/>
+          <w:numId w:val="42"/>
+        </w:numPr>
         <w:rPr>
           <w:lang w:val="es-419" w:eastAsia="es-CO"/>
         </w:rPr>
@@ -7260,14 +7429,7 @@
         <w:rPr>
           <w:lang w:val="es-419" w:eastAsia="es-CO"/>
         </w:rPr>
-        <w:t xml:space="preserve">Analizar e interpretar los gráficos estadísticos de las redes sociales y las páginas web, permite no solo recopilar sino comprender los datos arrojados, para alcanzar una </w:t>
-      </w:r>
-      <w:r>
-        <w:rPr>
-          <w:lang w:val="es-419" w:eastAsia="es-CO"/>
-        </w:rPr>
-        <w:lastRenderedPageBreak/>
-        <w:t>visión del actual mercado, conocer y comprender el consumidor objetivo, analizar audiencias, y recopilar todo tipo de comentarios para usarlos como insumo de mejoras.</w:t>
+        <w:t>Analizar e interpretar los gráficos estadísticos de las redes sociales y las páginas web, permite no solo recopilar sino comprender los datos arrojados, para alcanzar una visión del actual mercado, conocer y comprender el consumidor objetivo, analizar audiencias, y recopilar todo tipo de comentarios para usarlos como insumo de mejoras.</w:t>
       </w:r>
     </w:p>
     <w:p>
@@ -7289,12 +7451,12 @@
       <w:pPr>
         <w:pStyle w:val="Ttulo1"/>
       </w:pPr>
-      <w:bookmarkStart w:id="11" w:name="_Toc234506274"/>
+      <w:bookmarkStart w:id="12" w:name="_Toc242982290"/>
       <w:r>
         <w:lastRenderedPageBreak/>
         <w:t>Elaboración de informes con proyección de mejora</w:t>
       </w:r>
-      <w:bookmarkEnd w:id="11"/>
+      <w:bookmarkEnd w:id="12"/>
     </w:p>
     <w:p>
       <w:pPr>
@@ -7546,278 +7708,42 @@
     </w:p>
     <w:p>
       <w:pPr>
-        <w:rPr>
-          <w:b/>
-          <w:bCs/>
-          <w:lang w:val="es-419" w:eastAsia="es-CO"/>
-        </w:rPr>
-      </w:pPr>
-      <w:r>
-        <w:rPr>
-          <w:b/>
-          <w:bCs/>
-          <w:lang w:val="es-419" w:eastAsia="es-CO"/>
-        </w:rPr>
-        <w:t>Planificar</w:t>
-      </w:r>
-    </w:p>
-    <w:p>
-      <w:pPr>
-        <w:rPr>
-          <w:lang w:val="es-419" w:eastAsia="es-CO"/>
-        </w:rPr>
-      </w:pPr>
-      <w:r>
-        <w:rPr>
-          <w:lang w:val="es-419" w:eastAsia="es-CO"/>
-        </w:rPr>
-        <w:t>Se identifica el problema y se definen objetivos y acciones para lograrlos</w:t>
-      </w:r>
-      <w:r>
-        <w:rPr>
-          <w:lang w:val="es-419" w:eastAsia="es-CO"/>
-        </w:rPr>
-        <w:t>.</w:t>
-      </w:r>
-    </w:p>
-    <w:p>
-      <w:pPr>
-        <w:rPr>
-          <w:lang w:val="es-419" w:eastAsia="es-CO"/>
-        </w:rPr>
-      </w:pPr>
-      <w:r>
-        <w:rPr>
-          <w:b/>
-          <w:bCs/>
-          <w:lang w:val="es-419" w:eastAsia="es-CO"/>
-        </w:rPr>
-        <w:t>Hacer</w:t>
-      </w:r>
-    </w:p>
-    <w:p>
-      <w:pPr>
-        <w:rPr>
-          <w:lang w:val="es-419" w:eastAsia="es-CO"/>
-        </w:rPr>
-      </w:pPr>
-      <w:r>
-        <w:rPr>
-          <w:lang w:val="es-419" w:eastAsia="es-CO"/>
-        </w:rPr>
-        <w:t>Se trabaja en los cambios para lograr los objetivos.</w:t>
-      </w:r>
-    </w:p>
-    <w:p>
-      <w:pPr>
-        <w:rPr>
-          <w:lang w:val="es-419" w:eastAsia="es-CO"/>
-        </w:rPr>
-      </w:pPr>
-      <w:r>
-        <w:rPr>
-          <w:b/>
-          <w:bCs/>
-          <w:lang w:val="es-419" w:eastAsia="es-CO"/>
-        </w:rPr>
-        <w:t>Verificar</w:t>
-      </w:r>
-      <w:r>
-        <w:rPr>
-          <w:lang w:val="es-419" w:eastAsia="es-CO"/>
-        </w:rPr>
-        <w:t xml:space="preserve"> </w:t>
-      </w:r>
-    </w:p>
-    <w:p>
-      <w:pPr>
-        <w:rPr>
-          <w:lang w:val="es-419" w:eastAsia="es-CO"/>
-        </w:rPr>
-      </w:pPr>
-      <w:r>
-        <w:rPr>
-          <w:lang w:val="es-419" w:eastAsia="es-CO"/>
-        </w:rPr>
-        <w:t>T</w:t>
-      </w:r>
-      <w:r>
-        <w:rPr>
-          <w:lang w:val="es-419" w:eastAsia="es-CO"/>
-        </w:rPr>
-        <w:t xml:space="preserve">ranscurrido un tiempo definido previamente, se evalúan los resultados con base en los </w:t>
-      </w:r>
-      <w:r>
-        <w:rPr>
-          <w:rStyle w:val="Extranjerismo"/>
-        </w:rPr>
-        <w:t>KPI</w:t>
-      </w:r>
-      <w:r>
-        <w:rPr>
-          <w:lang w:val="es-419" w:eastAsia="es-CO"/>
-        </w:rPr>
-        <w:t xml:space="preserve"> (indicadores), para verificar la eficacia y eficiencia de las acciones implementadas.</w:t>
-      </w:r>
-      <w:r>
-        <w:rPr>
-          <w:lang w:val="es-419" w:eastAsia="es-CO"/>
-        </w:rPr>
-        <w:br w:type="page"/>
-      </w:r>
-    </w:p>
-    <w:p>
-      <w:pPr>
-        <w:rPr>
-          <w:lang w:val="es-419" w:eastAsia="es-CO"/>
-        </w:rPr>
-      </w:pPr>
-      <w:r>
-        <w:rPr>
-          <w:b/>
-          <w:bCs/>
-          <w:lang w:val="es-419" w:eastAsia="es-CO"/>
-        </w:rPr>
-        <w:lastRenderedPageBreak/>
-        <w:t>Actuar</w:t>
-      </w:r>
-    </w:p>
-    <w:p>
-      <w:pPr>
-        <w:rPr>
-          <w:lang w:val="es-419" w:eastAsia="es-CO"/>
-        </w:rPr>
-      </w:pPr>
-      <w:r>
-        <w:rPr>
-          <w:lang w:val="es-419" w:eastAsia="es-CO"/>
-        </w:rPr>
-        <w:t>Se toman decisiones de acuerdo a lo encontrado</w:t>
-      </w:r>
-      <w:r>
-        <w:rPr>
-          <w:lang w:val="es-419" w:eastAsia="es-CO"/>
-        </w:rPr>
-        <w:t>,</w:t>
-      </w:r>
-      <w:r>
-        <w:rPr>
-          <w:lang w:val="es-419" w:eastAsia="es-CO"/>
-        </w:rPr>
-        <w:t xml:space="preserve"> generando acciones correctivas y repensando la unidad en el marco de los cambios de contexto.</w:t>
-      </w:r>
-    </w:p>
-    <w:p>
-      <w:pPr>
-        <w:rPr>
-          <w:b/>
-          <w:bCs/>
-          <w:lang w:val="es-419" w:eastAsia="es-CO"/>
-        </w:rPr>
-      </w:pPr>
-      <w:r>
-        <w:rPr>
-          <w:b/>
-          <w:bCs/>
-          <w:lang w:val="es-419" w:eastAsia="es-CO"/>
-        </w:rPr>
-        <w:t>Fases de ejecución</w:t>
-      </w:r>
-    </w:p>
-    <w:p>
-      <w:pPr>
-        <w:rPr>
-          <w:lang w:val="es-419" w:eastAsia="es-CO"/>
-        </w:rPr>
-      </w:pPr>
-      <w:r>
-        <w:rPr>
-          <w:lang w:val="es-419" w:eastAsia="es-CO"/>
-        </w:rPr>
-        <w:t xml:space="preserve">Para definir las fases de ejecución de un plan de mejora nos basaremos en Proaño, D. et al. (2017), que definen cuatro fases a seguir para ejecutar un plan de mejora. Las fases expuestas por estos autores son: </w:t>
-      </w:r>
-      <w:r>
-        <w:rPr>
-          <w:lang w:val="es-419" w:eastAsia="es-CO"/>
-        </w:rPr>
-        <w:t>A</w:t>
-      </w:r>
-      <w:r>
-        <w:rPr>
-          <w:lang w:val="es-419" w:eastAsia="es-CO"/>
-        </w:rPr>
-        <w:t xml:space="preserve">. Análisis, </w:t>
-      </w:r>
-      <w:r>
-        <w:rPr>
-          <w:lang w:val="es-419" w:eastAsia="es-CO"/>
-        </w:rPr>
-        <w:t>B</w:t>
-      </w:r>
-      <w:r>
-        <w:rPr>
-          <w:lang w:val="es-419" w:eastAsia="es-CO"/>
-        </w:rPr>
-        <w:t xml:space="preserve">. Planeación, </w:t>
-      </w:r>
-      <w:r>
-        <w:rPr>
-          <w:lang w:val="es-419" w:eastAsia="es-CO"/>
-        </w:rPr>
-        <w:t>C</w:t>
-      </w:r>
-      <w:r>
-        <w:rPr>
-          <w:lang w:val="es-419" w:eastAsia="es-CO"/>
-        </w:rPr>
-        <w:t xml:space="preserve">. Implementación y Seguimiento, </w:t>
-      </w:r>
-      <w:r>
-        <w:rPr>
-          <w:lang w:val="es-419" w:eastAsia="es-CO"/>
-        </w:rPr>
-        <w:t>D</w:t>
-      </w:r>
-      <w:r>
-        <w:rPr>
-          <w:lang w:val="es-419" w:eastAsia="es-CO"/>
-        </w:rPr>
-        <w:t>. Evaluación. Le sugerimos leerlas e identificar las acciones que debe realizar, esto le permitirá saber cómo hacerlo cuando le toque hacerlo en su contexto laboral.</w:t>
-      </w:r>
-    </w:p>
-    <w:p>
-      <w:pPr>
         <w:pStyle w:val="Prrafodelista"/>
         <w:numPr>
           <w:ilvl w:val="0"/>
-          <w:numId w:val="30"/>
+          <w:numId w:val="43"/>
         </w:numPr>
         <w:rPr>
-          <w:b/>
-          <w:bCs/>
-          <w:lang w:val="es-419" w:eastAsia="es-CO"/>
-        </w:rPr>
-      </w:pPr>
-      <w:r>
-        <w:rPr>
-          <w:b/>
-          <w:bCs/>
-          <w:lang w:val="es-419" w:eastAsia="es-CO"/>
-        </w:rPr>
-        <w:t>Fase análisis</w:t>
-      </w:r>
-    </w:p>
-    <w:p>
-      <w:pPr>
-        <w:rPr>
-          <w:lang w:val="es-419" w:eastAsia="es-CO"/>
-        </w:rPr>
-      </w:pPr>
-      <w:r>
-        <w:rPr>
-          <w:lang w:val="es-419" w:eastAsia="es-CO"/>
-        </w:rPr>
-        <w:t>Esta fase inicia con la identificación de las posibles causas de la problemática, del área y proceso a ser mejorado, teniendo en cuenta los siguientes elementos como: análisis del impacto que tiene el proceso en el área para lograr objetivos estratégicos de la empresa, importancia de la visión, misión y objetivos estratégicos y prever los efectos negativos de la situación problémica, para esto existen herramientas y técnicas de análisis como la matriz DOFA (Debilidades, Oportunidades, Fortalezas, Amenazas) diagramas de causa- efecto, el árbol de problemas.</w:t>
+          <w:lang w:val="es-419" w:eastAsia="es-CO"/>
+        </w:rPr>
+      </w:pPr>
+      <w:r>
+        <w:rPr>
+          <w:b/>
+          <w:bCs/>
+          <w:lang w:val="es-419" w:eastAsia="es-CO"/>
+        </w:rPr>
+        <w:t>Planificar</w:t>
+      </w:r>
+      <w:r>
+        <w:rPr>
+          <w:b/>
+          <w:bCs/>
+          <w:lang w:val="es-419" w:eastAsia="es-CO"/>
+        </w:rPr>
+        <w:t xml:space="preserve">. </w:t>
+      </w:r>
+      <w:r>
+        <w:rPr>
+          <w:lang w:val="es-419" w:eastAsia="es-CO"/>
+        </w:rPr>
+        <w:t>Se identifica el problema y se definen objetivos y acciones para lograrlos</w:t>
+      </w:r>
+      <w:r>
+        <w:rPr>
+          <w:lang w:val="es-419" w:eastAsia="es-CO"/>
+        </w:rPr>
+        <w:t>.</w:t>
       </w:r>
     </w:p>
     <w:p>
@@ -7825,41 +7751,33 @@
         <w:pStyle w:val="Prrafodelista"/>
         <w:numPr>
           <w:ilvl w:val="0"/>
-          <w:numId w:val="30"/>
+          <w:numId w:val="43"/>
         </w:numPr>
         <w:rPr>
-          <w:b/>
-          <w:bCs/>
-          <w:lang w:val="es-419" w:eastAsia="es-CO"/>
-        </w:rPr>
-      </w:pPr>
-      <w:r>
-        <w:rPr>
-          <w:b/>
-          <w:bCs/>
-          <w:lang w:val="es-419" w:eastAsia="es-CO"/>
-        </w:rPr>
-        <w:t>Fase de planeación</w:t>
-      </w:r>
-    </w:p>
-    <w:p>
-      <w:pPr>
-        <w:rPr>
-          <w:lang w:val="es-419" w:eastAsia="es-CO"/>
-        </w:rPr>
-      </w:pPr>
-      <w:r>
-        <w:rPr>
-          <w:lang w:val="es-419" w:eastAsia="es-CO"/>
-        </w:rPr>
-        <w:t xml:space="preserve">Esta planificación debe ser definida en varios momentos o plazos, ser medible, viable, flexible, y se debe tener en cuenta lo siguiente: validar los resultados del análisis y definir los objetivos, definir las posibles soluciones y establecer las acciones, asignar </w:t>
-      </w:r>
-      <w:r>
-        <w:rPr>
-          <w:lang w:val="es-419" w:eastAsia="es-CO"/>
-        </w:rPr>
-        <w:lastRenderedPageBreak/>
-        <w:t>las responsabilidades a los miembros del equipo y definir las herramientas para la solución de problemáticas.</w:t>
+          <w:lang w:val="es-419" w:eastAsia="es-CO"/>
+        </w:rPr>
+      </w:pPr>
+      <w:r>
+        <w:rPr>
+          <w:b/>
+          <w:bCs/>
+          <w:lang w:val="es-419" w:eastAsia="es-CO"/>
+        </w:rPr>
+        <w:t>Hacer</w:t>
+      </w:r>
+      <w:r>
+        <w:rPr>
+          <w:b/>
+          <w:bCs/>
+          <w:lang w:val="es-419" w:eastAsia="es-CO"/>
+        </w:rPr>
+        <w:t xml:space="preserve">. </w:t>
+      </w:r>
+      <w:r>
+        <w:rPr>
+          <w:lang w:val="es-419" w:eastAsia="es-CO"/>
+        </w:rPr>
+        <w:t>Se trabaja en los cambios para lograr los objetivos.</w:t>
       </w:r>
     </w:p>
     <w:p>
@@ -7867,46 +7785,49 @@
         <w:pStyle w:val="Prrafodelista"/>
         <w:numPr>
           <w:ilvl w:val="0"/>
-          <w:numId w:val="30"/>
+          <w:numId w:val="43"/>
         </w:numPr>
         <w:rPr>
-          <w:b/>
-          <w:bCs/>
-          <w:lang w:val="es-419" w:eastAsia="es-CO"/>
-        </w:rPr>
-      </w:pPr>
-      <w:r>
-        <w:rPr>
-          <w:b/>
-          <w:bCs/>
-          <w:lang w:val="es-419" w:eastAsia="es-CO"/>
-        </w:rPr>
-        <w:t>Fase de implementación y seguimiento</w:t>
-      </w:r>
-    </w:p>
-    <w:p>
-      <w:pPr>
-        <w:rPr>
-          <w:lang w:val="es-419" w:eastAsia="es-CO"/>
-        </w:rPr>
-      </w:pPr>
-      <w:r>
-        <w:rPr>
-          <w:lang w:val="es-419" w:eastAsia="es-CO"/>
-        </w:rPr>
-        <w:t>En esta fase es vital la incorporación del personal</w:t>
-      </w:r>
-      <w:r>
-        <w:rPr>
-          <w:lang w:val="es-419" w:eastAsia="es-CO"/>
-        </w:rPr>
-        <w:t>,</w:t>
-      </w:r>
-      <w:r>
-        <w:rPr>
-          <w:lang w:val="es-419" w:eastAsia="es-CO"/>
-        </w:rPr>
-        <w:t xml:space="preserve"> pues son los encargados de ejecutar las acciones y se debe tener en cuenta lo siguiente: la socialización del plan de mejora, la ejecución de las acciones programadas, los seguimientos basados en indicadores de impacto y de desempeño, y valoración del cumplimiento del plan.</w:t>
+          <w:lang w:val="es-419" w:eastAsia="es-CO"/>
+        </w:rPr>
+      </w:pPr>
+      <w:r>
+        <w:rPr>
+          <w:b/>
+          <w:bCs/>
+          <w:lang w:val="es-419" w:eastAsia="es-CO"/>
+        </w:rPr>
+        <w:t>Verificar</w:t>
+      </w:r>
+      <w:r>
+        <w:rPr>
+          <w:lang w:val="es-419" w:eastAsia="es-CO"/>
+        </w:rPr>
+        <w:t xml:space="preserve">. </w:t>
+      </w:r>
+      <w:r>
+        <w:rPr>
+          <w:lang w:val="es-419" w:eastAsia="es-CO"/>
+        </w:rPr>
+        <w:t>T</w:t>
+      </w:r>
+      <w:r>
+        <w:rPr>
+          <w:lang w:val="es-419" w:eastAsia="es-CO"/>
+        </w:rPr>
+        <w:t xml:space="preserve">ranscurrido un tiempo definido previamente, se evalúan los resultados con base en los </w:t>
+      </w:r>
+      <w:r>
+        <w:rPr>
+          <w:rStyle w:val="Extranjerismo"/>
+        </w:rPr>
+        <w:t>KPI</w:t>
+      </w:r>
+      <w:r>
+        <w:rPr>
+          <w:lang w:val="es-419" w:eastAsia="es-CO"/>
+        </w:rPr>
+        <w:t xml:space="preserve"> (indicadores), para verificar la eficacia y eficiencia de las acciones implementadas.</w:t>
       </w:r>
     </w:p>
     <w:p>
@@ -7914,11 +7835,265 @@
         <w:pStyle w:val="Prrafodelista"/>
         <w:numPr>
           <w:ilvl w:val="0"/>
-          <w:numId w:val="30"/>
+          <w:numId w:val="43"/>
         </w:numPr>
         <w:rPr>
-          <w:b/>
-          <w:bCs/>
+          <w:lang w:val="es-419" w:eastAsia="es-CO"/>
+        </w:rPr>
+      </w:pPr>
+      <w:r>
+        <w:rPr>
+          <w:b/>
+          <w:bCs/>
+          <w:lang w:val="es-419" w:eastAsia="es-CO"/>
+        </w:rPr>
+        <w:t>Actuar</w:t>
+      </w:r>
+      <w:r>
+        <w:rPr>
+          <w:b/>
+          <w:bCs/>
+          <w:lang w:val="es-419" w:eastAsia="es-CO"/>
+        </w:rPr>
+        <w:t xml:space="preserve">. </w:t>
+      </w:r>
+      <w:r>
+        <w:rPr>
+          <w:lang w:val="es-419" w:eastAsia="es-CO"/>
+        </w:rPr>
+        <w:t>Se toman decisiones de acuerdo a lo encontrado</w:t>
+      </w:r>
+      <w:r>
+        <w:rPr>
+          <w:lang w:val="es-419" w:eastAsia="es-CO"/>
+        </w:rPr>
+        <w:t>,</w:t>
+      </w:r>
+      <w:r>
+        <w:rPr>
+          <w:lang w:val="es-419" w:eastAsia="es-CO"/>
+        </w:rPr>
+        <w:t xml:space="preserve"> generando acciones correctivas y repensando la unidad en el marco de los cambios de contexto.</w:t>
+      </w:r>
+    </w:p>
+    <w:p>
+      <w:pPr>
+        <w:pStyle w:val="Prrafodelista"/>
+        <w:ind w:left="1429" w:firstLine="0"/>
+        <w:rPr>
+          <w:lang w:val="es-419" w:eastAsia="es-CO"/>
+        </w:rPr>
+      </w:pPr>
+    </w:p>
+    <w:p>
+      <w:pPr>
+        <w:rPr>
+          <w:b/>
+          <w:bCs/>
+          <w:lang w:val="es-419" w:eastAsia="es-CO"/>
+        </w:rPr>
+      </w:pPr>
+      <w:r>
+        <w:rPr>
+          <w:b/>
+          <w:bCs/>
+          <w:lang w:val="es-419" w:eastAsia="es-CO"/>
+        </w:rPr>
+        <w:lastRenderedPageBreak/>
+        <w:t>Fases de ejecución</w:t>
+      </w:r>
+    </w:p>
+    <w:p>
+      <w:pPr>
+        <w:rPr>
+          <w:lang w:val="es-419" w:eastAsia="es-CO"/>
+        </w:rPr>
+      </w:pPr>
+      <w:r>
+        <w:rPr>
+          <w:lang w:val="es-419" w:eastAsia="es-CO"/>
+        </w:rPr>
+        <w:t xml:space="preserve">Para definir las fases de ejecución de un plan de mejora nos basaremos en Proaño, D. et al. (2017), que definen cuatro fases a seguir para ejecutar un plan de mejora. Las fases expuestas por estos autores son: </w:t>
+      </w:r>
+      <w:r>
+        <w:rPr>
+          <w:lang w:val="es-419" w:eastAsia="es-CO"/>
+        </w:rPr>
+        <w:t>1</w:t>
+      </w:r>
+      <w:r>
+        <w:rPr>
+          <w:lang w:val="es-419" w:eastAsia="es-CO"/>
+        </w:rPr>
+        <w:t xml:space="preserve">. Análisis, </w:t>
+      </w:r>
+      <w:r>
+        <w:rPr>
+          <w:lang w:val="es-419" w:eastAsia="es-CO"/>
+        </w:rPr>
+        <w:t>2</w:t>
+      </w:r>
+      <w:r>
+        <w:rPr>
+          <w:lang w:val="es-419" w:eastAsia="es-CO"/>
+        </w:rPr>
+        <w:t xml:space="preserve">. Planeación, </w:t>
+      </w:r>
+      <w:r>
+        <w:rPr>
+          <w:lang w:val="es-419" w:eastAsia="es-CO"/>
+        </w:rPr>
+        <w:t>3</w:t>
+      </w:r>
+      <w:r>
+        <w:rPr>
+          <w:lang w:val="es-419" w:eastAsia="es-CO"/>
+        </w:rPr>
+        <w:t xml:space="preserve">. Implementación y Seguimiento, </w:t>
+      </w:r>
+      <w:r>
+        <w:rPr>
+          <w:lang w:val="es-419" w:eastAsia="es-CO"/>
+        </w:rPr>
+        <w:t>4</w:t>
+      </w:r>
+      <w:r>
+        <w:rPr>
+          <w:lang w:val="es-419" w:eastAsia="es-CO"/>
+        </w:rPr>
+        <w:t>. Evaluación. Le sugerimos leerlas e identificar las acciones que debe realizar, esto le permitirá saber cómo hacerlo cuando le toque hacerlo en su contexto laboral.</w:t>
+      </w:r>
+    </w:p>
+    <w:p>
+      <w:pPr>
+        <w:pStyle w:val="Prrafodelista"/>
+        <w:numPr>
+          <w:ilvl w:val="0"/>
+          <w:numId w:val="44"/>
+        </w:numPr>
+        <w:rPr>
+          <w:lang w:val="es-419" w:eastAsia="es-CO"/>
+        </w:rPr>
+      </w:pPr>
+      <w:r>
+        <w:rPr>
+          <w:b/>
+          <w:bCs/>
+          <w:lang w:val="es-419" w:eastAsia="es-CO"/>
+        </w:rPr>
+        <w:t>Fase análisis</w:t>
+      </w:r>
+      <w:r>
+        <w:rPr>
+          <w:b/>
+          <w:bCs/>
+          <w:lang w:val="es-419" w:eastAsia="es-CO"/>
+        </w:rPr>
+        <w:t xml:space="preserve">. </w:t>
+      </w:r>
+      <w:r>
+        <w:rPr>
+          <w:lang w:val="es-419" w:eastAsia="es-CO"/>
+        </w:rPr>
+        <w:t>Esta fase inicia con la identificación de las posibles causas de la problemática, del área y proceso a ser mejorado, teniendo en cuenta los siguientes elementos como: análisis del impacto que tiene el proceso en el área para lograr objetivos estratégicos de la empresa, importancia de la visión, misión y objetivos estratégicos y prever los efectos negativos de la situación problémica, para esto existen herramientas y técnicas de análisis como la matriz DOFA (Debilidades, Oportunidades, Fortalezas, Amenazas) diagramas de causa- efecto, el árbol de problemas.</w:t>
+      </w:r>
+    </w:p>
+    <w:p>
+      <w:pPr>
+        <w:pStyle w:val="Prrafodelista"/>
+        <w:numPr>
+          <w:ilvl w:val="0"/>
+          <w:numId w:val="44"/>
+        </w:numPr>
+        <w:rPr>
+          <w:lang w:val="es-419" w:eastAsia="es-CO"/>
+        </w:rPr>
+      </w:pPr>
+      <w:r>
+        <w:rPr>
+          <w:b/>
+          <w:bCs/>
+          <w:lang w:val="es-419" w:eastAsia="es-CO"/>
+        </w:rPr>
+        <w:t>Fase de planeación</w:t>
+      </w:r>
+      <w:r>
+        <w:rPr>
+          <w:b/>
+          <w:bCs/>
+          <w:lang w:val="es-419" w:eastAsia="es-CO"/>
+        </w:rPr>
+        <w:t xml:space="preserve">. </w:t>
+      </w:r>
+      <w:r>
+        <w:rPr>
+          <w:lang w:val="es-419" w:eastAsia="es-CO"/>
+        </w:rPr>
+        <w:t>Esta planificación debe ser definida en varios momentos o plazos, ser medible, viable, flexible, y se debe tener en cuenta lo siguiente: validar los resultados del análisis y definir los objetivos, definir las posibles soluciones y establecer las acciones, asignar las responsabilidades a los miembros del equipo y definir las herramientas para la solución de problemáticas.</w:t>
+      </w:r>
+    </w:p>
+    <w:p>
+      <w:pPr>
+        <w:pStyle w:val="Prrafodelista"/>
+        <w:numPr>
+          <w:ilvl w:val="0"/>
+          <w:numId w:val="44"/>
+        </w:numPr>
+        <w:rPr>
+          <w:lang w:val="es-419" w:eastAsia="es-CO"/>
+        </w:rPr>
+      </w:pPr>
+      <w:r>
+        <w:rPr>
+          <w:b/>
+          <w:bCs/>
+          <w:lang w:val="es-419" w:eastAsia="es-CO"/>
+        </w:rPr>
+        <w:t>Fase de implementación y seguimiento</w:t>
+      </w:r>
+      <w:r>
+        <w:rPr>
+          <w:b/>
+          <w:bCs/>
+          <w:lang w:val="es-419" w:eastAsia="es-CO"/>
+        </w:rPr>
+        <w:t xml:space="preserve">. </w:t>
+      </w:r>
+      <w:r>
+        <w:rPr>
+          <w:lang w:val="es-419" w:eastAsia="es-CO"/>
+        </w:rPr>
+        <w:t>En esta fase es vital la incorporación del personal</w:t>
+      </w:r>
+      <w:r>
+        <w:rPr>
+          <w:lang w:val="es-419" w:eastAsia="es-CO"/>
+        </w:rPr>
+        <w:t>,</w:t>
+      </w:r>
+      <w:r>
+        <w:rPr>
+          <w:lang w:val="es-419" w:eastAsia="es-CO"/>
+        </w:rPr>
+        <w:t xml:space="preserve"> pues son los encargados de ejecutar las acciones y se debe tener en cuenta lo siguiente: la socialización del plan de </w:t>
+      </w:r>
+      <w:r>
+        <w:rPr>
+          <w:lang w:val="es-419" w:eastAsia="es-CO"/>
+        </w:rPr>
+        <w:lastRenderedPageBreak/>
+        <w:t>mejora, la ejecución de las acciones programadas, los seguimientos basados en indicadores de impacto y de desempeño, y valoración del cumplimiento del plan.</w:t>
+      </w:r>
+    </w:p>
+    <w:p>
+      <w:pPr>
+        <w:pStyle w:val="Prrafodelista"/>
+        <w:numPr>
+          <w:ilvl w:val="0"/>
+          <w:numId w:val="44"/>
+        </w:numPr>
+        <w:ind w:left="708"/>
+        <w:rPr>
           <w:lang w:val="es-419" w:eastAsia="es-CO"/>
         </w:rPr>
       </w:pPr>
@@ -7930,13 +8105,14 @@
         </w:rPr>
         <w:t>Fase de evaluación</w:t>
       </w:r>
-    </w:p>
-    <w:p>
-      <w:pPr>
-        <w:rPr>
-          <w:lang w:val="es-419" w:eastAsia="es-CO"/>
-        </w:rPr>
-      </w:pPr>
+      <w:r>
+        <w:rPr>
+          <w:b/>
+          <w:bCs/>
+          <w:lang w:val="es-419" w:eastAsia="es-CO"/>
+        </w:rPr>
+        <w:t xml:space="preserve">. </w:t>
+      </w:r>
       <w:r>
         <w:rPr>
           <w:lang w:val="es-419" w:eastAsia="es-CO"/>
@@ -7955,13 +8131,12 @@
         </w:rPr>
         <w:t xml:space="preserve"> se realiza el informe.</w:t>
       </w:r>
-    </w:p>
-    <w:p>
-      <w:pPr>
-        <w:rPr>
-          <w:lang w:val="es-419" w:eastAsia="es-CO"/>
-        </w:rPr>
-      </w:pPr>
+      <w:r>
+        <w:rPr>
+          <w:lang w:val="es-419" w:eastAsia="es-CO"/>
+        </w:rPr>
+        <w:t xml:space="preserve"> </w:t>
+      </w:r>
       <w:r>
         <w:rPr>
           <w:lang w:val="es-419" w:eastAsia="es-CO"/>
@@ -8019,7 +8194,7 @@
       <w:pPr>
         <w:pStyle w:val="Titulosgenerales"/>
       </w:pPr>
-      <w:bookmarkStart w:id="12" w:name="_Toc234506275"/>
+      <w:bookmarkStart w:id="13" w:name="_Toc242982291"/>
       <w:r>
         <w:lastRenderedPageBreak/>
         <w:t>S</w:t>
@@ -8027,7 +8202,7 @@
       <w:r>
         <w:t>íntesis</w:t>
       </w:r>
-      <w:bookmarkEnd w:id="12"/>
+      <w:bookmarkEnd w:id="13"/>
       <w:r>
         <w:t xml:space="preserve"> </w:t>
       </w:r>
@@ -8074,6 +8249,7 @@
     <w:p>
       <w:pPr>
         <w:ind w:firstLine="0"/>
+        <w:jc w:val="center"/>
         <w:rPr>
           <w:lang w:val="es-419" w:eastAsia="es-CO"/>
         </w:rPr>
@@ -8084,10 +8260,10 @@
           <w:lang w:val="es-419" w:eastAsia="es-CO"/>
         </w:rPr>
         <w:drawing>
-          <wp:inline distT="0" distB="0" distL="0" distR="0" wp14:anchorId="39D89D33" wp14:editId="723E4B84">
-            <wp:extent cx="6373160" cy="1871330"/>
-            <wp:effectExtent l="0" t="0" r="0" b="0"/>
-            <wp:docPr id="1063732137" name="Imagen 5" descr="La figura describe un mapa conceptual sobre protocolos de atención. El tema principal se divide en seis componentes: protocolos de atención y respuesta para redes sociales, manejo de crisis en atención al cliente en redes sociales, herramientas para analítica e informes de resultados, elaboración e informe descriptivo del producto, elaboración e interpretación de gráficos y elaboración de informes con proyección de mejora. Además, se incluyen subtemas sobre ventajas y dimensiones del protocolo de atención al cliente, así como características de los gráficos, tipos de analíticas y tipos de métricas."/>
+          <wp:inline distT="0" distB="0" distL="0" distR="0" wp14:anchorId="4405D300" wp14:editId="11178B4C">
+            <wp:extent cx="6332220" cy="1859280"/>
+            <wp:effectExtent l="0" t="0" r="0" b="7620"/>
+            <wp:docPr id="1" name="Gráfico 1" descr="La figura describe un mapa conceptual sobre protocolos de atención. El tema principal se divide en seis componentes: protocolos de atención y respuesta para redes sociales, manejo de crisis en atención al cliente en redes sociales, herramientas para analítica e informes de resultados, elaboración e informe descriptivo del producto, elaboración e interpretación de gráficos y elaboración de informes con proyección de mejora. Además, se incluyen subtemas sobre ventajas y dimensiones del protocolo de atención al cliente, así como características de los gráficos, tipos de analíticas y tipos de métricas."/>
             <wp:cNvGraphicFramePr>
               <a:graphicFrameLocks xmlns:a="http://schemas.openxmlformats.org/drawingml/2006/main" noChangeAspect="1"/>
             </wp:cNvGraphicFramePr>
@@ -8095,10 +8271,8 @@
               <a:graphicData uri="http://schemas.openxmlformats.org/drawingml/2006/picture">
                 <pic:pic xmlns:pic="http://schemas.openxmlformats.org/drawingml/2006/picture">
                   <pic:nvPicPr>
-                    <pic:cNvPr id="1063732137" name="Imagen 5" descr="La figura describe un mapa conceptual sobre protocolos de atención. El tema principal se divide en seis componentes: protocolos de atención y respuesta para redes sociales, manejo de crisis en atención al cliente en redes sociales, herramientas para analítica e informes de resultados, elaboración e informe descriptivo del producto, elaboración e interpretación de gráficos y elaboración de informes con proyección de mejora. Además, se incluyen subtemas sobre ventajas y dimensiones del protocolo de atención al cliente, así como características de los gráficos, tipos de analíticas y tipos de métricas."/>
-                    <pic:cNvPicPr>
-                      <a:picLocks noChangeAspect="1" noChangeArrowheads="1"/>
-                    </pic:cNvPicPr>
+                    <pic:cNvPr id="1" name="Gráfico 1" descr="La figura describe un mapa conceptual sobre protocolos de atención. El tema principal se divide en seis componentes: protocolos de atención y respuesta para redes sociales, manejo de crisis en atención al cliente en redes sociales, herramientas para analítica e informes de resultados, elaboración e informe descriptivo del producto, elaboración e interpretación de gráficos y elaboración de informes con proyección de mejora. Además, se incluyen subtemas sobre ventajas y dimensiones del protocolo de atención al cliente, así como características de los gráficos, tipos de analíticas y tipos de métricas."/>
+                    <pic:cNvPicPr/>
                   </pic:nvPicPr>
                   <pic:blipFill>
                     <a:blip r:embed="rId17">
@@ -8106,22 +8280,23 @@
                         <a:ext uri="{28A0092B-C50C-407E-A947-70E740481C1C}">
                           <a14:useLocalDpi xmlns:a14="http://schemas.microsoft.com/office/drawing/2010/main" val="0"/>
                         </a:ext>
+                        <a:ext uri="{96DAC541-7B7A-43D3-8B79-37D633B846F1}">
+                          <asvg:svgBlip xmlns:asvg="http://schemas.microsoft.com/office/drawing/2016/SVG/main" r:embed="rId18"/>
+                        </a:ext>
                       </a:extLst>
                     </a:blip>
-                    <a:srcRect/>
                     <a:stretch>
                       <a:fillRect/>
                     </a:stretch>
                   </pic:blipFill>
-                  <pic:spPr bwMode="auto">
+                  <pic:spPr>
                     <a:xfrm>
                       <a:off x="0" y="0"/>
-                      <a:ext cx="6401907" cy="1879771"/>
+                      <a:ext cx="6332220" cy="1859280"/>
                     </a:xfrm>
                     <a:prstGeom prst="rect">
                       <a:avLst/>
                     </a:prstGeom>
-                    <a:noFill/>
                   </pic:spPr>
                 </pic:pic>
               </a:graphicData>
@@ -8132,14 +8307,22 @@
     </w:p>
     <w:p>
       <w:pPr>
+        <w:ind w:firstLine="0"/>
+        <w:rPr>
+          <w:lang w:val="es-419" w:eastAsia="es-CO"/>
+        </w:rPr>
+      </w:pPr>
+    </w:p>
+    <w:p>
+      <w:pPr>
         <w:pStyle w:val="Titulosgenerales"/>
       </w:pPr>
-      <w:bookmarkStart w:id="13" w:name="_Toc234506276"/>
+      <w:bookmarkStart w:id="14" w:name="_Toc242982292"/>
       <w:r>
         <w:lastRenderedPageBreak/>
         <w:t>Glosario</w:t>
       </w:r>
-      <w:bookmarkEnd w:id="13"/>
+      <w:bookmarkEnd w:id="14"/>
     </w:p>
     <w:p>
       <w:pPr>
@@ -8479,12 +8662,12 @@
       <w:pPr>
         <w:pStyle w:val="Titulosgenerales"/>
       </w:pPr>
-      <w:bookmarkStart w:id="14" w:name="_Toc234506277"/>
+      <w:bookmarkStart w:id="15" w:name="_Toc242982293"/>
       <w:r>
         <w:lastRenderedPageBreak/>
         <w:t>Referencias bibliográficas</w:t>
       </w:r>
-      <w:bookmarkEnd w:id="14"/>
+      <w:bookmarkEnd w:id="15"/>
       <w:r>
         <w:t xml:space="preserve"> </w:t>
       </w:r>
@@ -8493,7 +8676,7 @@
       <w:r>
         <w:t xml:space="preserve">Agencia Nacional de Evaluación de la Calidad y Acreditación. (2021). Guía para la elaboración de un plan de mejoras. ANECA. </w:t>
       </w:r>
-      <w:hyperlink r:id="rId18" w:history="1">
+      <w:hyperlink r:id="rId19" w:history="1">
         <w:r>
           <w:rPr>
             <w:rStyle w:val="Hipervnculo"/>
@@ -8503,22 +8686,6 @@
       </w:hyperlink>
       <w:r>
         <w:t xml:space="preserve"> </w:t>
-      </w:r>
-    </w:p>
-    <w:p>
-      <w:r>
-        <w:t xml:space="preserve">AITECO Consultores. (2019). Planes de mejora. </w:t>
-      </w:r>
-      <w:hyperlink r:id="rId19" w:history="1">
-        <w:r>
-          <w:rPr>
-            <w:rStyle w:val="Hipervnculo"/>
-          </w:rPr>
-          <w:t>https://www.aiteco.com/calidad/plan-de-mejora/</w:t>
-        </w:r>
-      </w:hyperlink>
-      <w:r>
-        <w:t xml:space="preserve">  </w:t>
       </w:r>
     </w:p>
     <w:p>
@@ -8581,48 +8748,55 @@
     </w:p>
     <w:p>
       <w:r>
-        <w:t xml:space="preserve">Castillo </w:t>
-      </w:r>
-      <w:proofErr w:type="spellStart"/>
-      <w:r>
-        <w:t>Esparcia</w:t>
-      </w:r>
-      <w:proofErr w:type="spellEnd"/>
-      <w:r>
-        <w:t>, A., &amp; Ponce, D. (2015). Comunicación de crisis 2.0. Editorial Fragua. ISBN: 978-84-7074-666-6</w:t>
-      </w:r>
-    </w:p>
-    <w:p>
-      <w:r>
-        <w:t xml:space="preserve">Congreso de Colombia. (2012, 17 de octubre). Ley 1581 de 2012. Por la cual se dictan disposiciones generales para la protección de datos personales. Diario Oficial. </w:t>
+        <w:t xml:space="preserve">AITECO Consultores. (2019). Planes de mejora. </w:t>
       </w:r>
       <w:hyperlink r:id="rId21" w:history="1">
         <w:r>
           <w:rPr>
             <w:rStyle w:val="Hipervnculo"/>
           </w:rPr>
-          <w:t>https://www.suin-juriscol.gov.co/viewDocument.asp?id=1684507</w:t>
+          <w:t>https://www.aiteco.com/calidad/plan-de-mejora/</w:t>
         </w:r>
       </w:hyperlink>
-      <w:r>
-        <w:t xml:space="preserve"> </w:t>
-      </w:r>
-    </w:p>
-    <w:p>
-      <w:r>
-        <w:t xml:space="preserve">Congreso de Colombia. (2023, 10 de julio). Ley 2300 de 2023. Por medio de la cual se establecen medidas que protejan el derecho a la intimidad de los consumidores. Diario Oficial. </w:t>
+    </w:p>
+    <w:p>
+      <w:r>
+        <w:t xml:space="preserve">Castillo </w:t>
+      </w:r>
+      <w:proofErr w:type="spellStart"/>
+      <w:r>
+        <w:t>Esparcia</w:t>
+      </w:r>
+      <w:proofErr w:type="spellEnd"/>
+      <w:r>
+        <w:t>, A., &amp; Ponce, D. (2015). Comunicación de crisis 2.0. Editorial Fragua. ISBN: 978-84-7074-666-6</w:t>
+      </w:r>
+    </w:p>
+    <w:p>
+      <w:r>
+        <w:t xml:space="preserve">Congreso de Colombia. (2012, 17 de octubre). Ley 1581 de 2012. Por la cual se dictan disposiciones generales para la protección de datos personales. </w:t>
       </w:r>
       <w:hyperlink r:id="rId22" w:history="1">
         <w:r>
           <w:rPr>
             <w:rStyle w:val="Hipervnculo"/>
           </w:rPr>
-          <w:t>https://www.suin-juriscol.gov.co/viewDocument.asp?id=30046853</w:t>
+          <w:t>https://www.funcionpublica.gov.co/eva/gestornormativo/norma.php?i=49981</w:t>
         </w:r>
       </w:hyperlink>
-      <w:r>
-        <w:t xml:space="preserve">  </w:t>
-      </w:r>
+    </w:p>
+    <w:p>
+      <w:r>
+        <w:t xml:space="preserve">Congreso de Colombia. (2023, 10 de julio). Ley 2300 de 2023. Por medio de la cual se establecen medidas que protejan el derecho a la intimidad de los consumidores. </w:t>
+      </w:r>
+      <w:hyperlink r:id="rId23" w:history="1">
+        <w:r>
+          <w:rPr>
+            <w:rStyle w:val="Hipervnculo"/>
+          </w:rPr>
+          <w:t>https://www.funcionpublica.gov.co/eva/gestornormativo/norma.php?i=213990</w:t>
+        </w:r>
+      </w:hyperlink>
     </w:p>
     <w:p>
       <w:r>
@@ -8636,7 +8810,7 @@
       <w:r>
         <w:t xml:space="preserve">. </w:t>
       </w:r>
-      <w:hyperlink r:id="rId23" w:history="1">
+      <w:hyperlink r:id="rId24" w:history="1">
         <w:r>
           <w:rPr>
             <w:rStyle w:val="Hipervnculo"/>
@@ -8658,7 +8832,7 @@
         <w:lastRenderedPageBreak/>
         <w:t xml:space="preserve">Emprendedores. (2020). Pautas para elaborar un informe eficaz, comprensible y bien presentado. </w:t>
       </w:r>
-      <w:hyperlink r:id="rId24" w:history="1">
+      <w:hyperlink r:id="rId25" w:history="1">
         <w:r>
           <w:rPr>
             <w:rStyle w:val="Hipervnculo"/>
@@ -8714,7 +8888,7 @@
       <w:r>
         <w:t xml:space="preserve"> de la UAB. </w:t>
       </w:r>
-      <w:hyperlink r:id="rId25" w:history="1">
+      <w:hyperlink r:id="rId26" w:history="1">
         <w:r>
           <w:rPr>
             <w:rStyle w:val="Hipervnculo"/>
@@ -8730,7 +8904,7 @@
       <w:r>
         <w:t xml:space="preserve">Escuela de Negocios y Dirección. (7 de mayo de 2026). Analítica Web: qué es y mejores herramientas. ENyD Blog. </w:t>
       </w:r>
-      <w:hyperlink r:id="rId26" w:history="1">
+      <w:hyperlink r:id="rId27" w:history="1">
         <w:r>
           <w:rPr>
             <w:rStyle w:val="Hipervnculo"/>
@@ -8746,7 +8920,7 @@
       <w:r>
         <w:t xml:space="preserve">Maldonado, S. (2010). Analítica web: Medir para triunfar. ESIC Editorial. </w:t>
       </w:r>
-      <w:hyperlink r:id="rId27" w:history="1">
+      <w:hyperlink r:id="rId28" w:history="1">
         <w:r>
           <w:rPr>
             <w:rStyle w:val="Hipervnculo"/>
@@ -8760,25 +8934,22 @@
     </w:p>
     <w:p>
       <w:r>
-        <w:t xml:space="preserve">Ministerio de Comercio, Industria y Turismo. (2015, 26 de mayo). Decreto 1074 de 2015. Por medio del cual se expide el Decreto Único Reglamentario del Sector Comercio, Industria y Turismo. Diario Oficial. </w:t>
-      </w:r>
-      <w:hyperlink r:id="rId28" w:history="1">
+        <w:t xml:space="preserve">Ministerio de Comercio, Industria y Turismo. (2015, 26 de mayo). Decreto 1074 de 2015. Por medio del cual se expide el Decreto Único Reglamentario del Sector Comercio, Industria y Turismo. </w:t>
+      </w:r>
+      <w:hyperlink r:id="rId29" w:history="1">
         <w:r>
           <w:rPr>
             <w:rStyle w:val="Hipervnculo"/>
           </w:rPr>
-          <w:t>https://www.suin-juriscol.gov.co/viewDocument.asp?id=30019935</w:t>
+          <w:t>https://www.funcionpublica.gov.co/eva/gestornormativo/norma.php?i=76608</w:t>
         </w:r>
       </w:hyperlink>
-      <w:r>
-        <w:t xml:space="preserve">  </w:t>
-      </w:r>
     </w:p>
     <w:p>
       <w:r>
         <w:t xml:space="preserve">Morales Martínez, M. (2011). Analítica web para empresas: Arte, ingenio y anticipación. Editorial UOC. </w:t>
       </w:r>
-      <w:hyperlink r:id="rId29" w:history="1">
+      <w:hyperlink r:id="rId30" w:history="1">
         <w:r>
           <w:rPr>
             <w:rStyle w:val="Hipervnculo"/>
@@ -8794,7 +8965,7 @@
       <w:r>
         <w:t xml:space="preserve">Observatorio Digital (2020). Observatorio Digital: Analítica Digital: mejores herramientas de analítica digital de 2020. </w:t>
       </w:r>
-      <w:hyperlink r:id="rId30" w:anchor="anal" w:history="1">
+      <w:hyperlink r:id="rId31" w:anchor="anal" w:history="1">
         <w:r>
           <w:rPr>
             <w:rStyle w:val="Hipervnculo"/>
@@ -8811,7 +8982,7 @@
         <w:lastRenderedPageBreak/>
         <w:t xml:space="preserve">Proaño Villavicencio, D. X., Gisbert Soler, V., &amp; Pérez Bernabeu, E. (2017). Metodología para elaborar un plan de mejora continua. 3C Empresa: Investigación y pensamiento crítico, edición especial, 50–56. </w:t>
       </w:r>
-      <w:hyperlink r:id="rId31" w:history="1">
+      <w:hyperlink r:id="rId32" w:history="1">
         <w:r>
           <w:rPr>
             <w:rStyle w:val="Hipervnculo"/>
@@ -8833,12 +9004,157 @@
           <w:szCs w:val="28"/>
         </w:rPr>
       </w:pPr>
+      <w:r>
+        <w:rPr>
+          <w:rFonts w:asciiTheme="minorHAnsi" w:hAnsiTheme="minorHAnsi" w:cstheme="minorHAnsi"/>
+          <w:sz w:val="28"/>
+          <w:szCs w:val="28"/>
+        </w:rPr>
+        <w:t xml:space="preserve">Saura Pérez, P., &amp; García </w:t>
+      </w:r>
+      <w:proofErr w:type="spellStart"/>
+      <w:r>
+        <w:rPr>
+          <w:rFonts w:asciiTheme="minorHAnsi" w:hAnsiTheme="minorHAnsi" w:cstheme="minorHAnsi"/>
+          <w:sz w:val="28"/>
+          <w:szCs w:val="28"/>
+        </w:rPr>
+        <w:t>García</w:t>
+      </w:r>
+      <w:proofErr w:type="spellEnd"/>
+      <w:r>
+        <w:rPr>
+          <w:rFonts w:asciiTheme="minorHAnsi" w:hAnsiTheme="minorHAnsi" w:cstheme="minorHAnsi"/>
+          <w:sz w:val="28"/>
+          <w:szCs w:val="28"/>
+        </w:rPr>
+        <w:t>, F. (2010). La comunicación de crisis como elemento clave de la comunicación empresarial. Icono14, 8(2), 42–56.</w:t>
+      </w:r>
+      <w:r>
+        <w:rPr>
+          <w:rFonts w:asciiTheme="minorHAnsi" w:hAnsiTheme="minorHAnsi" w:cstheme="minorHAnsi"/>
+          <w:sz w:val="28"/>
+          <w:szCs w:val="28"/>
+        </w:rPr>
+        <w:t xml:space="preserve"> </w:t>
+      </w:r>
+      <w:hyperlink r:id="rId33" w:history="1">
+        <w:r>
+          <w:rPr>
+            <w:rStyle w:val="Hipervnculo"/>
+            <w:rFonts w:asciiTheme="minorHAnsi" w:hAnsiTheme="minorHAnsi" w:cstheme="minorHAnsi"/>
+            <w:sz w:val="28"/>
+            <w:szCs w:val="28"/>
+          </w:rPr>
+          <w:t>https://icono14.net/ojs/index.php/icono14/article/view/245</w:t>
+        </w:r>
+      </w:hyperlink>
+    </w:p>
+    <w:p>
+      <w:pPr>
+        <w:pStyle w:val="Normal0"/>
+        <w:ind w:firstLine="708"/>
+        <w:rPr>
+          <w:rFonts w:asciiTheme="minorHAnsi" w:hAnsiTheme="minorHAnsi" w:cstheme="minorHAnsi"/>
+          <w:sz w:val="28"/>
+          <w:szCs w:val="28"/>
+        </w:rPr>
+      </w:pPr>
+    </w:p>
+    <w:p>
+      <w:pPr>
+        <w:pStyle w:val="Normal0"/>
+        <w:ind w:firstLine="708"/>
+        <w:rPr>
+          <w:rFonts w:asciiTheme="minorHAnsi" w:hAnsiTheme="minorHAnsi" w:cstheme="minorHAnsi"/>
+          <w:sz w:val="28"/>
+          <w:szCs w:val="28"/>
+        </w:rPr>
+      </w:pPr>
+      <w:r>
+        <w:rPr>
+          <w:rFonts w:asciiTheme="minorHAnsi" w:hAnsiTheme="minorHAnsi" w:cstheme="minorHAnsi"/>
+          <w:sz w:val="28"/>
+          <w:szCs w:val="28"/>
+        </w:rPr>
+        <w:t xml:space="preserve">Tomás, D. (2018). Analítica web y 5 herramientas para medir tus resultados online. </w:t>
+      </w:r>
+      <w:proofErr w:type="spellStart"/>
+      <w:r>
+        <w:rPr>
+          <w:rFonts w:asciiTheme="minorHAnsi" w:hAnsiTheme="minorHAnsi" w:cstheme="minorHAnsi"/>
+          <w:sz w:val="28"/>
+          <w:szCs w:val="28"/>
+        </w:rPr>
+        <w:t>Cyberclick</w:t>
+      </w:r>
+      <w:proofErr w:type="spellEnd"/>
+      <w:r>
+        <w:rPr>
+          <w:rFonts w:asciiTheme="minorHAnsi" w:hAnsiTheme="minorHAnsi" w:cstheme="minorHAnsi"/>
+          <w:sz w:val="28"/>
+          <w:szCs w:val="28"/>
+        </w:rPr>
+        <w:t>.</w:t>
+      </w:r>
+      <w:r>
+        <w:rPr>
+          <w:rFonts w:asciiTheme="minorHAnsi" w:hAnsiTheme="minorHAnsi" w:cstheme="minorHAnsi"/>
+          <w:sz w:val="28"/>
+          <w:szCs w:val="28"/>
+        </w:rPr>
+        <w:t xml:space="preserve"> </w:t>
+      </w:r>
+      <w:hyperlink r:id="rId34" w:history="1">
+        <w:r>
+          <w:rPr>
+            <w:rStyle w:val="Hipervnculo"/>
+            <w:rFonts w:asciiTheme="minorHAnsi" w:hAnsiTheme="minorHAnsi" w:cstheme="minorHAnsi"/>
+            <w:sz w:val="28"/>
+            <w:szCs w:val="28"/>
+          </w:rPr>
+          <w:t>https://www.cyberclick.es/numerical-blog/analitica-web-y-5-herramientas-para-medir-tus-resultados-online</w:t>
+        </w:r>
+      </w:hyperlink>
+    </w:p>
+    <w:p>
+      <w:pPr>
+        <w:pStyle w:val="Normal0"/>
+        <w:ind w:firstLine="708"/>
+        <w:rPr>
+          <w:rFonts w:asciiTheme="minorHAnsi" w:hAnsiTheme="minorHAnsi" w:cstheme="minorHAnsi"/>
+          <w:sz w:val="28"/>
+          <w:szCs w:val="28"/>
+        </w:rPr>
+      </w:pPr>
+    </w:p>
+    <w:p>
+      <w:pPr>
+        <w:pStyle w:val="Normal0"/>
+        <w:ind w:firstLine="708"/>
+        <w:rPr>
+          <w:rFonts w:asciiTheme="minorHAnsi" w:hAnsiTheme="minorHAnsi" w:cstheme="minorHAnsi"/>
+          <w:sz w:val="28"/>
+          <w:szCs w:val="28"/>
+        </w:rPr>
+      </w:pPr>
+    </w:p>
+    <w:p>
+      <w:pPr>
+        <w:pStyle w:val="Normal0"/>
+        <w:ind w:firstLine="708"/>
+        <w:rPr>
+          <w:rFonts w:asciiTheme="minorHAnsi" w:hAnsiTheme="minorHAnsi" w:cstheme="minorHAnsi"/>
+          <w:sz w:val="28"/>
+          <w:szCs w:val="28"/>
+        </w:rPr>
+      </w:pPr>
     </w:p>
     <w:p>
       <w:pPr>
         <w:pStyle w:val="Titulosgenerales"/>
       </w:pPr>
-      <w:bookmarkStart w:id="15" w:name="_Toc234506278"/>
+      <w:bookmarkStart w:id="16" w:name="_Toc242982294"/>
       <w:r>
         <w:lastRenderedPageBreak/>
         <w:t>C</w:t>
@@ -8846,7 +9162,7 @@
       <w:r>
         <w:t>réditos</w:t>
       </w:r>
-      <w:bookmarkEnd w:id="15"/>
+      <w:bookmarkEnd w:id="16"/>
     </w:p>
     <w:tbl>
       <w:tblPr>
@@ -9012,7 +9328,14 @@
                 <w:rFonts w:cs="Calibri"/>
                 <w:szCs w:val="24"/>
               </w:rPr>
-              <w:t xml:space="preserve">– </w:t>
+              <w:t>-</w:t>
+            </w:r>
+            <w:r>
+              <w:rPr>
+                <w:rFonts w:cs="Calibri"/>
+                <w:szCs w:val="24"/>
+              </w:rPr>
+              <w:t xml:space="preserve"> </w:t>
             </w:r>
             <w:r>
               <w:rPr>
@@ -9084,7 +9407,21 @@
                 <w:rFonts w:cs="Calibri"/>
                 <w:szCs w:val="24"/>
               </w:rPr>
-              <w:t>Centro de Comercio y Servicios – Regional Atlántico</w:t>
+              <w:t xml:space="preserve">Centro de Comercio y Servicios </w:t>
+            </w:r>
+            <w:r>
+              <w:rPr>
+                <w:rFonts w:cs="Calibri"/>
+                <w:szCs w:val="24"/>
+              </w:rPr>
+              <w:t>-</w:t>
+            </w:r>
+            <w:r>
+              <w:rPr>
+                <w:rFonts w:cs="Calibri"/>
+                <w:szCs w:val="24"/>
+              </w:rPr>
+              <w:t xml:space="preserve"> Regional Atlántico</w:t>
             </w:r>
           </w:p>
         </w:tc>
@@ -9159,7 +9496,14 @@
                 <w:rFonts w:cs="Calibri"/>
                 <w:szCs w:val="24"/>
               </w:rPr>
-              <w:t xml:space="preserve">– </w:t>
+              <w:t>-</w:t>
+            </w:r>
+            <w:r>
+              <w:rPr>
+                <w:rFonts w:cs="Calibri"/>
+                <w:szCs w:val="24"/>
+              </w:rPr>
+              <w:t xml:space="preserve"> </w:t>
             </w:r>
             <w:r>
               <w:rPr>
@@ -9259,7 +9603,14 @@
                 <w:rFonts w:cs="Calibri"/>
                 <w:szCs w:val="24"/>
               </w:rPr>
-              <w:t xml:space="preserve">– </w:t>
+              <w:t>-</w:t>
+            </w:r>
+            <w:r>
+              <w:rPr>
+                <w:rFonts w:cs="Calibri"/>
+                <w:szCs w:val="24"/>
+              </w:rPr>
+              <w:t xml:space="preserve"> </w:t>
             </w:r>
             <w:r>
               <w:rPr>
@@ -9369,7 +9720,14 @@
                 <w:rFonts w:cs="Calibri"/>
                 <w:szCs w:val="24"/>
               </w:rPr>
-              <w:t xml:space="preserve">– </w:t>
+              <w:t>-</w:t>
+            </w:r>
+            <w:r>
+              <w:rPr>
+                <w:rFonts w:cs="Calibri"/>
+                <w:szCs w:val="24"/>
+              </w:rPr>
+              <w:t xml:space="preserve"> </w:t>
             </w:r>
             <w:r>
               <w:rPr>
@@ -9448,7 +9806,14 @@
                 <w:rFonts w:cs="Calibri"/>
                 <w:szCs w:val="24"/>
               </w:rPr>
-              <w:t xml:space="preserve">– </w:t>
+              <w:t>-</w:t>
+            </w:r>
+            <w:r>
+              <w:rPr>
+                <w:rFonts w:cs="Calibri"/>
+                <w:szCs w:val="24"/>
+              </w:rPr>
+              <w:t xml:space="preserve"> </w:t>
             </w:r>
             <w:r>
               <w:rPr>
@@ -9531,7 +9896,13 @@
               <w:t>y</w:t>
             </w:r>
             <w:r>
-              <w:t xml:space="preserve"> Metrología – Regional Distrito Capital</w:t>
+              <w:t xml:space="preserve"> Metrología </w:t>
+            </w:r>
+            <w:r>
+              <w:t>-</w:t>
+            </w:r>
+            <w:r>
+              <w:t xml:space="preserve"> Regional Distrito Capital</w:t>
             </w:r>
           </w:p>
         </w:tc>
@@ -9596,7 +9967,21 @@
                 <w:rFonts w:cs="Calibri"/>
                 <w:szCs w:val="24"/>
               </w:rPr>
-              <w:t>Centro de Comercio y Servicios – Regional Atlántico</w:t>
+              <w:t xml:space="preserve">Centro de Comercio y Servicios </w:t>
+            </w:r>
+            <w:r>
+              <w:rPr>
+                <w:rFonts w:cs="Calibri"/>
+                <w:szCs w:val="24"/>
+              </w:rPr>
+              <w:t>-</w:t>
+            </w:r>
+            <w:r>
+              <w:rPr>
+                <w:rFonts w:cs="Calibri"/>
+                <w:szCs w:val="24"/>
+              </w:rPr>
+              <w:t xml:space="preserve"> Regional Atlántico</w:t>
             </w:r>
           </w:p>
         </w:tc>
@@ -9671,7 +10056,21 @@
                 <w:rFonts w:cs="Calibri"/>
                 <w:szCs w:val="24"/>
               </w:rPr>
-              <w:t>Centro de Comercio y Servicios – Regional Atlántico</w:t>
+              <w:t xml:space="preserve">Centro de Comercio y Servicios </w:t>
+            </w:r>
+            <w:r>
+              <w:rPr>
+                <w:rFonts w:cs="Calibri"/>
+                <w:szCs w:val="24"/>
+              </w:rPr>
+              <w:t>-</w:t>
+            </w:r>
+            <w:r>
+              <w:rPr>
+                <w:rFonts w:cs="Calibri"/>
+                <w:szCs w:val="24"/>
+              </w:rPr>
+              <w:t xml:space="preserve"> Regional Atlántico</w:t>
             </w:r>
           </w:p>
         </w:tc>
@@ -9736,7 +10135,21 @@
                 <w:rFonts w:cs="Calibri"/>
                 <w:szCs w:val="24"/>
               </w:rPr>
-              <w:t>Centro de Comercio y Servicios – Regional Atlántico</w:t>
+              <w:t xml:space="preserve">Centro de Comercio y Servicios </w:t>
+            </w:r>
+            <w:r>
+              <w:rPr>
+                <w:rFonts w:cs="Calibri"/>
+                <w:szCs w:val="24"/>
+              </w:rPr>
+              <w:t>-</w:t>
+            </w:r>
+            <w:r>
+              <w:rPr>
+                <w:rFonts w:cs="Calibri"/>
+                <w:szCs w:val="24"/>
+              </w:rPr>
+              <w:t xml:space="preserve"> Regional Atlántico</w:t>
             </w:r>
           </w:p>
         </w:tc>
@@ -9811,7 +10224,14 @@
                 <w:rFonts w:cs="Calibri"/>
                 <w:szCs w:val="24"/>
               </w:rPr>
-              <w:t xml:space="preserve">– </w:t>
+              <w:t>-</w:t>
+            </w:r>
+            <w:r>
+              <w:rPr>
+                <w:rFonts w:cs="Calibri"/>
+                <w:szCs w:val="24"/>
+              </w:rPr>
+              <w:t xml:space="preserve"> </w:t>
             </w:r>
             <w:r>
               <w:rPr>
@@ -9912,7 +10332,14 @@
                 <w:rFonts w:cs="Calibri"/>
                 <w:szCs w:val="24"/>
               </w:rPr>
-              <w:t xml:space="preserve">– </w:t>
+              <w:t>-</w:t>
+            </w:r>
+            <w:r>
+              <w:rPr>
+                <w:rFonts w:cs="Calibri"/>
+                <w:szCs w:val="24"/>
+              </w:rPr>
+              <w:t xml:space="preserve"> </w:t>
             </w:r>
             <w:r>
               <w:rPr>
@@ -9994,7 +10421,14 @@
                 <w:rFonts w:cs="Calibri"/>
                 <w:szCs w:val="24"/>
               </w:rPr>
-              <w:t xml:space="preserve">– </w:t>
+              <w:t>-</w:t>
+            </w:r>
+            <w:r>
+              <w:rPr>
+                <w:rFonts w:cs="Calibri"/>
+                <w:szCs w:val="24"/>
+              </w:rPr>
+              <w:t xml:space="preserve"> </w:t>
             </w:r>
             <w:r>
               <w:rPr>
@@ -10073,7 +10507,14 @@
                 <w:rFonts w:cs="Calibri"/>
                 <w:szCs w:val="24"/>
               </w:rPr>
-              <w:t xml:space="preserve">– </w:t>
+              <w:t>-</w:t>
+            </w:r>
+            <w:r>
+              <w:rPr>
+                <w:rFonts w:cs="Calibri"/>
+                <w:szCs w:val="24"/>
+              </w:rPr>
+              <w:t xml:space="preserve"> </w:t>
             </w:r>
             <w:r>
               <w:rPr>
@@ -10169,7 +10610,14 @@
                 <w:rFonts w:cs="Calibri"/>
                 <w:szCs w:val="24"/>
               </w:rPr>
-              <w:t xml:space="preserve">– </w:t>
+              <w:t>-</w:t>
+            </w:r>
+            <w:r>
+              <w:rPr>
+                <w:rFonts w:cs="Calibri"/>
+                <w:szCs w:val="24"/>
+              </w:rPr>
+              <w:t xml:space="preserve"> </w:t>
             </w:r>
             <w:r>
               <w:rPr>
@@ -10248,7 +10696,14 @@
                 <w:rFonts w:cs="Calibri"/>
                 <w:szCs w:val="24"/>
               </w:rPr>
-              <w:t xml:space="preserve">– </w:t>
+              <w:t>-</w:t>
+            </w:r>
+            <w:r>
+              <w:rPr>
+                <w:rFonts w:cs="Calibri"/>
+                <w:szCs w:val="24"/>
+              </w:rPr>
+              <w:t xml:space="preserve"> </w:t>
             </w:r>
             <w:r>
               <w:rPr>
@@ -10330,7 +10785,14 @@
                 <w:rFonts w:cs="Calibri"/>
                 <w:szCs w:val="24"/>
               </w:rPr>
-              <w:t xml:space="preserve">– </w:t>
+              <w:t>-</w:t>
+            </w:r>
+            <w:r>
+              <w:rPr>
+                <w:rFonts w:cs="Calibri"/>
+                <w:szCs w:val="24"/>
+              </w:rPr>
+              <w:t xml:space="preserve"> </w:t>
             </w:r>
             <w:r>
               <w:rPr>
@@ -10416,7 +10878,21 @@
                 <w:rFonts w:cs="Calibri"/>
                 <w:szCs w:val="24"/>
               </w:rPr>
-              <w:t>Centro de Comercio y Servicios – Regional Atlántico</w:t>
+              <w:t xml:space="preserve">Centro de Comercio y Servicios </w:t>
+            </w:r>
+            <w:r>
+              <w:rPr>
+                <w:rFonts w:cs="Calibri"/>
+                <w:szCs w:val="24"/>
+              </w:rPr>
+              <w:t>-</w:t>
+            </w:r>
+            <w:r>
+              <w:rPr>
+                <w:rFonts w:cs="Calibri"/>
+                <w:szCs w:val="24"/>
+              </w:rPr>
+              <w:t xml:space="preserve"> Regional Atlántico</w:t>
             </w:r>
           </w:p>
         </w:tc>
@@ -10498,7 +10974,21 @@
                 <w:rFonts w:cs="Calibri"/>
                 <w:szCs w:val="24"/>
               </w:rPr>
-              <w:t>Centro de Comercio y Servicios – Regional Atlántico</w:t>
+              <w:t xml:space="preserve">Centro de Comercio y Servicios </w:t>
+            </w:r>
+            <w:r>
+              <w:rPr>
+                <w:rFonts w:cs="Calibri"/>
+                <w:szCs w:val="24"/>
+              </w:rPr>
+              <w:t>-</w:t>
+            </w:r>
+            <w:r>
+              <w:rPr>
+                <w:rFonts w:cs="Calibri"/>
+                <w:szCs w:val="24"/>
+              </w:rPr>
+              <w:t xml:space="preserve"> Regional Atlántico</w:t>
             </w:r>
           </w:p>
         </w:tc>
@@ -10563,7 +11053,21 @@
                 <w:rFonts w:cs="Calibri"/>
                 <w:szCs w:val="24"/>
               </w:rPr>
-              <w:t>Centro de Comercio y Servicios – Regional Atlántico</w:t>
+              <w:t xml:space="preserve">Centro de Comercio y Servicios </w:t>
+            </w:r>
+            <w:r>
+              <w:rPr>
+                <w:rFonts w:cs="Calibri"/>
+                <w:szCs w:val="24"/>
+              </w:rPr>
+              <w:t>-</w:t>
+            </w:r>
+            <w:r>
+              <w:rPr>
+                <w:rFonts w:cs="Calibri"/>
+                <w:szCs w:val="24"/>
+              </w:rPr>
+              <w:t xml:space="preserve"> Regional Atlántico</w:t>
             </w:r>
           </w:p>
         </w:tc>
@@ -10659,7 +11163,21 @@
                 <w:rFonts w:cs="Calibri"/>
                 <w:szCs w:val="24"/>
               </w:rPr>
-              <w:t>Centro de Comercio y Servicios – Regional Atlántico</w:t>
+              <w:t xml:space="preserve">Centro de Comercio y Servicios </w:t>
+            </w:r>
+            <w:r>
+              <w:rPr>
+                <w:rFonts w:cs="Calibri"/>
+                <w:szCs w:val="24"/>
+              </w:rPr>
+              <w:t>-</w:t>
+            </w:r>
+            <w:r>
+              <w:rPr>
+                <w:rFonts w:cs="Calibri"/>
+                <w:szCs w:val="24"/>
+              </w:rPr>
+              <w:t xml:space="preserve"> Regional Atlántico</w:t>
             </w:r>
           </w:p>
         </w:tc>
@@ -10677,8 +11195,8 @@
       </w:pPr>
     </w:p>
     <w:sectPr>
-      <w:headerReference w:type="default" r:id="rId32"/>
-      <w:footerReference w:type="default" r:id="rId33"/>
+      <w:headerReference w:type="default" r:id="rId35"/>
+      <w:footerReference w:type="default" r:id="rId36"/>
       <w:pgSz w:w="12240" w:h="15840"/>
       <w:pgMar w:top="1701" w:right="1134" w:bottom="1134" w:left="1134" w:header="709" w:footer="737" w:gutter="0"/>
       <w:pgNumType w:start="1"/>
@@ -10690,7 +11208,7 @@
 </file>
 
 <file path=word/endnotes.xml><?xml version="1.0" encoding="utf-8"?>
-<w:endnotes xmlns:wpc="http://schemas.microsoft.com/office/word/2010/wordprocessingCanvas" xmlns:cx="http://schemas.microsoft.com/office/drawing/2014/chartex" xmlns:cx1="http://schemas.microsoft.com/office/drawing/2015/9/8/chartex" xmlns:cx2="http://schemas.microsoft.com/office/drawing/2015/10/21/chartex" xmlns:cx3="http://schemas.microsoft.com/office/drawing/2016/5/9/chartex" xmlns:cx4="http://schemas.microsoft.com/office/drawing/2016/5/10/chartex" xmlns:cx5="http://schemas.microsoft.com/office/drawing/2016/5/11/chartex" xmlns:cx6="http://schemas.microsoft.com/office/drawing/2016/5/12/chartex" xmlns:cx7="http://schemas.microsoft.com/office/drawing/2016/5/13/chartex" xmlns:cx8="http://schemas.microsoft.com/office/drawing/2016/5/14/chartex" xmlns:mc="http://schemas.openxmlformats.org/markup-compatibility/2006" xmlns:m="http://schemas.openxmlformats.org/officeDocument/2006/math" xmlns:aink="http://schemas.microsoft.com/office/drawing/2016/ink" xmlns:am3d="http://schemas.microsoft.com/office/drawing/2017/model3d" xmlns:oel="http://schemas.microsoft.com/office/2019/extlst" xmlns:r="http://schemas.openxmlformats.org/officeDocument/2006/relationships" xmlns:wp14="http://schemas.microsoft.com/office/word/2010/wordprocessingDrawing" xmlns:wp="http://schemas.openxmlformats.org/drawingml/2006/wordprocessingDrawing" xmlns:wpg="http://schemas.microsoft.com/office/word/2010/wordprocessingGroup" xmlns:wpi="http://schemas.microsoft.com/office/word/2010/wordprocessingInk" xmlns:wps="http://schemas.microsoft.com/office/word/2010/wordprocessingShape" xmlns:o="urn:schemas-microsoft-com:office:office" xmlns:v="urn:schemas-microsoft-com:vml" xmlns:w10="urn:schemas-microsoft-com:office:word" xmlns:w="http://schemas.openxmlformats.org/wordprocessingml/2006/main" xmlns:w14="http://schemas.microsoft.com/office/word/2010/wordml" xmlns:w15="http://schemas.microsoft.com/office/word/2012/wordml" xmlns:w16cex="http://schemas.microsoft.com/office/word/2018/wordml/cex" xmlns:w16cid="http://schemas.microsoft.com/office/word/2016/wordml/cid" xmlns:w16="http://schemas.microsoft.com/office/word/2018/wordml" xmlns:w16sdtdh="http://schemas.microsoft.com/office/word/2020/wordml/sdtdatahash" xmlns:w16sdtfl="http://schemas.microsoft.com/office/word/2024/wordml/sdtformatlock" xmlns:w16se="http://schemas.microsoft.com/office/word/2015/wordml/symex" xmlns:w16du="http://schemas.microsoft.com/office/word/2023/wordml/word16du" xmlns:wne="http://schemas.microsoft.com/office/word/2006/wordml" mc:Ignorable="w14 w15 w16se w16cid w16 w16cex w16sdtdh w16sdtfl w16du wp14">
+<w:endnotes xmlns:wpc="http://schemas.microsoft.com/office/word/2010/wordprocessingCanvas" xmlns:cx="http://schemas.microsoft.com/office/drawing/2014/chartex" xmlns:cx1="http://schemas.microsoft.com/office/drawing/2015/9/8/chartex" xmlns:cx2="http://schemas.microsoft.com/office/drawing/2015/10/21/chartex" xmlns:cx3="http://schemas.microsoft.com/office/drawing/2016/5/9/chartex" xmlns:cx4="http://schemas.microsoft.com/office/drawing/2016/5/10/chartex" xmlns:cx5="http://schemas.microsoft.com/office/drawing/2016/5/11/chartex" xmlns:cx6="http://schemas.microsoft.com/office/drawing/2016/5/12/chartex" xmlns:cx7="http://schemas.microsoft.com/office/drawing/2016/5/13/chartex" xmlns:cx8="http://schemas.microsoft.com/office/drawing/2016/5/14/chartex" xmlns:mc="http://schemas.openxmlformats.org/markup-compatibility/2006" xmlns:aink="http://schemas.microsoft.com/office/drawing/2016/ink" xmlns:am3d="http://schemas.microsoft.com/office/drawing/2017/model3d" xmlns:o="urn:schemas-microsoft-com:office:office" xmlns:r="http://schemas.openxmlformats.org/officeDocument/2006/relationships" xmlns:m="http://schemas.openxmlformats.org/officeDocument/2006/math" xmlns:v="urn:schemas-microsoft-com:vml" xmlns:wp14="http://schemas.microsoft.com/office/word/2010/wordprocessingDrawing" xmlns:wp="http://schemas.openxmlformats.org/drawingml/2006/wordprocessingDrawing" xmlns:w10="urn:schemas-microsoft-com:office:word" xmlns:w="http://schemas.openxmlformats.org/wordprocessingml/2006/main" xmlns:w14="http://schemas.microsoft.com/office/word/2010/wordml" xmlns:w15="http://schemas.microsoft.com/office/word/2012/wordml" xmlns:w16cex="http://schemas.microsoft.com/office/word/2018/wordml/cex" xmlns:w16cid="http://schemas.microsoft.com/office/word/2016/wordml/cid" xmlns:w16="http://schemas.microsoft.com/office/word/2018/wordml" xmlns:w16sdtdh="http://schemas.microsoft.com/office/word/2020/wordml/sdtdatahash" xmlns:w16se="http://schemas.microsoft.com/office/word/2015/wordml/symex" xmlns:wpg="http://schemas.microsoft.com/office/word/2010/wordprocessingGroup" xmlns:wpi="http://schemas.microsoft.com/office/word/2010/wordprocessingInk" xmlns:wne="http://schemas.microsoft.com/office/word/2006/wordml" xmlns:wps="http://schemas.microsoft.com/office/word/2010/wordprocessingShape" mc:Ignorable="w14 w15 w16se w16cid w16 w16cex w16sdtdh wp14">
   <w:endnote w:type="separator" w:id="-1">
     <w:p>
       <w:pPr>
@@ -10715,7 +11233,7 @@
 </file>
 
 <file path=word/footer1.xml><?xml version="1.0" encoding="utf-8"?>
-<w:ftr xmlns:wpc="http://schemas.microsoft.com/office/word/2010/wordprocessingCanvas" xmlns:cx="http://schemas.microsoft.com/office/drawing/2014/chartex" xmlns:cx1="http://schemas.microsoft.com/office/drawing/2015/9/8/chartex" xmlns:cx2="http://schemas.microsoft.com/office/drawing/2015/10/21/chartex" xmlns:cx3="http://schemas.microsoft.com/office/drawing/2016/5/9/chartex" xmlns:cx4="http://schemas.microsoft.com/office/drawing/2016/5/10/chartex" xmlns:cx5="http://schemas.microsoft.com/office/drawing/2016/5/11/chartex" xmlns:cx6="http://schemas.microsoft.com/office/drawing/2016/5/12/chartex" xmlns:cx7="http://schemas.microsoft.com/office/drawing/2016/5/13/chartex" xmlns:cx8="http://schemas.microsoft.com/office/drawing/2016/5/14/chartex" xmlns:mc="http://schemas.openxmlformats.org/markup-compatibility/2006" xmlns:m="http://schemas.openxmlformats.org/officeDocument/2006/math" xmlns:aink="http://schemas.microsoft.com/office/drawing/2016/ink" xmlns:am3d="http://schemas.microsoft.com/office/drawing/2017/model3d" xmlns:oel="http://schemas.microsoft.com/office/2019/extlst" xmlns:r="http://schemas.openxmlformats.org/officeDocument/2006/relationships" xmlns:wp14="http://schemas.microsoft.com/office/word/2010/wordprocessingDrawing" xmlns:wp="http://schemas.openxmlformats.org/drawingml/2006/wordprocessingDrawing" xmlns:wpg="http://schemas.microsoft.com/office/word/2010/wordprocessingGroup" xmlns:wpi="http://schemas.microsoft.com/office/word/2010/wordprocessingInk" xmlns:wps="http://schemas.microsoft.com/office/word/2010/wordprocessingShape" xmlns:o="urn:schemas-microsoft-com:office:office" xmlns:v="urn:schemas-microsoft-com:vml" xmlns:w10="urn:schemas-microsoft-com:office:word" xmlns:w="http://schemas.openxmlformats.org/wordprocessingml/2006/main" xmlns:w14="http://schemas.microsoft.com/office/word/2010/wordml" xmlns:w15="http://schemas.microsoft.com/office/word/2012/wordml" xmlns:w16cex="http://schemas.microsoft.com/office/word/2018/wordml/cex" xmlns:w16cid="http://schemas.microsoft.com/office/word/2016/wordml/cid" xmlns:w16="http://schemas.microsoft.com/office/word/2018/wordml" xmlns:w16sdtdh="http://schemas.microsoft.com/office/word/2020/wordml/sdtdatahash" xmlns:w16sdtfl="http://schemas.microsoft.com/office/word/2024/wordml/sdtformatlock" xmlns:w16se="http://schemas.microsoft.com/office/word/2015/wordml/symex" xmlns:w16du="http://schemas.microsoft.com/office/word/2023/wordml/word16du" xmlns:wne="http://schemas.microsoft.com/office/word/2006/wordml" mc:Ignorable="w14 w15 w16se w16cid w16 w16cex w16sdtdh w16sdtfl w16du wp14">
+<w:ftr xmlns:wpc="http://schemas.microsoft.com/office/word/2010/wordprocessingCanvas" xmlns:cx="http://schemas.microsoft.com/office/drawing/2014/chartex" xmlns:cx1="http://schemas.microsoft.com/office/drawing/2015/9/8/chartex" xmlns:cx2="http://schemas.microsoft.com/office/drawing/2015/10/21/chartex" xmlns:cx3="http://schemas.microsoft.com/office/drawing/2016/5/9/chartex" xmlns:cx4="http://schemas.microsoft.com/office/drawing/2016/5/10/chartex" xmlns:cx5="http://schemas.microsoft.com/office/drawing/2016/5/11/chartex" xmlns:cx6="http://schemas.microsoft.com/office/drawing/2016/5/12/chartex" xmlns:cx7="http://schemas.microsoft.com/office/drawing/2016/5/13/chartex" xmlns:cx8="http://schemas.microsoft.com/office/drawing/2016/5/14/chartex" xmlns:mc="http://schemas.openxmlformats.org/markup-compatibility/2006" xmlns:aink="http://schemas.microsoft.com/office/drawing/2016/ink" xmlns:am3d="http://schemas.microsoft.com/office/drawing/2017/model3d" xmlns:o="urn:schemas-microsoft-com:office:office" xmlns:r="http://schemas.openxmlformats.org/officeDocument/2006/relationships" xmlns:m="http://schemas.openxmlformats.org/officeDocument/2006/math" xmlns:v="urn:schemas-microsoft-com:vml" xmlns:wp14="http://schemas.microsoft.com/office/word/2010/wordprocessingDrawing" xmlns:wp="http://schemas.openxmlformats.org/drawingml/2006/wordprocessingDrawing" xmlns:w10="urn:schemas-microsoft-com:office:word" xmlns:w="http://schemas.openxmlformats.org/wordprocessingml/2006/main" xmlns:w14="http://schemas.microsoft.com/office/word/2010/wordml" xmlns:w15="http://schemas.microsoft.com/office/word/2012/wordml" xmlns:w16cex="http://schemas.microsoft.com/office/word/2018/wordml/cex" xmlns:w16cid="http://schemas.microsoft.com/office/word/2016/wordml/cid" xmlns:w16="http://schemas.microsoft.com/office/word/2018/wordml" xmlns:w16sdtdh="http://schemas.microsoft.com/office/word/2020/wordml/sdtdatahash" xmlns:w16se="http://schemas.microsoft.com/office/word/2015/wordml/symex" xmlns:wpg="http://schemas.microsoft.com/office/word/2010/wordprocessingGroup" xmlns:wpi="http://schemas.microsoft.com/office/word/2010/wordprocessingInk" xmlns:wne="http://schemas.microsoft.com/office/word/2006/wordml" xmlns:wps="http://schemas.microsoft.com/office/word/2010/wordprocessingShape" mc:Ignorable="w14 w15 w16se w16cid w16 w16cex w16sdtdh wp14">
   <w:sdt>
     <w:sdtPr>
       <w:id w:val="-701017035"/>
@@ -10724,6 +11242,7 @@
         <w:docPartUnique/>
       </w:docPartObj>
     </w:sdtPr>
+    <w:sdtEndPr/>
     <w:sdtContent>
       <w:p>
         <w:pPr>
@@ -10742,7 +11261,7 @@
 </file>
 
 <file path=word/footer2.xml><?xml version="1.0" encoding="utf-8"?>
-<w:ftr xmlns:wpc="http://schemas.microsoft.com/office/word/2010/wordprocessingCanvas" xmlns:cx="http://schemas.microsoft.com/office/drawing/2014/chartex" xmlns:cx1="http://schemas.microsoft.com/office/drawing/2015/9/8/chartex" xmlns:cx2="http://schemas.microsoft.com/office/drawing/2015/10/21/chartex" xmlns:cx3="http://schemas.microsoft.com/office/drawing/2016/5/9/chartex" xmlns:cx4="http://schemas.microsoft.com/office/drawing/2016/5/10/chartex" xmlns:cx5="http://schemas.microsoft.com/office/drawing/2016/5/11/chartex" xmlns:cx6="http://schemas.microsoft.com/office/drawing/2016/5/12/chartex" xmlns:cx7="http://schemas.microsoft.com/office/drawing/2016/5/13/chartex" xmlns:cx8="http://schemas.microsoft.com/office/drawing/2016/5/14/chartex" xmlns:mc="http://schemas.openxmlformats.org/markup-compatibility/2006" xmlns:m="http://schemas.openxmlformats.org/officeDocument/2006/math" xmlns:aink="http://schemas.microsoft.com/office/drawing/2016/ink" xmlns:am3d="http://schemas.microsoft.com/office/drawing/2017/model3d" xmlns:oel="http://schemas.microsoft.com/office/2019/extlst" xmlns:r="http://schemas.openxmlformats.org/officeDocument/2006/relationships" xmlns:wp14="http://schemas.microsoft.com/office/word/2010/wordprocessingDrawing" xmlns:wp="http://schemas.openxmlformats.org/drawingml/2006/wordprocessingDrawing" xmlns:wpg="http://schemas.microsoft.com/office/word/2010/wordprocessingGroup" xmlns:wpi="http://schemas.microsoft.com/office/word/2010/wordprocessingInk" xmlns:wps="http://schemas.microsoft.com/office/word/2010/wordprocessingShape" xmlns:o="urn:schemas-microsoft-com:office:office" xmlns:v="urn:schemas-microsoft-com:vml" xmlns:w10="urn:schemas-microsoft-com:office:word" xmlns:w="http://schemas.openxmlformats.org/wordprocessingml/2006/main" xmlns:w14="http://schemas.microsoft.com/office/word/2010/wordml" xmlns:w15="http://schemas.microsoft.com/office/word/2012/wordml" xmlns:w16cex="http://schemas.microsoft.com/office/word/2018/wordml/cex" xmlns:w16cid="http://schemas.microsoft.com/office/word/2016/wordml/cid" xmlns:w16="http://schemas.microsoft.com/office/word/2018/wordml" xmlns:w16sdtdh="http://schemas.microsoft.com/office/word/2020/wordml/sdtdatahash" xmlns:w16sdtfl="http://schemas.microsoft.com/office/word/2024/wordml/sdtformatlock" xmlns:w16se="http://schemas.microsoft.com/office/word/2015/wordml/symex" xmlns:w16du="http://schemas.microsoft.com/office/word/2023/wordml/word16du" xmlns:wne="http://schemas.microsoft.com/office/word/2006/wordml" mc:Ignorable="w14 w15 w16se w16cid w16 w16cex w16sdtdh w16sdtfl w16du wp14">
+<w:ftr xmlns:wpc="http://schemas.microsoft.com/office/word/2010/wordprocessingCanvas" xmlns:cx="http://schemas.microsoft.com/office/drawing/2014/chartex" xmlns:cx1="http://schemas.microsoft.com/office/drawing/2015/9/8/chartex" xmlns:cx2="http://schemas.microsoft.com/office/drawing/2015/10/21/chartex" xmlns:cx3="http://schemas.microsoft.com/office/drawing/2016/5/9/chartex" xmlns:cx4="http://schemas.microsoft.com/office/drawing/2016/5/10/chartex" xmlns:cx5="http://schemas.microsoft.com/office/drawing/2016/5/11/chartex" xmlns:cx6="http://schemas.microsoft.com/office/drawing/2016/5/12/chartex" xmlns:cx7="http://schemas.microsoft.com/office/drawing/2016/5/13/chartex" xmlns:cx8="http://schemas.microsoft.com/office/drawing/2016/5/14/chartex" xmlns:mc="http://schemas.openxmlformats.org/markup-compatibility/2006" xmlns:aink="http://schemas.microsoft.com/office/drawing/2016/ink" xmlns:am3d="http://schemas.microsoft.com/office/drawing/2017/model3d" xmlns:o="urn:schemas-microsoft-com:office:office" xmlns:r="http://schemas.openxmlformats.org/officeDocument/2006/relationships" xmlns:m="http://schemas.openxmlformats.org/officeDocument/2006/math" xmlns:v="urn:schemas-microsoft-com:vml" xmlns:wp14="http://schemas.microsoft.com/office/word/2010/wordprocessingDrawing" xmlns:wp="http://schemas.openxmlformats.org/drawingml/2006/wordprocessingDrawing" xmlns:w10="urn:schemas-microsoft-com:office:word" xmlns:w="http://schemas.openxmlformats.org/wordprocessingml/2006/main" xmlns:w14="http://schemas.microsoft.com/office/word/2010/wordml" xmlns:w15="http://schemas.microsoft.com/office/word/2012/wordml" xmlns:w16cex="http://schemas.microsoft.com/office/word/2018/wordml/cex" xmlns:w16cid="http://schemas.microsoft.com/office/word/2016/wordml/cid" xmlns:w16="http://schemas.microsoft.com/office/word/2018/wordml" xmlns:w16sdtdh="http://schemas.microsoft.com/office/word/2020/wordml/sdtdatahash" xmlns:w16se="http://schemas.microsoft.com/office/word/2015/wordml/symex" xmlns:wpg="http://schemas.microsoft.com/office/word/2010/wordprocessingGroup" xmlns:wpi="http://schemas.microsoft.com/office/word/2010/wordprocessingInk" xmlns:wne="http://schemas.microsoft.com/office/word/2006/wordml" xmlns:wps="http://schemas.microsoft.com/office/word/2010/wordprocessingShape" mc:Ignorable="w14 w15 w16se w16cid w16 w16cex w16sdtdh wp14">
   <w:sdt>
     <w:sdtPr>
       <w:id w:val="-1465197936"/>
@@ -10751,6 +11270,7 @@
         <w:docPartUnique/>
       </w:docPartObj>
     </w:sdtPr>
+    <w:sdtEndPr/>
     <w:sdtContent>
       <w:p>
         <w:pPr>
@@ -10787,7 +11307,7 @@
 </file>
 
 <file path=word/footnotes.xml><?xml version="1.0" encoding="utf-8"?>
-<w:footnotes xmlns:wpc="http://schemas.microsoft.com/office/word/2010/wordprocessingCanvas" xmlns:cx="http://schemas.microsoft.com/office/drawing/2014/chartex" xmlns:cx1="http://schemas.microsoft.com/office/drawing/2015/9/8/chartex" xmlns:cx2="http://schemas.microsoft.com/office/drawing/2015/10/21/chartex" xmlns:cx3="http://schemas.microsoft.com/office/drawing/2016/5/9/chartex" xmlns:cx4="http://schemas.microsoft.com/office/drawing/2016/5/10/chartex" xmlns:cx5="http://schemas.microsoft.com/office/drawing/2016/5/11/chartex" xmlns:cx6="http://schemas.microsoft.com/office/drawing/2016/5/12/chartex" xmlns:cx7="http://schemas.microsoft.com/office/drawing/2016/5/13/chartex" xmlns:cx8="http://schemas.microsoft.com/office/drawing/2016/5/14/chartex" xmlns:mc="http://schemas.openxmlformats.org/markup-compatibility/2006" xmlns:m="http://schemas.openxmlformats.org/officeDocument/2006/math" xmlns:aink="http://schemas.microsoft.com/office/drawing/2016/ink" xmlns:am3d="http://schemas.microsoft.com/office/drawing/2017/model3d" xmlns:oel="http://schemas.microsoft.com/office/2019/extlst" xmlns:r="http://schemas.openxmlformats.org/officeDocument/2006/relationships" xmlns:wp14="http://schemas.microsoft.com/office/word/2010/wordprocessingDrawing" xmlns:wp="http://schemas.openxmlformats.org/drawingml/2006/wordprocessingDrawing" xmlns:wpg="http://schemas.microsoft.com/office/word/2010/wordprocessingGroup" xmlns:wpi="http://schemas.microsoft.com/office/word/2010/wordprocessingInk" xmlns:wps="http://schemas.microsoft.com/office/word/2010/wordprocessingShape" xmlns:o="urn:schemas-microsoft-com:office:office" xmlns:v="urn:schemas-microsoft-com:vml" xmlns:w10="urn:schemas-microsoft-com:office:word" xmlns:w="http://schemas.openxmlformats.org/wordprocessingml/2006/main" xmlns:w14="http://schemas.microsoft.com/office/word/2010/wordml" xmlns:w15="http://schemas.microsoft.com/office/word/2012/wordml" xmlns:w16cex="http://schemas.microsoft.com/office/word/2018/wordml/cex" xmlns:w16cid="http://schemas.microsoft.com/office/word/2016/wordml/cid" xmlns:w16="http://schemas.microsoft.com/office/word/2018/wordml" xmlns:w16sdtdh="http://schemas.microsoft.com/office/word/2020/wordml/sdtdatahash" xmlns:w16sdtfl="http://schemas.microsoft.com/office/word/2024/wordml/sdtformatlock" xmlns:w16se="http://schemas.microsoft.com/office/word/2015/wordml/symex" xmlns:w16du="http://schemas.microsoft.com/office/word/2023/wordml/word16du" xmlns:wne="http://schemas.microsoft.com/office/word/2006/wordml" mc:Ignorable="w14 w15 w16se w16cid w16 w16cex w16sdtdh w16sdtfl w16du wp14">
+<w:footnotes xmlns:wpc="http://schemas.microsoft.com/office/word/2010/wordprocessingCanvas" xmlns:cx="http://schemas.microsoft.com/office/drawing/2014/chartex" xmlns:cx1="http://schemas.microsoft.com/office/drawing/2015/9/8/chartex" xmlns:cx2="http://schemas.microsoft.com/office/drawing/2015/10/21/chartex" xmlns:cx3="http://schemas.microsoft.com/office/drawing/2016/5/9/chartex" xmlns:cx4="http://schemas.microsoft.com/office/drawing/2016/5/10/chartex" xmlns:cx5="http://schemas.microsoft.com/office/drawing/2016/5/11/chartex" xmlns:cx6="http://schemas.microsoft.com/office/drawing/2016/5/12/chartex" xmlns:cx7="http://schemas.microsoft.com/office/drawing/2016/5/13/chartex" xmlns:cx8="http://schemas.microsoft.com/office/drawing/2016/5/14/chartex" xmlns:mc="http://schemas.openxmlformats.org/markup-compatibility/2006" xmlns:aink="http://schemas.microsoft.com/office/drawing/2016/ink" xmlns:am3d="http://schemas.microsoft.com/office/drawing/2017/model3d" xmlns:o="urn:schemas-microsoft-com:office:office" xmlns:r="http://schemas.openxmlformats.org/officeDocument/2006/relationships" xmlns:m="http://schemas.openxmlformats.org/officeDocument/2006/math" xmlns:v="urn:schemas-microsoft-com:vml" xmlns:wp14="http://schemas.microsoft.com/office/word/2010/wordprocessingDrawing" xmlns:wp="http://schemas.openxmlformats.org/drawingml/2006/wordprocessingDrawing" xmlns:w10="urn:schemas-microsoft-com:office:word" xmlns:w="http://schemas.openxmlformats.org/wordprocessingml/2006/main" xmlns:w14="http://schemas.microsoft.com/office/word/2010/wordml" xmlns:w15="http://schemas.microsoft.com/office/word/2012/wordml" xmlns:w16cex="http://schemas.microsoft.com/office/word/2018/wordml/cex" xmlns:w16cid="http://schemas.microsoft.com/office/word/2016/wordml/cid" xmlns:w16="http://schemas.microsoft.com/office/word/2018/wordml" xmlns:w16sdtdh="http://schemas.microsoft.com/office/word/2020/wordml/sdtdatahash" xmlns:w16se="http://schemas.microsoft.com/office/word/2015/wordml/symex" xmlns:wpg="http://schemas.microsoft.com/office/word/2010/wordprocessingGroup" xmlns:wpi="http://schemas.microsoft.com/office/word/2010/wordprocessingInk" xmlns:wne="http://schemas.microsoft.com/office/word/2006/wordml" xmlns:wps="http://schemas.microsoft.com/office/word/2010/wordprocessingShape" mc:Ignorable="w14 w15 w16se w16cid w16 w16cex w16sdtdh wp14">
   <w:footnote w:type="separator" w:id="-1">
     <w:p>
       <w:pPr>
@@ -10812,7 +11332,7 @@
 </file>
 
 <file path=word/header1.xml><?xml version="1.0" encoding="utf-8"?>
-<w:hdr xmlns:wpc="http://schemas.microsoft.com/office/word/2010/wordprocessingCanvas" xmlns:cx="http://schemas.microsoft.com/office/drawing/2014/chartex" xmlns:cx1="http://schemas.microsoft.com/office/drawing/2015/9/8/chartex" xmlns:cx2="http://schemas.microsoft.com/office/drawing/2015/10/21/chartex" xmlns:cx3="http://schemas.microsoft.com/office/drawing/2016/5/9/chartex" xmlns:cx4="http://schemas.microsoft.com/office/drawing/2016/5/10/chartex" xmlns:cx5="http://schemas.microsoft.com/office/drawing/2016/5/11/chartex" xmlns:cx6="http://schemas.microsoft.com/office/drawing/2016/5/12/chartex" xmlns:cx7="http://schemas.microsoft.com/office/drawing/2016/5/13/chartex" xmlns:cx8="http://schemas.microsoft.com/office/drawing/2016/5/14/chartex" xmlns:mc="http://schemas.openxmlformats.org/markup-compatibility/2006" xmlns:m="http://schemas.openxmlformats.org/officeDocument/2006/math" xmlns:aink="http://schemas.microsoft.com/office/drawing/2016/ink" xmlns:am3d="http://schemas.microsoft.com/office/drawing/2017/model3d" xmlns:oel="http://schemas.microsoft.com/office/2019/extlst" xmlns:r="http://schemas.openxmlformats.org/officeDocument/2006/relationships" xmlns:wp14="http://schemas.microsoft.com/office/word/2010/wordprocessingDrawing" xmlns:wp="http://schemas.openxmlformats.org/drawingml/2006/wordprocessingDrawing" xmlns:wpg="http://schemas.microsoft.com/office/word/2010/wordprocessingGroup" xmlns:wpi="http://schemas.microsoft.com/office/word/2010/wordprocessingInk" xmlns:wps="http://schemas.microsoft.com/office/word/2010/wordprocessingShape" xmlns:o="urn:schemas-microsoft-com:office:office" xmlns:v="urn:schemas-microsoft-com:vml" xmlns:w10="urn:schemas-microsoft-com:office:word" xmlns:w="http://schemas.openxmlformats.org/wordprocessingml/2006/main" xmlns:w14="http://schemas.microsoft.com/office/word/2010/wordml" xmlns:w15="http://schemas.microsoft.com/office/word/2012/wordml" xmlns:w16cex="http://schemas.microsoft.com/office/word/2018/wordml/cex" xmlns:w16cid="http://schemas.microsoft.com/office/word/2016/wordml/cid" xmlns:w16="http://schemas.microsoft.com/office/word/2018/wordml" xmlns:w16sdtdh="http://schemas.microsoft.com/office/word/2020/wordml/sdtdatahash" xmlns:w16sdtfl="http://schemas.microsoft.com/office/word/2024/wordml/sdtformatlock" xmlns:w16se="http://schemas.microsoft.com/office/word/2015/wordml/symex" xmlns:w16du="http://schemas.microsoft.com/office/word/2023/wordml/word16du" xmlns:wne="http://schemas.microsoft.com/office/word/2006/wordml" mc:Ignorable="w14 w15 w16se w16cid w16 w16cex w16sdtdh w16sdtfl w16du wp14">
+<w:hdr xmlns:wpc="http://schemas.microsoft.com/office/word/2010/wordprocessingCanvas" xmlns:cx="http://schemas.microsoft.com/office/drawing/2014/chartex" xmlns:cx1="http://schemas.microsoft.com/office/drawing/2015/9/8/chartex" xmlns:cx2="http://schemas.microsoft.com/office/drawing/2015/10/21/chartex" xmlns:cx3="http://schemas.microsoft.com/office/drawing/2016/5/9/chartex" xmlns:cx4="http://schemas.microsoft.com/office/drawing/2016/5/10/chartex" xmlns:cx5="http://schemas.microsoft.com/office/drawing/2016/5/11/chartex" xmlns:cx6="http://schemas.microsoft.com/office/drawing/2016/5/12/chartex" xmlns:cx7="http://schemas.microsoft.com/office/drawing/2016/5/13/chartex" xmlns:cx8="http://schemas.microsoft.com/office/drawing/2016/5/14/chartex" xmlns:mc="http://schemas.openxmlformats.org/markup-compatibility/2006" xmlns:aink="http://schemas.microsoft.com/office/drawing/2016/ink" xmlns:am3d="http://schemas.microsoft.com/office/drawing/2017/model3d" xmlns:o="urn:schemas-microsoft-com:office:office" xmlns:r="http://schemas.openxmlformats.org/officeDocument/2006/relationships" xmlns:m="http://schemas.openxmlformats.org/officeDocument/2006/math" xmlns:v="urn:schemas-microsoft-com:vml" xmlns:wp14="http://schemas.microsoft.com/office/word/2010/wordprocessingDrawing" xmlns:wp="http://schemas.openxmlformats.org/drawingml/2006/wordprocessingDrawing" xmlns:w10="urn:schemas-microsoft-com:office:word" xmlns:w="http://schemas.openxmlformats.org/wordprocessingml/2006/main" xmlns:w14="http://schemas.microsoft.com/office/word/2010/wordml" xmlns:w15="http://schemas.microsoft.com/office/word/2012/wordml" xmlns:w16cex="http://schemas.microsoft.com/office/word/2018/wordml/cex" xmlns:w16cid="http://schemas.microsoft.com/office/word/2016/wordml/cid" xmlns:w16="http://schemas.microsoft.com/office/word/2018/wordml" xmlns:w16sdtdh="http://schemas.microsoft.com/office/word/2020/wordml/sdtdatahash" xmlns:w16se="http://schemas.microsoft.com/office/word/2015/wordml/symex" xmlns:wpg="http://schemas.microsoft.com/office/word/2010/wordprocessingGroup" xmlns:wpi="http://schemas.microsoft.com/office/word/2010/wordprocessingInk" xmlns:wne="http://schemas.microsoft.com/office/word/2006/wordml" xmlns:wps="http://schemas.microsoft.com/office/word/2010/wordprocessingShape" mc:Ignorable="w14 w15 w16se w16cid w16 w16cex w16sdtdh wp14">
   <w:p>
     <w:pPr>
       <w:pStyle w:val="Encabezado"/>
@@ -10897,7 +11417,7 @@
 </file>
 
 <file path=word/numbering.xml><?xml version="1.0" encoding="utf-8"?>
-<w:numbering xmlns:wpc="http://schemas.microsoft.com/office/word/2010/wordprocessingCanvas" xmlns:cx="http://schemas.microsoft.com/office/drawing/2014/chartex" xmlns:cx1="http://schemas.microsoft.com/office/drawing/2015/9/8/chartex" xmlns:cx2="http://schemas.microsoft.com/office/drawing/2015/10/21/chartex" xmlns:cx3="http://schemas.microsoft.com/office/drawing/2016/5/9/chartex" xmlns:cx4="http://schemas.microsoft.com/office/drawing/2016/5/10/chartex" xmlns:cx5="http://schemas.microsoft.com/office/drawing/2016/5/11/chartex" xmlns:cx6="http://schemas.microsoft.com/office/drawing/2016/5/12/chartex" xmlns:cx7="http://schemas.microsoft.com/office/drawing/2016/5/13/chartex" xmlns:cx8="http://schemas.microsoft.com/office/drawing/2016/5/14/chartex" xmlns:mc="http://schemas.openxmlformats.org/markup-compatibility/2006" xmlns:m="http://schemas.openxmlformats.org/officeDocument/2006/math" xmlns:aink="http://schemas.microsoft.com/office/drawing/2016/ink" xmlns:am3d="http://schemas.microsoft.com/office/drawing/2017/model3d" xmlns:oel="http://schemas.microsoft.com/office/2019/extlst" xmlns:r="http://schemas.openxmlformats.org/officeDocument/2006/relationships" xmlns:wp14="http://schemas.microsoft.com/office/word/2010/wordprocessingDrawing" xmlns:wp="http://schemas.openxmlformats.org/drawingml/2006/wordprocessingDrawing" xmlns:wpg="http://schemas.microsoft.com/office/word/2010/wordprocessingGroup" xmlns:wpi="http://schemas.microsoft.com/office/word/2010/wordprocessingInk" xmlns:wps="http://schemas.microsoft.com/office/word/2010/wordprocessingShape" xmlns:o="urn:schemas-microsoft-com:office:office" xmlns:v="urn:schemas-microsoft-com:vml" xmlns:w10="urn:schemas-microsoft-com:office:word" xmlns:w="http://schemas.openxmlformats.org/wordprocessingml/2006/main" xmlns:w14="http://schemas.microsoft.com/office/word/2010/wordml" xmlns:w15="http://schemas.microsoft.com/office/word/2012/wordml" xmlns:w16cex="http://schemas.microsoft.com/office/word/2018/wordml/cex" xmlns:w16cid="http://schemas.microsoft.com/office/word/2016/wordml/cid" xmlns:w16="http://schemas.microsoft.com/office/word/2018/wordml" xmlns:w16sdtdh="http://schemas.microsoft.com/office/word/2020/wordml/sdtdatahash" xmlns:w16sdtfl="http://schemas.microsoft.com/office/word/2024/wordml/sdtformatlock" xmlns:w16se="http://schemas.microsoft.com/office/word/2015/wordml/symex" xmlns:w16du="http://schemas.microsoft.com/office/word/2023/wordml/word16du" xmlns:wne="http://schemas.microsoft.com/office/word/2006/wordml" mc:Ignorable="w14 w15 w16se w16cid w16 w16cex w16sdtdh w16sdtfl w16du wp14">
+<w:numbering xmlns:wpc="http://schemas.microsoft.com/office/word/2010/wordprocessingCanvas" xmlns:cx="http://schemas.microsoft.com/office/drawing/2014/chartex" xmlns:cx1="http://schemas.microsoft.com/office/drawing/2015/9/8/chartex" xmlns:cx2="http://schemas.microsoft.com/office/drawing/2015/10/21/chartex" xmlns:cx3="http://schemas.microsoft.com/office/drawing/2016/5/9/chartex" xmlns:cx4="http://schemas.microsoft.com/office/drawing/2016/5/10/chartex" xmlns:cx5="http://schemas.microsoft.com/office/drawing/2016/5/11/chartex" xmlns:cx6="http://schemas.microsoft.com/office/drawing/2016/5/12/chartex" xmlns:cx7="http://schemas.microsoft.com/office/drawing/2016/5/13/chartex" xmlns:cx8="http://schemas.microsoft.com/office/drawing/2016/5/14/chartex" xmlns:mc="http://schemas.openxmlformats.org/markup-compatibility/2006" xmlns:aink="http://schemas.microsoft.com/office/drawing/2016/ink" xmlns:am3d="http://schemas.microsoft.com/office/drawing/2017/model3d" xmlns:o="urn:schemas-microsoft-com:office:office" xmlns:r="http://schemas.openxmlformats.org/officeDocument/2006/relationships" xmlns:m="http://schemas.openxmlformats.org/officeDocument/2006/math" xmlns:v="urn:schemas-microsoft-com:vml" xmlns:wp14="http://schemas.microsoft.com/office/word/2010/wordprocessingDrawing" xmlns:wp="http://schemas.openxmlformats.org/drawingml/2006/wordprocessingDrawing" xmlns:w10="urn:schemas-microsoft-com:office:word" xmlns:w="http://schemas.openxmlformats.org/wordprocessingml/2006/main" xmlns:w14="http://schemas.microsoft.com/office/word/2010/wordml" xmlns:w15="http://schemas.microsoft.com/office/word/2012/wordml" xmlns:w16cex="http://schemas.microsoft.com/office/word/2018/wordml/cex" xmlns:w16cid="http://schemas.microsoft.com/office/word/2016/wordml/cid" xmlns:w16="http://schemas.microsoft.com/office/word/2018/wordml" xmlns:w16sdtdh="http://schemas.microsoft.com/office/word/2020/wordml/sdtdatahash" xmlns:w16se="http://schemas.microsoft.com/office/word/2015/wordml/symex" xmlns:wpg="http://schemas.microsoft.com/office/word/2010/wordprocessingGroup" xmlns:wpi="http://schemas.microsoft.com/office/word/2010/wordprocessingInk" xmlns:wne="http://schemas.microsoft.com/office/word/2006/wordml" xmlns:wps="http://schemas.microsoft.com/office/word/2010/wordprocessingShape" mc:Ignorable="w14 w15 w16se w16cid w16 w16cex w16sdtdh wp14">
   <w:abstractNum w:abstractNumId="0" w15:restartNumberingAfterBreak="0">
     <w:nsid w:val="FFFFFF89"/>
     <w:multiLevelType w:val="singleLevel"/>
@@ -11146,6 +11666,205 @@
     </w:lvl>
   </w:abstractNum>
   <w:abstractNum w:abstractNumId="3" w15:restartNumberingAfterBreak="0">
+    <w:nsid w:val="05A37F80"/>
+    <w:multiLevelType w:val="hybridMultilevel"/>
+    <w:tmpl w:val="10084DF8"/>
+    <w:lvl w:ilvl="0" w:tplc="240A0001">
+      <w:start w:val="1"/>
+      <w:numFmt w:val="bullet"/>
+      <w:lvlText w:val=""/>
+      <w:lvlJc w:val="left"/>
+      <w:pPr>
+        <w:ind w:left="1429" w:hanging="360"/>
+      </w:pPr>
+      <w:rPr>
+        <w:rFonts w:ascii="Symbol" w:hAnsi="Symbol" w:hint="default"/>
+      </w:rPr>
+    </w:lvl>
+    <w:lvl w:ilvl="1" w:tplc="240A0003" w:tentative="1">
+      <w:start w:val="1"/>
+      <w:numFmt w:val="bullet"/>
+      <w:lvlText w:val="o"/>
+      <w:lvlJc w:val="left"/>
+      <w:pPr>
+        <w:ind w:left="2149" w:hanging="360"/>
+      </w:pPr>
+      <w:rPr>
+        <w:rFonts w:ascii="Courier New" w:hAnsi="Courier New" w:cs="Courier New" w:hint="default"/>
+      </w:rPr>
+    </w:lvl>
+    <w:lvl w:ilvl="2" w:tplc="240A0005" w:tentative="1">
+      <w:start w:val="1"/>
+      <w:numFmt w:val="bullet"/>
+      <w:lvlText w:val=""/>
+      <w:lvlJc w:val="left"/>
+      <w:pPr>
+        <w:ind w:left="2869" w:hanging="360"/>
+      </w:pPr>
+      <w:rPr>
+        <w:rFonts w:ascii="Wingdings" w:hAnsi="Wingdings" w:hint="default"/>
+      </w:rPr>
+    </w:lvl>
+    <w:lvl w:ilvl="3" w:tplc="240A0001" w:tentative="1">
+      <w:start w:val="1"/>
+      <w:numFmt w:val="bullet"/>
+      <w:lvlText w:val=""/>
+      <w:lvlJc w:val="left"/>
+      <w:pPr>
+        <w:ind w:left="3589" w:hanging="360"/>
+      </w:pPr>
+      <w:rPr>
+        <w:rFonts w:ascii="Symbol" w:hAnsi="Symbol" w:hint="default"/>
+      </w:rPr>
+    </w:lvl>
+    <w:lvl w:ilvl="4" w:tplc="240A0003" w:tentative="1">
+      <w:start w:val="1"/>
+      <w:numFmt w:val="bullet"/>
+      <w:lvlText w:val="o"/>
+      <w:lvlJc w:val="left"/>
+      <w:pPr>
+        <w:ind w:left="4309" w:hanging="360"/>
+      </w:pPr>
+      <w:rPr>
+        <w:rFonts w:ascii="Courier New" w:hAnsi="Courier New" w:cs="Courier New" w:hint="default"/>
+      </w:rPr>
+    </w:lvl>
+    <w:lvl w:ilvl="5" w:tplc="240A0005" w:tentative="1">
+      <w:start w:val="1"/>
+      <w:numFmt w:val="bullet"/>
+      <w:lvlText w:val=""/>
+      <w:lvlJc w:val="left"/>
+      <w:pPr>
+        <w:ind w:left="5029" w:hanging="360"/>
+      </w:pPr>
+      <w:rPr>
+        <w:rFonts w:ascii="Wingdings" w:hAnsi="Wingdings" w:hint="default"/>
+      </w:rPr>
+    </w:lvl>
+    <w:lvl w:ilvl="6" w:tplc="240A0001" w:tentative="1">
+      <w:start w:val="1"/>
+      <w:numFmt w:val="bullet"/>
+      <w:lvlText w:val=""/>
+      <w:lvlJc w:val="left"/>
+      <w:pPr>
+        <w:ind w:left="5749" w:hanging="360"/>
+      </w:pPr>
+      <w:rPr>
+        <w:rFonts w:ascii="Symbol" w:hAnsi="Symbol" w:hint="default"/>
+      </w:rPr>
+    </w:lvl>
+    <w:lvl w:ilvl="7" w:tplc="240A0003" w:tentative="1">
+      <w:start w:val="1"/>
+      <w:numFmt w:val="bullet"/>
+      <w:lvlText w:val="o"/>
+      <w:lvlJc w:val="left"/>
+      <w:pPr>
+        <w:ind w:left="6469" w:hanging="360"/>
+      </w:pPr>
+      <w:rPr>
+        <w:rFonts w:ascii="Courier New" w:hAnsi="Courier New" w:cs="Courier New" w:hint="default"/>
+      </w:rPr>
+    </w:lvl>
+    <w:lvl w:ilvl="8" w:tplc="240A0005" w:tentative="1">
+      <w:start w:val="1"/>
+      <w:numFmt w:val="bullet"/>
+      <w:lvlText w:val=""/>
+      <w:lvlJc w:val="left"/>
+      <w:pPr>
+        <w:ind w:left="7189" w:hanging="360"/>
+      </w:pPr>
+      <w:rPr>
+        <w:rFonts w:ascii="Wingdings" w:hAnsi="Wingdings" w:hint="default"/>
+      </w:rPr>
+    </w:lvl>
+  </w:abstractNum>
+  <w:abstractNum w:abstractNumId="4" w15:restartNumberingAfterBreak="0">
+    <w:nsid w:val="074926CA"/>
+    <w:multiLevelType w:val="hybridMultilevel"/>
+    <w:tmpl w:val="F5207758"/>
+    <w:lvl w:ilvl="0" w:tplc="240A0015">
+      <w:start w:val="1"/>
+      <w:numFmt w:val="upperLetter"/>
+      <w:lvlText w:val="%1."/>
+      <w:lvlJc w:val="left"/>
+      <w:pPr>
+        <w:ind w:left="1429" w:hanging="360"/>
+      </w:pPr>
+    </w:lvl>
+    <w:lvl w:ilvl="1" w:tplc="240A0019" w:tentative="1">
+      <w:start w:val="1"/>
+      <w:numFmt w:val="lowerLetter"/>
+      <w:lvlText w:val="%2."/>
+      <w:lvlJc w:val="left"/>
+      <w:pPr>
+        <w:ind w:left="2149" w:hanging="360"/>
+      </w:pPr>
+    </w:lvl>
+    <w:lvl w:ilvl="2" w:tplc="240A001B" w:tentative="1">
+      <w:start w:val="1"/>
+      <w:numFmt w:val="lowerRoman"/>
+      <w:lvlText w:val="%3."/>
+      <w:lvlJc w:val="right"/>
+      <w:pPr>
+        <w:ind w:left="2869" w:hanging="180"/>
+      </w:pPr>
+    </w:lvl>
+    <w:lvl w:ilvl="3" w:tplc="240A000F" w:tentative="1">
+      <w:start w:val="1"/>
+      <w:numFmt w:val="decimal"/>
+      <w:lvlText w:val="%4."/>
+      <w:lvlJc w:val="left"/>
+      <w:pPr>
+        <w:ind w:left="3589" w:hanging="360"/>
+      </w:pPr>
+    </w:lvl>
+    <w:lvl w:ilvl="4" w:tplc="240A0019" w:tentative="1">
+      <w:start w:val="1"/>
+      <w:numFmt w:val="lowerLetter"/>
+      <w:lvlText w:val="%5."/>
+      <w:lvlJc w:val="left"/>
+      <w:pPr>
+        <w:ind w:left="4309" w:hanging="360"/>
+      </w:pPr>
+    </w:lvl>
+    <w:lvl w:ilvl="5" w:tplc="240A001B" w:tentative="1">
+      <w:start w:val="1"/>
+      <w:numFmt w:val="lowerRoman"/>
+      <w:lvlText w:val="%6."/>
+      <w:lvlJc w:val="right"/>
+      <w:pPr>
+        <w:ind w:left="5029" w:hanging="180"/>
+      </w:pPr>
+    </w:lvl>
+    <w:lvl w:ilvl="6" w:tplc="240A000F" w:tentative="1">
+      <w:start w:val="1"/>
+      <w:numFmt w:val="decimal"/>
+      <w:lvlText w:val="%7."/>
+      <w:lvlJc w:val="left"/>
+      <w:pPr>
+        <w:ind w:left="5749" w:hanging="360"/>
+      </w:pPr>
+    </w:lvl>
+    <w:lvl w:ilvl="7" w:tplc="240A0019" w:tentative="1">
+      <w:start w:val="1"/>
+      <w:numFmt w:val="lowerLetter"/>
+      <w:lvlText w:val="%8."/>
+      <w:lvlJc w:val="left"/>
+      <w:pPr>
+        <w:ind w:left="6469" w:hanging="360"/>
+      </w:pPr>
+    </w:lvl>
+    <w:lvl w:ilvl="8" w:tplc="240A001B" w:tentative="1">
+      <w:start w:val="1"/>
+      <w:numFmt w:val="lowerRoman"/>
+      <w:lvlText w:val="%9."/>
+      <w:lvlJc w:val="right"/>
+      <w:pPr>
+        <w:ind w:left="7189" w:hanging="180"/>
+      </w:pPr>
+    </w:lvl>
+  </w:abstractNum>
+  <w:abstractNum w:abstractNumId="5" w15:restartNumberingAfterBreak="0">
     <w:nsid w:val="09930347"/>
     <w:multiLevelType w:val="hybridMultilevel"/>
     <w:tmpl w:val="DF902808"/>
@@ -11258,7 +11977,120 @@
       </w:rPr>
     </w:lvl>
   </w:abstractNum>
-  <w:abstractNum w:abstractNumId="4" w15:restartNumberingAfterBreak="0">
+  <w:abstractNum w:abstractNumId="6" w15:restartNumberingAfterBreak="0">
+    <w:nsid w:val="0A662D38"/>
+    <w:multiLevelType w:val="hybridMultilevel"/>
+    <w:tmpl w:val="4678C8C4"/>
+    <w:lvl w:ilvl="0" w:tplc="240A0003">
+      <w:start w:val="1"/>
+      <w:numFmt w:val="bullet"/>
+      <w:lvlText w:val="o"/>
+      <w:lvlJc w:val="left"/>
+      <w:pPr>
+        <w:ind w:left="1429" w:hanging="360"/>
+      </w:pPr>
+      <w:rPr>
+        <w:rFonts w:ascii="Courier New" w:hAnsi="Courier New" w:cs="Courier New" w:hint="default"/>
+      </w:rPr>
+    </w:lvl>
+    <w:lvl w:ilvl="1" w:tplc="240A0003" w:tentative="1">
+      <w:start w:val="1"/>
+      <w:numFmt w:val="bullet"/>
+      <w:lvlText w:val="o"/>
+      <w:lvlJc w:val="left"/>
+      <w:pPr>
+        <w:ind w:left="2149" w:hanging="360"/>
+      </w:pPr>
+      <w:rPr>
+        <w:rFonts w:ascii="Courier New" w:hAnsi="Courier New" w:cs="Courier New" w:hint="default"/>
+      </w:rPr>
+    </w:lvl>
+    <w:lvl w:ilvl="2" w:tplc="240A0005" w:tentative="1">
+      <w:start w:val="1"/>
+      <w:numFmt w:val="bullet"/>
+      <w:lvlText w:val=""/>
+      <w:lvlJc w:val="left"/>
+      <w:pPr>
+        <w:ind w:left="2869" w:hanging="360"/>
+      </w:pPr>
+      <w:rPr>
+        <w:rFonts w:ascii="Wingdings" w:hAnsi="Wingdings" w:hint="default"/>
+      </w:rPr>
+    </w:lvl>
+    <w:lvl w:ilvl="3" w:tplc="240A0001" w:tentative="1">
+      <w:start w:val="1"/>
+      <w:numFmt w:val="bullet"/>
+      <w:lvlText w:val=""/>
+      <w:lvlJc w:val="left"/>
+      <w:pPr>
+        <w:ind w:left="3589" w:hanging="360"/>
+      </w:pPr>
+      <w:rPr>
+        <w:rFonts w:ascii="Symbol" w:hAnsi="Symbol" w:hint="default"/>
+      </w:rPr>
+    </w:lvl>
+    <w:lvl w:ilvl="4" w:tplc="240A0003" w:tentative="1">
+      <w:start w:val="1"/>
+      <w:numFmt w:val="bullet"/>
+      <w:lvlText w:val="o"/>
+      <w:lvlJc w:val="left"/>
+      <w:pPr>
+        <w:ind w:left="4309" w:hanging="360"/>
+      </w:pPr>
+      <w:rPr>
+        <w:rFonts w:ascii="Courier New" w:hAnsi="Courier New" w:cs="Courier New" w:hint="default"/>
+      </w:rPr>
+    </w:lvl>
+    <w:lvl w:ilvl="5" w:tplc="240A0005" w:tentative="1">
+      <w:start w:val="1"/>
+      <w:numFmt w:val="bullet"/>
+      <w:lvlText w:val=""/>
+      <w:lvlJc w:val="left"/>
+      <w:pPr>
+        <w:ind w:left="5029" w:hanging="360"/>
+      </w:pPr>
+      <w:rPr>
+        <w:rFonts w:ascii="Wingdings" w:hAnsi="Wingdings" w:hint="default"/>
+      </w:rPr>
+    </w:lvl>
+    <w:lvl w:ilvl="6" w:tplc="240A0001" w:tentative="1">
+      <w:start w:val="1"/>
+      <w:numFmt w:val="bullet"/>
+      <w:lvlText w:val=""/>
+      <w:lvlJc w:val="left"/>
+      <w:pPr>
+        <w:ind w:left="5749" w:hanging="360"/>
+      </w:pPr>
+      <w:rPr>
+        <w:rFonts w:ascii="Symbol" w:hAnsi="Symbol" w:hint="default"/>
+      </w:rPr>
+    </w:lvl>
+    <w:lvl w:ilvl="7" w:tplc="240A0003" w:tentative="1">
+      <w:start w:val="1"/>
+      <w:numFmt w:val="bullet"/>
+      <w:lvlText w:val="o"/>
+      <w:lvlJc w:val="left"/>
+      <w:pPr>
+        <w:ind w:left="6469" w:hanging="360"/>
+      </w:pPr>
+      <w:rPr>
+        <w:rFonts w:ascii="Courier New" w:hAnsi="Courier New" w:cs="Courier New" w:hint="default"/>
+      </w:rPr>
+    </w:lvl>
+    <w:lvl w:ilvl="8" w:tplc="240A0005" w:tentative="1">
+      <w:start w:val="1"/>
+      <w:numFmt w:val="bullet"/>
+      <w:lvlText w:val=""/>
+      <w:lvlJc w:val="left"/>
+      <w:pPr>
+        <w:ind w:left="7189" w:hanging="360"/>
+      </w:pPr>
+      <w:rPr>
+        <w:rFonts w:ascii="Wingdings" w:hAnsi="Wingdings" w:hint="default"/>
+      </w:rPr>
+    </w:lvl>
+  </w:abstractNum>
+  <w:abstractNum w:abstractNumId="7" w15:restartNumberingAfterBreak="0">
     <w:nsid w:val="0E18646A"/>
     <w:multiLevelType w:val="hybridMultilevel"/>
     <w:tmpl w:val="0CB28976"/>
@@ -11371,7 +12203,7 @@
       </w:rPr>
     </w:lvl>
   </w:abstractNum>
-  <w:abstractNum w:abstractNumId="5" w15:restartNumberingAfterBreak="0">
+  <w:abstractNum w:abstractNumId="8" w15:restartNumberingAfterBreak="0">
     <w:nsid w:val="0F9628B6"/>
     <w:multiLevelType w:val="hybridMultilevel"/>
     <w:tmpl w:val="3352227C"/>
@@ -11457,10 +12289,10 @@
       </w:pPr>
     </w:lvl>
   </w:abstractNum>
-  <w:abstractNum w:abstractNumId="6" w15:restartNumberingAfterBreak="0">
+  <w:abstractNum w:abstractNumId="9" w15:restartNumberingAfterBreak="0">
     <w:nsid w:val="19E778FC"/>
     <w:multiLevelType w:val="hybridMultilevel"/>
-    <w:tmpl w:val="CDA4C03C"/>
+    <w:tmpl w:val="A6E2A4A6"/>
     <w:lvl w:ilvl="0" w:tplc="240A0001">
       <w:start w:val="1"/>
       <w:numFmt w:val="bullet"/>
@@ -11570,7 +12402,7 @@
       </w:rPr>
     </w:lvl>
   </w:abstractNum>
-  <w:abstractNum w:abstractNumId="7" w15:restartNumberingAfterBreak="0">
+  <w:abstractNum w:abstractNumId="10" w15:restartNumberingAfterBreak="0">
     <w:nsid w:val="1BBA546F"/>
     <w:multiLevelType w:val="hybridMultilevel"/>
     <w:tmpl w:val="7EB6A35C"/>
@@ -11656,7 +12488,7 @@
       </w:pPr>
     </w:lvl>
   </w:abstractNum>
-  <w:abstractNum w:abstractNumId="8" w15:restartNumberingAfterBreak="0">
+  <w:abstractNum w:abstractNumId="11" w15:restartNumberingAfterBreak="0">
     <w:nsid w:val="1EC807BD"/>
     <w:multiLevelType w:val="hybridMultilevel"/>
     <w:tmpl w:val="39386A1A"/>
@@ -11769,7 +12601,7 @@
       </w:rPr>
     </w:lvl>
   </w:abstractNum>
-  <w:abstractNum w:abstractNumId="9" w15:restartNumberingAfterBreak="0">
+  <w:abstractNum w:abstractNumId="12" w15:restartNumberingAfterBreak="0">
     <w:nsid w:val="1F6359A6"/>
     <w:multiLevelType w:val="hybridMultilevel"/>
     <w:tmpl w:val="DA34985A"/>
@@ -11855,7 +12687,7 @@
       </w:pPr>
     </w:lvl>
   </w:abstractNum>
-  <w:abstractNum w:abstractNumId="10" w15:restartNumberingAfterBreak="0">
+  <w:abstractNum w:abstractNumId="13" w15:restartNumberingAfterBreak="0">
     <w:nsid w:val="201E4BC2"/>
     <w:multiLevelType w:val="hybridMultilevel"/>
     <w:tmpl w:val="1D06B07E"/>
@@ -11968,7 +12800,7 @@
       </w:rPr>
     </w:lvl>
   </w:abstractNum>
-  <w:abstractNum w:abstractNumId="11" w15:restartNumberingAfterBreak="0">
+  <w:abstractNum w:abstractNumId="14" w15:restartNumberingAfterBreak="0">
     <w:nsid w:val="24D00898"/>
     <w:multiLevelType w:val="hybridMultilevel"/>
     <w:tmpl w:val="D654E60E"/>
@@ -12057,7 +12889,7 @@
       </w:pPr>
     </w:lvl>
   </w:abstractNum>
-  <w:abstractNum w:abstractNumId="12" w15:restartNumberingAfterBreak="0">
+  <w:abstractNum w:abstractNumId="15" w15:restartNumberingAfterBreak="0">
     <w:nsid w:val="251313B4"/>
     <w:multiLevelType w:val="hybridMultilevel"/>
     <w:tmpl w:val="1DD6EF7E"/>
@@ -12170,7 +13002,7 @@
       </w:rPr>
     </w:lvl>
   </w:abstractNum>
-  <w:abstractNum w:abstractNumId="13" w15:restartNumberingAfterBreak="0">
+  <w:abstractNum w:abstractNumId="16" w15:restartNumberingAfterBreak="0">
     <w:nsid w:val="27412B07"/>
     <w:multiLevelType w:val="hybridMultilevel"/>
     <w:tmpl w:val="C12AF874"/>
@@ -12261,7 +13093,120 @@
       </w:pPr>
     </w:lvl>
   </w:abstractNum>
-  <w:abstractNum w:abstractNumId="14" w15:restartNumberingAfterBreak="0">
+  <w:abstractNum w:abstractNumId="17" w15:restartNumberingAfterBreak="0">
+    <w:nsid w:val="2EAD5528"/>
+    <w:multiLevelType w:val="hybridMultilevel"/>
+    <w:tmpl w:val="DFB0E970"/>
+    <w:lvl w:ilvl="0" w:tplc="240A0003">
+      <w:start w:val="1"/>
+      <w:numFmt w:val="bullet"/>
+      <w:lvlText w:val="o"/>
+      <w:lvlJc w:val="left"/>
+      <w:pPr>
+        <w:ind w:left="1789" w:hanging="360"/>
+      </w:pPr>
+      <w:rPr>
+        <w:rFonts w:ascii="Courier New" w:hAnsi="Courier New" w:cs="Courier New" w:hint="default"/>
+      </w:rPr>
+    </w:lvl>
+    <w:lvl w:ilvl="1" w:tplc="240A0003" w:tentative="1">
+      <w:start w:val="1"/>
+      <w:numFmt w:val="bullet"/>
+      <w:lvlText w:val="o"/>
+      <w:lvlJc w:val="left"/>
+      <w:pPr>
+        <w:ind w:left="2509" w:hanging="360"/>
+      </w:pPr>
+      <w:rPr>
+        <w:rFonts w:ascii="Courier New" w:hAnsi="Courier New" w:cs="Courier New" w:hint="default"/>
+      </w:rPr>
+    </w:lvl>
+    <w:lvl w:ilvl="2" w:tplc="240A0005" w:tentative="1">
+      <w:start w:val="1"/>
+      <w:numFmt w:val="bullet"/>
+      <w:lvlText w:val=""/>
+      <w:lvlJc w:val="left"/>
+      <w:pPr>
+        <w:ind w:left="3229" w:hanging="360"/>
+      </w:pPr>
+      <w:rPr>
+        <w:rFonts w:ascii="Wingdings" w:hAnsi="Wingdings" w:hint="default"/>
+      </w:rPr>
+    </w:lvl>
+    <w:lvl w:ilvl="3" w:tplc="240A0001" w:tentative="1">
+      <w:start w:val="1"/>
+      <w:numFmt w:val="bullet"/>
+      <w:lvlText w:val=""/>
+      <w:lvlJc w:val="left"/>
+      <w:pPr>
+        <w:ind w:left="3949" w:hanging="360"/>
+      </w:pPr>
+      <w:rPr>
+        <w:rFonts w:ascii="Symbol" w:hAnsi="Symbol" w:hint="default"/>
+      </w:rPr>
+    </w:lvl>
+    <w:lvl w:ilvl="4" w:tplc="240A0003" w:tentative="1">
+      <w:start w:val="1"/>
+      <w:numFmt w:val="bullet"/>
+      <w:lvlText w:val="o"/>
+      <w:lvlJc w:val="left"/>
+      <w:pPr>
+        <w:ind w:left="4669" w:hanging="360"/>
+      </w:pPr>
+      <w:rPr>
+        <w:rFonts w:ascii="Courier New" w:hAnsi="Courier New" w:cs="Courier New" w:hint="default"/>
+      </w:rPr>
+    </w:lvl>
+    <w:lvl w:ilvl="5" w:tplc="240A0005" w:tentative="1">
+      <w:start w:val="1"/>
+      <w:numFmt w:val="bullet"/>
+      <w:lvlText w:val=""/>
+      <w:lvlJc w:val="left"/>
+      <w:pPr>
+        <w:ind w:left="5389" w:hanging="360"/>
+      </w:pPr>
+      <w:rPr>
+        <w:rFonts w:ascii="Wingdings" w:hAnsi="Wingdings" w:hint="default"/>
+      </w:rPr>
+    </w:lvl>
+    <w:lvl w:ilvl="6" w:tplc="240A0001" w:tentative="1">
+      <w:start w:val="1"/>
+      <w:numFmt w:val="bullet"/>
+      <w:lvlText w:val=""/>
+      <w:lvlJc w:val="left"/>
+      <w:pPr>
+        <w:ind w:left="6109" w:hanging="360"/>
+      </w:pPr>
+      <w:rPr>
+        <w:rFonts w:ascii="Symbol" w:hAnsi="Symbol" w:hint="default"/>
+      </w:rPr>
+    </w:lvl>
+    <w:lvl w:ilvl="7" w:tplc="240A0003" w:tentative="1">
+      <w:start w:val="1"/>
+      <w:numFmt w:val="bullet"/>
+      <w:lvlText w:val="o"/>
+      <w:lvlJc w:val="left"/>
+      <w:pPr>
+        <w:ind w:left="6829" w:hanging="360"/>
+      </w:pPr>
+      <w:rPr>
+        <w:rFonts w:ascii="Courier New" w:hAnsi="Courier New" w:cs="Courier New" w:hint="default"/>
+      </w:rPr>
+    </w:lvl>
+    <w:lvl w:ilvl="8" w:tplc="240A0005" w:tentative="1">
+      <w:start w:val="1"/>
+      <w:numFmt w:val="bullet"/>
+      <w:lvlText w:val=""/>
+      <w:lvlJc w:val="left"/>
+      <w:pPr>
+        <w:ind w:left="7549" w:hanging="360"/>
+      </w:pPr>
+      <w:rPr>
+        <w:rFonts w:ascii="Wingdings" w:hAnsi="Wingdings" w:hint="default"/>
+      </w:rPr>
+    </w:lvl>
+  </w:abstractNum>
+  <w:abstractNum w:abstractNumId="18" w15:restartNumberingAfterBreak="0">
     <w:nsid w:val="2F60368D"/>
     <w:multiLevelType w:val="hybridMultilevel"/>
     <w:tmpl w:val="0C72AF14"/>
@@ -12374,7 +13319,7 @@
       </w:rPr>
     </w:lvl>
   </w:abstractNum>
-  <w:abstractNum w:abstractNumId="15" w15:restartNumberingAfterBreak="0">
+  <w:abstractNum w:abstractNumId="19" w15:restartNumberingAfterBreak="0">
     <w:nsid w:val="3213432C"/>
     <w:multiLevelType w:val="hybridMultilevel"/>
     <w:tmpl w:val="427E6AE0"/>
@@ -12487,7 +13432,7 @@
       </w:rPr>
     </w:lvl>
   </w:abstractNum>
-  <w:abstractNum w:abstractNumId="16" w15:restartNumberingAfterBreak="0">
+  <w:abstractNum w:abstractNumId="20" w15:restartNumberingAfterBreak="0">
     <w:nsid w:val="33324FEF"/>
     <w:multiLevelType w:val="hybridMultilevel"/>
     <w:tmpl w:val="4B56A4BE"/>
@@ -12600,7 +13545,7 @@
       </w:rPr>
     </w:lvl>
   </w:abstractNum>
-  <w:abstractNum w:abstractNumId="17" w15:restartNumberingAfterBreak="0">
+  <w:abstractNum w:abstractNumId="21" w15:restartNumberingAfterBreak="0">
     <w:nsid w:val="342642AF"/>
     <w:multiLevelType w:val="hybridMultilevel"/>
     <w:tmpl w:val="CF569C64"/>
@@ -12713,7 +13658,7 @@
       </w:rPr>
     </w:lvl>
   </w:abstractNum>
-  <w:abstractNum w:abstractNumId="18" w15:restartNumberingAfterBreak="0">
+  <w:abstractNum w:abstractNumId="22" w15:restartNumberingAfterBreak="0">
     <w:nsid w:val="368E176E"/>
     <w:multiLevelType w:val="hybridMultilevel"/>
     <w:tmpl w:val="BDF054FE"/>
@@ -12807,7 +13752,7 @@
       </w:pPr>
     </w:lvl>
   </w:abstractNum>
-  <w:abstractNum w:abstractNumId="19" w15:restartNumberingAfterBreak="0">
+  <w:abstractNum w:abstractNumId="23" w15:restartNumberingAfterBreak="0">
     <w:nsid w:val="393F6082"/>
     <w:multiLevelType w:val="hybridMultilevel"/>
     <w:tmpl w:val="387E98F2"/>
@@ -12920,7 +13865,7 @@
       </w:rPr>
     </w:lvl>
   </w:abstractNum>
-  <w:abstractNum w:abstractNumId="20" w15:restartNumberingAfterBreak="0">
+  <w:abstractNum w:abstractNumId="24" w15:restartNumberingAfterBreak="0">
     <w:nsid w:val="4EBE1EF6"/>
     <w:multiLevelType w:val="hybridMultilevel"/>
     <w:tmpl w:val="F6A60586"/>
@@ -13013,7 +13958,7 @@
       </w:pPr>
     </w:lvl>
   </w:abstractNum>
-  <w:abstractNum w:abstractNumId="21" w15:restartNumberingAfterBreak="0">
+  <w:abstractNum w:abstractNumId="25" w15:restartNumberingAfterBreak="0">
     <w:nsid w:val="522928F5"/>
     <w:multiLevelType w:val="hybridMultilevel"/>
     <w:tmpl w:val="161EEB18"/>
@@ -13126,7 +14071,120 @@
       </w:rPr>
     </w:lvl>
   </w:abstractNum>
-  <w:abstractNum w:abstractNumId="22" w15:restartNumberingAfterBreak="0">
+  <w:abstractNum w:abstractNumId="26" w15:restartNumberingAfterBreak="0">
+    <w:nsid w:val="55C05E1C"/>
+    <w:multiLevelType w:val="hybridMultilevel"/>
+    <w:tmpl w:val="30FC9260"/>
+    <w:lvl w:ilvl="0" w:tplc="240A0001">
+      <w:start w:val="1"/>
+      <w:numFmt w:val="bullet"/>
+      <w:lvlText w:val=""/>
+      <w:lvlJc w:val="left"/>
+      <w:pPr>
+        <w:ind w:left="1429" w:hanging="360"/>
+      </w:pPr>
+      <w:rPr>
+        <w:rFonts w:ascii="Symbol" w:hAnsi="Symbol" w:hint="default"/>
+      </w:rPr>
+    </w:lvl>
+    <w:lvl w:ilvl="1" w:tplc="240A0003" w:tentative="1">
+      <w:start w:val="1"/>
+      <w:numFmt w:val="bullet"/>
+      <w:lvlText w:val="o"/>
+      <w:lvlJc w:val="left"/>
+      <w:pPr>
+        <w:ind w:left="2149" w:hanging="360"/>
+      </w:pPr>
+      <w:rPr>
+        <w:rFonts w:ascii="Courier New" w:hAnsi="Courier New" w:cs="Courier New" w:hint="default"/>
+      </w:rPr>
+    </w:lvl>
+    <w:lvl w:ilvl="2" w:tplc="240A0005" w:tentative="1">
+      <w:start w:val="1"/>
+      <w:numFmt w:val="bullet"/>
+      <w:lvlText w:val=""/>
+      <w:lvlJc w:val="left"/>
+      <w:pPr>
+        <w:ind w:left="2869" w:hanging="360"/>
+      </w:pPr>
+      <w:rPr>
+        <w:rFonts w:ascii="Wingdings" w:hAnsi="Wingdings" w:hint="default"/>
+      </w:rPr>
+    </w:lvl>
+    <w:lvl w:ilvl="3" w:tplc="240A0001" w:tentative="1">
+      <w:start w:val="1"/>
+      <w:numFmt w:val="bullet"/>
+      <w:lvlText w:val=""/>
+      <w:lvlJc w:val="left"/>
+      <w:pPr>
+        <w:ind w:left="3589" w:hanging="360"/>
+      </w:pPr>
+      <w:rPr>
+        <w:rFonts w:ascii="Symbol" w:hAnsi="Symbol" w:hint="default"/>
+      </w:rPr>
+    </w:lvl>
+    <w:lvl w:ilvl="4" w:tplc="240A0003" w:tentative="1">
+      <w:start w:val="1"/>
+      <w:numFmt w:val="bullet"/>
+      <w:lvlText w:val="o"/>
+      <w:lvlJc w:val="left"/>
+      <w:pPr>
+        <w:ind w:left="4309" w:hanging="360"/>
+      </w:pPr>
+      <w:rPr>
+        <w:rFonts w:ascii="Courier New" w:hAnsi="Courier New" w:cs="Courier New" w:hint="default"/>
+      </w:rPr>
+    </w:lvl>
+    <w:lvl w:ilvl="5" w:tplc="240A0005" w:tentative="1">
+      <w:start w:val="1"/>
+      <w:numFmt w:val="bullet"/>
+      <w:lvlText w:val=""/>
+      <w:lvlJc w:val="left"/>
+      <w:pPr>
+        <w:ind w:left="5029" w:hanging="360"/>
+      </w:pPr>
+      <w:rPr>
+        <w:rFonts w:ascii="Wingdings" w:hAnsi="Wingdings" w:hint="default"/>
+      </w:rPr>
+    </w:lvl>
+    <w:lvl w:ilvl="6" w:tplc="240A0001" w:tentative="1">
+      <w:start w:val="1"/>
+      <w:numFmt w:val="bullet"/>
+      <w:lvlText w:val=""/>
+      <w:lvlJc w:val="left"/>
+      <w:pPr>
+        <w:ind w:left="5749" w:hanging="360"/>
+      </w:pPr>
+      <w:rPr>
+        <w:rFonts w:ascii="Symbol" w:hAnsi="Symbol" w:hint="default"/>
+      </w:rPr>
+    </w:lvl>
+    <w:lvl w:ilvl="7" w:tplc="240A0003" w:tentative="1">
+      <w:start w:val="1"/>
+      <w:numFmt w:val="bullet"/>
+      <w:lvlText w:val="o"/>
+      <w:lvlJc w:val="left"/>
+      <w:pPr>
+        <w:ind w:left="6469" w:hanging="360"/>
+      </w:pPr>
+      <w:rPr>
+        <w:rFonts w:ascii="Courier New" w:hAnsi="Courier New" w:cs="Courier New" w:hint="default"/>
+      </w:rPr>
+    </w:lvl>
+    <w:lvl w:ilvl="8" w:tplc="240A0005" w:tentative="1">
+      <w:start w:val="1"/>
+      <w:numFmt w:val="bullet"/>
+      <w:lvlText w:val=""/>
+      <w:lvlJc w:val="left"/>
+      <w:pPr>
+        <w:ind w:left="7189" w:hanging="360"/>
+      </w:pPr>
+      <w:rPr>
+        <w:rFonts w:ascii="Wingdings" w:hAnsi="Wingdings" w:hint="default"/>
+      </w:rPr>
+    </w:lvl>
+  </w:abstractNum>
+  <w:abstractNum w:abstractNumId="27" w15:restartNumberingAfterBreak="0">
     <w:nsid w:val="59BF5078"/>
     <w:multiLevelType w:val="multilevel"/>
     <w:tmpl w:val="78340210"/>
@@ -13251,7 +14309,7 @@
       </w:rPr>
     </w:lvl>
   </w:abstractNum>
-  <w:abstractNum w:abstractNumId="23" w15:restartNumberingAfterBreak="0">
+  <w:abstractNum w:abstractNumId="28" w15:restartNumberingAfterBreak="0">
     <w:nsid w:val="5BF93C16"/>
     <w:multiLevelType w:val="hybridMultilevel"/>
     <w:tmpl w:val="AA6A3602"/>
@@ -13364,7 +14422,7 @@
       </w:rPr>
     </w:lvl>
   </w:abstractNum>
-  <w:abstractNum w:abstractNumId="24" w15:restartNumberingAfterBreak="0">
+  <w:abstractNum w:abstractNumId="29" w15:restartNumberingAfterBreak="0">
     <w:nsid w:val="647D6816"/>
     <w:multiLevelType w:val="hybridMultilevel"/>
     <w:tmpl w:val="9EB8A09E"/>
@@ -13477,7 +14535,7 @@
       </w:rPr>
     </w:lvl>
   </w:abstractNum>
-  <w:abstractNum w:abstractNumId="25" w15:restartNumberingAfterBreak="0">
+  <w:abstractNum w:abstractNumId="30" w15:restartNumberingAfterBreak="0">
     <w:nsid w:val="66786805"/>
     <w:multiLevelType w:val="hybridMultilevel"/>
     <w:tmpl w:val="9DE4AFEE"/>
@@ -13590,7 +14648,7 @@
       </w:rPr>
     </w:lvl>
   </w:abstractNum>
-  <w:abstractNum w:abstractNumId="26" w15:restartNumberingAfterBreak="0">
+  <w:abstractNum w:abstractNumId="31" w15:restartNumberingAfterBreak="0">
     <w:nsid w:val="670D1875"/>
     <w:multiLevelType w:val="hybridMultilevel"/>
     <w:tmpl w:val="FD64AA06"/>
@@ -13703,7 +14761,7 @@
       </w:rPr>
     </w:lvl>
   </w:abstractNum>
-  <w:abstractNum w:abstractNumId="27" w15:restartNumberingAfterBreak="0">
+  <w:abstractNum w:abstractNumId="32" w15:restartNumberingAfterBreak="0">
     <w:nsid w:val="67BF47B5"/>
     <w:multiLevelType w:val="hybridMultilevel"/>
     <w:tmpl w:val="51F0B6F6"/>
@@ -13816,7 +14874,7 @@
       </w:rPr>
     </w:lvl>
   </w:abstractNum>
-  <w:abstractNum w:abstractNumId="28" w15:restartNumberingAfterBreak="0">
+  <w:abstractNum w:abstractNumId="33" w15:restartNumberingAfterBreak="0">
     <w:nsid w:val="68705681"/>
     <w:multiLevelType w:val="hybridMultilevel"/>
     <w:tmpl w:val="586A616C"/>
@@ -13905,7 +14963,7 @@
       </w:pPr>
     </w:lvl>
   </w:abstractNum>
-  <w:abstractNum w:abstractNumId="29" w15:restartNumberingAfterBreak="0">
+  <w:abstractNum w:abstractNumId="34" w15:restartNumberingAfterBreak="0">
     <w:nsid w:val="69B51790"/>
     <w:multiLevelType w:val="hybridMultilevel"/>
     <w:tmpl w:val="43301B68"/>
@@ -13991,7 +15049,7 @@
       </w:pPr>
     </w:lvl>
   </w:abstractNum>
-  <w:abstractNum w:abstractNumId="30" w15:restartNumberingAfterBreak="0">
+  <w:abstractNum w:abstractNumId="35" w15:restartNumberingAfterBreak="0">
     <w:nsid w:val="6EC43614"/>
     <w:multiLevelType w:val="hybridMultilevel"/>
     <w:tmpl w:val="57D0190E"/>
@@ -14104,7 +15162,7 @@
       </w:rPr>
     </w:lvl>
   </w:abstractNum>
-  <w:abstractNum w:abstractNumId="31" w15:restartNumberingAfterBreak="0">
+  <w:abstractNum w:abstractNumId="36" w15:restartNumberingAfterBreak="0">
     <w:nsid w:val="6FCC3AB7"/>
     <w:multiLevelType w:val="hybridMultilevel"/>
     <w:tmpl w:val="9D38F466"/>
@@ -14217,7 +15275,233 @@
       </w:rPr>
     </w:lvl>
   </w:abstractNum>
-  <w:abstractNum w:abstractNumId="32" w15:restartNumberingAfterBreak="0">
+  <w:abstractNum w:abstractNumId="37" w15:restartNumberingAfterBreak="0">
+    <w:nsid w:val="708A2C14"/>
+    <w:multiLevelType w:val="hybridMultilevel"/>
+    <w:tmpl w:val="ECC253AA"/>
+    <w:lvl w:ilvl="0" w:tplc="240A0001">
+      <w:start w:val="1"/>
+      <w:numFmt w:val="bullet"/>
+      <w:lvlText w:val=""/>
+      <w:lvlJc w:val="left"/>
+      <w:pPr>
+        <w:ind w:left="1429" w:hanging="360"/>
+      </w:pPr>
+      <w:rPr>
+        <w:rFonts w:ascii="Symbol" w:hAnsi="Symbol" w:hint="default"/>
+      </w:rPr>
+    </w:lvl>
+    <w:lvl w:ilvl="1" w:tplc="240A0003" w:tentative="1">
+      <w:start w:val="1"/>
+      <w:numFmt w:val="bullet"/>
+      <w:lvlText w:val="o"/>
+      <w:lvlJc w:val="left"/>
+      <w:pPr>
+        <w:ind w:left="2149" w:hanging="360"/>
+      </w:pPr>
+      <w:rPr>
+        <w:rFonts w:ascii="Courier New" w:hAnsi="Courier New" w:cs="Courier New" w:hint="default"/>
+      </w:rPr>
+    </w:lvl>
+    <w:lvl w:ilvl="2" w:tplc="240A0005" w:tentative="1">
+      <w:start w:val="1"/>
+      <w:numFmt w:val="bullet"/>
+      <w:lvlText w:val=""/>
+      <w:lvlJc w:val="left"/>
+      <w:pPr>
+        <w:ind w:left="2869" w:hanging="360"/>
+      </w:pPr>
+      <w:rPr>
+        <w:rFonts w:ascii="Wingdings" w:hAnsi="Wingdings" w:hint="default"/>
+      </w:rPr>
+    </w:lvl>
+    <w:lvl w:ilvl="3" w:tplc="240A0001" w:tentative="1">
+      <w:start w:val="1"/>
+      <w:numFmt w:val="bullet"/>
+      <w:lvlText w:val=""/>
+      <w:lvlJc w:val="left"/>
+      <w:pPr>
+        <w:ind w:left="3589" w:hanging="360"/>
+      </w:pPr>
+      <w:rPr>
+        <w:rFonts w:ascii="Symbol" w:hAnsi="Symbol" w:hint="default"/>
+      </w:rPr>
+    </w:lvl>
+    <w:lvl w:ilvl="4" w:tplc="240A0003" w:tentative="1">
+      <w:start w:val="1"/>
+      <w:numFmt w:val="bullet"/>
+      <w:lvlText w:val="o"/>
+      <w:lvlJc w:val="left"/>
+      <w:pPr>
+        <w:ind w:left="4309" w:hanging="360"/>
+      </w:pPr>
+      <w:rPr>
+        <w:rFonts w:ascii="Courier New" w:hAnsi="Courier New" w:cs="Courier New" w:hint="default"/>
+      </w:rPr>
+    </w:lvl>
+    <w:lvl w:ilvl="5" w:tplc="240A0005" w:tentative="1">
+      <w:start w:val="1"/>
+      <w:numFmt w:val="bullet"/>
+      <w:lvlText w:val=""/>
+      <w:lvlJc w:val="left"/>
+      <w:pPr>
+        <w:ind w:left="5029" w:hanging="360"/>
+      </w:pPr>
+      <w:rPr>
+        <w:rFonts w:ascii="Wingdings" w:hAnsi="Wingdings" w:hint="default"/>
+      </w:rPr>
+    </w:lvl>
+    <w:lvl w:ilvl="6" w:tplc="240A0001" w:tentative="1">
+      <w:start w:val="1"/>
+      <w:numFmt w:val="bullet"/>
+      <w:lvlText w:val=""/>
+      <w:lvlJc w:val="left"/>
+      <w:pPr>
+        <w:ind w:left="5749" w:hanging="360"/>
+      </w:pPr>
+      <w:rPr>
+        <w:rFonts w:ascii="Symbol" w:hAnsi="Symbol" w:hint="default"/>
+      </w:rPr>
+    </w:lvl>
+    <w:lvl w:ilvl="7" w:tplc="240A0003" w:tentative="1">
+      <w:start w:val="1"/>
+      <w:numFmt w:val="bullet"/>
+      <w:lvlText w:val="o"/>
+      <w:lvlJc w:val="left"/>
+      <w:pPr>
+        <w:ind w:left="6469" w:hanging="360"/>
+      </w:pPr>
+      <w:rPr>
+        <w:rFonts w:ascii="Courier New" w:hAnsi="Courier New" w:cs="Courier New" w:hint="default"/>
+      </w:rPr>
+    </w:lvl>
+    <w:lvl w:ilvl="8" w:tplc="240A0005" w:tentative="1">
+      <w:start w:val="1"/>
+      <w:numFmt w:val="bullet"/>
+      <w:lvlText w:val=""/>
+      <w:lvlJc w:val="left"/>
+      <w:pPr>
+        <w:ind w:left="7189" w:hanging="360"/>
+      </w:pPr>
+      <w:rPr>
+        <w:rFonts w:ascii="Wingdings" w:hAnsi="Wingdings" w:hint="default"/>
+      </w:rPr>
+    </w:lvl>
+  </w:abstractNum>
+  <w:abstractNum w:abstractNumId="38" w15:restartNumberingAfterBreak="0">
+    <w:nsid w:val="77EF5DAC"/>
+    <w:multiLevelType w:val="hybridMultilevel"/>
+    <w:tmpl w:val="5D5E4DFA"/>
+    <w:lvl w:ilvl="0" w:tplc="240A0003">
+      <w:start w:val="1"/>
+      <w:numFmt w:val="bullet"/>
+      <w:lvlText w:val="o"/>
+      <w:lvlJc w:val="left"/>
+      <w:pPr>
+        <w:ind w:left="1429" w:hanging="360"/>
+      </w:pPr>
+      <w:rPr>
+        <w:rFonts w:ascii="Courier New" w:hAnsi="Courier New" w:cs="Courier New" w:hint="default"/>
+      </w:rPr>
+    </w:lvl>
+    <w:lvl w:ilvl="1" w:tplc="240A0003" w:tentative="1">
+      <w:start w:val="1"/>
+      <w:numFmt w:val="bullet"/>
+      <w:lvlText w:val="o"/>
+      <w:lvlJc w:val="left"/>
+      <w:pPr>
+        <w:ind w:left="2149" w:hanging="360"/>
+      </w:pPr>
+      <w:rPr>
+        <w:rFonts w:ascii="Courier New" w:hAnsi="Courier New" w:cs="Courier New" w:hint="default"/>
+      </w:rPr>
+    </w:lvl>
+    <w:lvl w:ilvl="2" w:tplc="240A0005" w:tentative="1">
+      <w:start w:val="1"/>
+      <w:numFmt w:val="bullet"/>
+      <w:lvlText w:val=""/>
+      <w:lvlJc w:val="left"/>
+      <w:pPr>
+        <w:ind w:left="2869" w:hanging="360"/>
+      </w:pPr>
+      <w:rPr>
+        <w:rFonts w:ascii="Wingdings" w:hAnsi="Wingdings" w:hint="default"/>
+      </w:rPr>
+    </w:lvl>
+    <w:lvl w:ilvl="3" w:tplc="240A0001" w:tentative="1">
+      <w:start w:val="1"/>
+      <w:numFmt w:val="bullet"/>
+      <w:lvlText w:val=""/>
+      <w:lvlJc w:val="left"/>
+      <w:pPr>
+        <w:ind w:left="3589" w:hanging="360"/>
+      </w:pPr>
+      <w:rPr>
+        <w:rFonts w:ascii="Symbol" w:hAnsi="Symbol" w:hint="default"/>
+      </w:rPr>
+    </w:lvl>
+    <w:lvl w:ilvl="4" w:tplc="240A0003" w:tentative="1">
+      <w:start w:val="1"/>
+      <w:numFmt w:val="bullet"/>
+      <w:lvlText w:val="o"/>
+      <w:lvlJc w:val="left"/>
+      <w:pPr>
+        <w:ind w:left="4309" w:hanging="360"/>
+      </w:pPr>
+      <w:rPr>
+        <w:rFonts w:ascii="Courier New" w:hAnsi="Courier New" w:cs="Courier New" w:hint="default"/>
+      </w:rPr>
+    </w:lvl>
+    <w:lvl w:ilvl="5" w:tplc="240A0005" w:tentative="1">
+      <w:start w:val="1"/>
+      <w:numFmt w:val="bullet"/>
+      <w:lvlText w:val=""/>
+      <w:lvlJc w:val="left"/>
+      <w:pPr>
+        <w:ind w:left="5029" w:hanging="360"/>
+      </w:pPr>
+      <w:rPr>
+        <w:rFonts w:ascii="Wingdings" w:hAnsi="Wingdings" w:hint="default"/>
+      </w:rPr>
+    </w:lvl>
+    <w:lvl w:ilvl="6" w:tplc="240A0001" w:tentative="1">
+      <w:start w:val="1"/>
+      <w:numFmt w:val="bullet"/>
+      <w:lvlText w:val=""/>
+      <w:lvlJc w:val="left"/>
+      <w:pPr>
+        <w:ind w:left="5749" w:hanging="360"/>
+      </w:pPr>
+      <w:rPr>
+        <w:rFonts w:ascii="Symbol" w:hAnsi="Symbol" w:hint="default"/>
+      </w:rPr>
+    </w:lvl>
+    <w:lvl w:ilvl="7" w:tplc="240A0003" w:tentative="1">
+      <w:start w:val="1"/>
+      <w:numFmt w:val="bullet"/>
+      <w:lvlText w:val="o"/>
+      <w:lvlJc w:val="left"/>
+      <w:pPr>
+        <w:ind w:left="6469" w:hanging="360"/>
+      </w:pPr>
+      <w:rPr>
+        <w:rFonts w:ascii="Courier New" w:hAnsi="Courier New" w:cs="Courier New" w:hint="default"/>
+      </w:rPr>
+    </w:lvl>
+    <w:lvl w:ilvl="8" w:tplc="240A0005" w:tentative="1">
+      <w:start w:val="1"/>
+      <w:numFmt w:val="bullet"/>
+      <w:lvlText w:val=""/>
+      <w:lvlJc w:val="left"/>
+      <w:pPr>
+        <w:ind w:left="7189" w:hanging="360"/>
+      </w:pPr>
+      <w:rPr>
+        <w:rFonts w:ascii="Wingdings" w:hAnsi="Wingdings" w:hint="default"/>
+      </w:rPr>
+    </w:lvl>
+  </w:abstractNum>
+  <w:abstractNum w:abstractNumId="39" w15:restartNumberingAfterBreak="0">
     <w:nsid w:val="788B51F7"/>
     <w:multiLevelType w:val="hybridMultilevel"/>
     <w:tmpl w:val="6EC4D54E"/>
@@ -14330,7 +15614,7 @@
       </w:rPr>
     </w:lvl>
   </w:abstractNum>
-  <w:abstractNum w:abstractNumId="33" w15:restartNumberingAfterBreak="0">
+  <w:abstractNum w:abstractNumId="40" w15:restartNumberingAfterBreak="0">
     <w:nsid w:val="7A5B3DE0"/>
     <w:multiLevelType w:val="hybridMultilevel"/>
     <w:tmpl w:val="F418EBF4"/>
@@ -14443,7 +15727,120 @@
       </w:rPr>
     </w:lvl>
   </w:abstractNum>
-  <w:abstractNum w:abstractNumId="34" w15:restartNumberingAfterBreak="0">
+  <w:abstractNum w:abstractNumId="41" w15:restartNumberingAfterBreak="0">
+    <w:nsid w:val="7A810CE8"/>
+    <w:multiLevelType w:val="hybridMultilevel"/>
+    <w:tmpl w:val="5AFCEA1A"/>
+    <w:lvl w:ilvl="0" w:tplc="240A0003">
+      <w:start w:val="1"/>
+      <w:numFmt w:val="bullet"/>
+      <w:lvlText w:val="o"/>
+      <w:lvlJc w:val="left"/>
+      <w:pPr>
+        <w:ind w:left="1429" w:hanging="360"/>
+      </w:pPr>
+      <w:rPr>
+        <w:rFonts w:ascii="Courier New" w:hAnsi="Courier New" w:cs="Courier New" w:hint="default"/>
+      </w:rPr>
+    </w:lvl>
+    <w:lvl w:ilvl="1" w:tplc="240A0003" w:tentative="1">
+      <w:start w:val="1"/>
+      <w:numFmt w:val="bullet"/>
+      <w:lvlText w:val="o"/>
+      <w:lvlJc w:val="left"/>
+      <w:pPr>
+        <w:ind w:left="2149" w:hanging="360"/>
+      </w:pPr>
+      <w:rPr>
+        <w:rFonts w:ascii="Courier New" w:hAnsi="Courier New" w:cs="Courier New" w:hint="default"/>
+      </w:rPr>
+    </w:lvl>
+    <w:lvl w:ilvl="2" w:tplc="240A0005" w:tentative="1">
+      <w:start w:val="1"/>
+      <w:numFmt w:val="bullet"/>
+      <w:lvlText w:val=""/>
+      <w:lvlJc w:val="left"/>
+      <w:pPr>
+        <w:ind w:left="2869" w:hanging="360"/>
+      </w:pPr>
+      <w:rPr>
+        <w:rFonts w:ascii="Wingdings" w:hAnsi="Wingdings" w:hint="default"/>
+      </w:rPr>
+    </w:lvl>
+    <w:lvl w:ilvl="3" w:tplc="240A0001" w:tentative="1">
+      <w:start w:val="1"/>
+      <w:numFmt w:val="bullet"/>
+      <w:lvlText w:val=""/>
+      <w:lvlJc w:val="left"/>
+      <w:pPr>
+        <w:ind w:left="3589" w:hanging="360"/>
+      </w:pPr>
+      <w:rPr>
+        <w:rFonts w:ascii="Symbol" w:hAnsi="Symbol" w:hint="default"/>
+      </w:rPr>
+    </w:lvl>
+    <w:lvl w:ilvl="4" w:tplc="240A0003" w:tentative="1">
+      <w:start w:val="1"/>
+      <w:numFmt w:val="bullet"/>
+      <w:lvlText w:val="o"/>
+      <w:lvlJc w:val="left"/>
+      <w:pPr>
+        <w:ind w:left="4309" w:hanging="360"/>
+      </w:pPr>
+      <w:rPr>
+        <w:rFonts w:ascii="Courier New" w:hAnsi="Courier New" w:cs="Courier New" w:hint="default"/>
+      </w:rPr>
+    </w:lvl>
+    <w:lvl w:ilvl="5" w:tplc="240A0005" w:tentative="1">
+      <w:start w:val="1"/>
+      <w:numFmt w:val="bullet"/>
+      <w:lvlText w:val=""/>
+      <w:lvlJc w:val="left"/>
+      <w:pPr>
+        <w:ind w:left="5029" w:hanging="360"/>
+      </w:pPr>
+      <w:rPr>
+        <w:rFonts w:ascii="Wingdings" w:hAnsi="Wingdings" w:hint="default"/>
+      </w:rPr>
+    </w:lvl>
+    <w:lvl w:ilvl="6" w:tplc="240A0001" w:tentative="1">
+      <w:start w:val="1"/>
+      <w:numFmt w:val="bullet"/>
+      <w:lvlText w:val=""/>
+      <w:lvlJc w:val="left"/>
+      <w:pPr>
+        <w:ind w:left="5749" w:hanging="360"/>
+      </w:pPr>
+      <w:rPr>
+        <w:rFonts w:ascii="Symbol" w:hAnsi="Symbol" w:hint="default"/>
+      </w:rPr>
+    </w:lvl>
+    <w:lvl w:ilvl="7" w:tplc="240A0003" w:tentative="1">
+      <w:start w:val="1"/>
+      <w:numFmt w:val="bullet"/>
+      <w:lvlText w:val="o"/>
+      <w:lvlJc w:val="left"/>
+      <w:pPr>
+        <w:ind w:left="6469" w:hanging="360"/>
+      </w:pPr>
+      <w:rPr>
+        <w:rFonts w:ascii="Courier New" w:hAnsi="Courier New" w:cs="Courier New" w:hint="default"/>
+      </w:rPr>
+    </w:lvl>
+    <w:lvl w:ilvl="8" w:tplc="240A0005" w:tentative="1">
+      <w:start w:val="1"/>
+      <w:numFmt w:val="bullet"/>
+      <w:lvlText w:val=""/>
+      <w:lvlJc w:val="left"/>
+      <w:pPr>
+        <w:ind w:left="7189" w:hanging="360"/>
+      </w:pPr>
+      <w:rPr>
+        <w:rFonts w:ascii="Wingdings" w:hAnsi="Wingdings" w:hint="default"/>
+      </w:rPr>
+    </w:lvl>
+  </w:abstractNum>
+  <w:abstractNum w:abstractNumId="42" w15:restartNumberingAfterBreak="0">
     <w:nsid w:val="7D1561AE"/>
     <w:multiLevelType w:val="hybridMultilevel"/>
     <w:tmpl w:val="54DC0A6C"/>
@@ -14556,117 +15953,257 @@
       </w:rPr>
     </w:lvl>
   </w:abstractNum>
-  <w:num w:numId="1" w16cid:durableId="1683970854">
+  <w:abstractNum w:abstractNumId="43" w15:restartNumberingAfterBreak="0">
+    <w:nsid w:val="7D395452"/>
+    <w:multiLevelType w:val="hybridMultilevel"/>
+    <w:tmpl w:val="EB7EF496"/>
+    <w:lvl w:ilvl="0" w:tplc="240A0003">
+      <w:start w:val="1"/>
+      <w:numFmt w:val="bullet"/>
+      <w:lvlText w:val="o"/>
+      <w:lvlJc w:val="left"/>
+      <w:pPr>
+        <w:ind w:left="1789" w:hanging="360"/>
+      </w:pPr>
+      <w:rPr>
+        <w:rFonts w:ascii="Courier New" w:hAnsi="Courier New" w:cs="Courier New" w:hint="default"/>
+      </w:rPr>
+    </w:lvl>
+    <w:lvl w:ilvl="1" w:tplc="240A0003" w:tentative="1">
+      <w:start w:val="1"/>
+      <w:numFmt w:val="bullet"/>
+      <w:lvlText w:val="o"/>
+      <w:lvlJc w:val="left"/>
+      <w:pPr>
+        <w:ind w:left="2509" w:hanging="360"/>
+      </w:pPr>
+      <w:rPr>
+        <w:rFonts w:ascii="Courier New" w:hAnsi="Courier New" w:cs="Courier New" w:hint="default"/>
+      </w:rPr>
+    </w:lvl>
+    <w:lvl w:ilvl="2" w:tplc="240A0005" w:tentative="1">
+      <w:start w:val="1"/>
+      <w:numFmt w:val="bullet"/>
+      <w:lvlText w:val=""/>
+      <w:lvlJc w:val="left"/>
+      <w:pPr>
+        <w:ind w:left="3229" w:hanging="360"/>
+      </w:pPr>
+      <w:rPr>
+        <w:rFonts w:ascii="Wingdings" w:hAnsi="Wingdings" w:hint="default"/>
+      </w:rPr>
+    </w:lvl>
+    <w:lvl w:ilvl="3" w:tplc="240A0001" w:tentative="1">
+      <w:start w:val="1"/>
+      <w:numFmt w:val="bullet"/>
+      <w:lvlText w:val=""/>
+      <w:lvlJc w:val="left"/>
+      <w:pPr>
+        <w:ind w:left="3949" w:hanging="360"/>
+      </w:pPr>
+      <w:rPr>
+        <w:rFonts w:ascii="Symbol" w:hAnsi="Symbol" w:hint="default"/>
+      </w:rPr>
+    </w:lvl>
+    <w:lvl w:ilvl="4" w:tplc="240A0003" w:tentative="1">
+      <w:start w:val="1"/>
+      <w:numFmt w:val="bullet"/>
+      <w:lvlText w:val="o"/>
+      <w:lvlJc w:val="left"/>
+      <w:pPr>
+        <w:ind w:left="4669" w:hanging="360"/>
+      </w:pPr>
+      <w:rPr>
+        <w:rFonts w:ascii="Courier New" w:hAnsi="Courier New" w:cs="Courier New" w:hint="default"/>
+      </w:rPr>
+    </w:lvl>
+    <w:lvl w:ilvl="5" w:tplc="240A0005" w:tentative="1">
+      <w:start w:val="1"/>
+      <w:numFmt w:val="bullet"/>
+      <w:lvlText w:val=""/>
+      <w:lvlJc w:val="left"/>
+      <w:pPr>
+        <w:ind w:left="5389" w:hanging="360"/>
+      </w:pPr>
+      <w:rPr>
+        <w:rFonts w:ascii="Wingdings" w:hAnsi="Wingdings" w:hint="default"/>
+      </w:rPr>
+    </w:lvl>
+    <w:lvl w:ilvl="6" w:tplc="240A0001" w:tentative="1">
+      <w:start w:val="1"/>
+      <w:numFmt w:val="bullet"/>
+      <w:lvlText w:val=""/>
+      <w:lvlJc w:val="left"/>
+      <w:pPr>
+        <w:ind w:left="6109" w:hanging="360"/>
+      </w:pPr>
+      <w:rPr>
+        <w:rFonts w:ascii="Symbol" w:hAnsi="Symbol" w:hint="default"/>
+      </w:rPr>
+    </w:lvl>
+    <w:lvl w:ilvl="7" w:tplc="240A0003" w:tentative="1">
+      <w:start w:val="1"/>
+      <w:numFmt w:val="bullet"/>
+      <w:lvlText w:val="o"/>
+      <w:lvlJc w:val="left"/>
+      <w:pPr>
+        <w:ind w:left="6829" w:hanging="360"/>
+      </w:pPr>
+      <w:rPr>
+        <w:rFonts w:ascii="Courier New" w:hAnsi="Courier New" w:cs="Courier New" w:hint="default"/>
+      </w:rPr>
+    </w:lvl>
+    <w:lvl w:ilvl="8" w:tplc="240A0005" w:tentative="1">
+      <w:start w:val="1"/>
+      <w:numFmt w:val="bullet"/>
+      <w:lvlText w:val=""/>
+      <w:lvlJc w:val="left"/>
+      <w:pPr>
+        <w:ind w:left="7549" w:hanging="360"/>
+      </w:pPr>
+      <w:rPr>
+        <w:rFonts w:ascii="Wingdings" w:hAnsi="Wingdings" w:hint="default"/>
+      </w:rPr>
+    </w:lvl>
+  </w:abstractNum>
+  <w:num w:numId="1">
     <w:abstractNumId w:val="0"/>
   </w:num>
-  <w:num w:numId="2" w16cid:durableId="1264340357">
+  <w:num w:numId="2">
+    <w:abstractNumId w:val="16"/>
+  </w:num>
+  <w:num w:numId="3">
+    <w:abstractNumId w:val="24"/>
+  </w:num>
+  <w:num w:numId="4">
+    <w:abstractNumId w:val="22"/>
+  </w:num>
+  <w:num w:numId="5">
+    <w:abstractNumId w:val="27"/>
+  </w:num>
+  <w:num w:numId="6">
+    <w:abstractNumId w:val="31"/>
+  </w:num>
+  <w:num w:numId="7">
+    <w:abstractNumId w:val="34"/>
+  </w:num>
+  <w:num w:numId="8">
+    <w:abstractNumId w:val="42"/>
+  </w:num>
+  <w:num w:numId="9">
+    <w:abstractNumId w:val="40"/>
+  </w:num>
+  <w:num w:numId="10">
+    <w:abstractNumId w:val="11"/>
+  </w:num>
+  <w:num w:numId="11">
+    <w:abstractNumId w:val="23"/>
+  </w:num>
+  <w:num w:numId="12">
+    <w:abstractNumId w:val="21"/>
+  </w:num>
+  <w:num w:numId="13">
+    <w:abstractNumId w:val="5"/>
+  </w:num>
+  <w:num w:numId="14">
+    <w:abstractNumId w:val="7"/>
+  </w:num>
+  <w:num w:numId="15">
+    <w:abstractNumId w:val="39"/>
+  </w:num>
+  <w:num w:numId="16">
+    <w:abstractNumId w:val="15"/>
+  </w:num>
+  <w:num w:numId="17">
+    <w:abstractNumId w:val="36"/>
+  </w:num>
+  <w:num w:numId="18">
+    <w:abstractNumId w:val="30"/>
+  </w:num>
+  <w:num w:numId="19">
+    <w:abstractNumId w:val="28"/>
+  </w:num>
+  <w:num w:numId="20">
+    <w:abstractNumId w:val="29"/>
+  </w:num>
+  <w:num w:numId="21">
+    <w:abstractNumId w:val="32"/>
+  </w:num>
+  <w:num w:numId="22">
+    <w:abstractNumId w:val="14"/>
+  </w:num>
+  <w:num w:numId="23">
+    <w:abstractNumId w:val="8"/>
+  </w:num>
+  <w:num w:numId="24">
+    <w:abstractNumId w:val="12"/>
+  </w:num>
+  <w:num w:numId="25">
+    <w:abstractNumId w:val="25"/>
+  </w:num>
+  <w:num w:numId="26">
+    <w:abstractNumId w:val="18"/>
+  </w:num>
+  <w:num w:numId="27">
+    <w:abstractNumId w:val="1"/>
+  </w:num>
+  <w:num w:numId="28">
     <w:abstractNumId w:val="13"/>
   </w:num>
-  <w:num w:numId="3" w16cid:durableId="684139429">
+  <w:num w:numId="29">
+    <w:abstractNumId w:val="2"/>
+  </w:num>
+  <w:num w:numId="30">
+    <w:abstractNumId w:val="10"/>
+  </w:num>
+  <w:num w:numId="31">
+    <w:abstractNumId w:val="33"/>
+  </w:num>
+  <w:num w:numId="32">
     <w:abstractNumId w:val="20"/>
   </w:num>
-  <w:num w:numId="4" w16cid:durableId="5985735">
-    <w:abstractNumId w:val="18"/>
+  <w:num w:numId="33">
+    <w:abstractNumId w:val="35"/>
   </w:num>
-  <w:num w:numId="5" w16cid:durableId="997416964">
-    <w:abstractNumId w:val="22"/>
+  <w:num w:numId="34">
+    <w:abstractNumId w:val="19"/>
   </w:num>
-  <w:num w:numId="6" w16cid:durableId="883566586">
+  <w:num w:numId="35">
+    <w:abstractNumId w:val="9"/>
+  </w:num>
+  <w:num w:numId="36">
+    <w:abstractNumId w:val="4"/>
+  </w:num>
+  <w:num w:numId="37">
+    <w:abstractNumId w:val="3"/>
+  </w:num>
+  <w:num w:numId="38">
+    <w:abstractNumId w:val="6"/>
+  </w:num>
+  <w:num w:numId="39">
+    <w:abstractNumId w:val="17"/>
+  </w:num>
+  <w:num w:numId="40">
+    <w:abstractNumId w:val="43"/>
+  </w:num>
+  <w:num w:numId="41">
+    <w:abstractNumId w:val="41"/>
+  </w:num>
+  <w:num w:numId="42">
     <w:abstractNumId w:val="26"/>
   </w:num>
-  <w:num w:numId="7" w16cid:durableId="843515822">
-    <w:abstractNumId w:val="29"/>
+  <w:num w:numId="43">
+    <w:abstractNumId w:val="38"/>
   </w:num>
-  <w:num w:numId="8" w16cid:durableId="1763989838">
-    <w:abstractNumId w:val="34"/>
-  </w:num>
-  <w:num w:numId="9" w16cid:durableId="901260457">
-    <w:abstractNumId w:val="33"/>
-  </w:num>
-  <w:num w:numId="10" w16cid:durableId="2090156235">
-    <w:abstractNumId w:val="8"/>
-  </w:num>
-  <w:num w:numId="11" w16cid:durableId="460149048">
-    <w:abstractNumId w:val="19"/>
-  </w:num>
-  <w:num w:numId="12" w16cid:durableId="251205254">
-    <w:abstractNumId w:val="17"/>
-  </w:num>
-  <w:num w:numId="13" w16cid:durableId="230971850">
-    <w:abstractNumId w:val="3"/>
-  </w:num>
-  <w:num w:numId="14" w16cid:durableId="701905212">
-    <w:abstractNumId w:val="4"/>
-  </w:num>
-  <w:num w:numId="15" w16cid:durableId="555092178">
-    <w:abstractNumId w:val="32"/>
-  </w:num>
-  <w:num w:numId="16" w16cid:durableId="1929338649">
-    <w:abstractNumId w:val="12"/>
-  </w:num>
-  <w:num w:numId="17" w16cid:durableId="347678653">
-    <w:abstractNumId w:val="31"/>
-  </w:num>
-  <w:num w:numId="18" w16cid:durableId="82341372">
-    <w:abstractNumId w:val="25"/>
-  </w:num>
-  <w:num w:numId="19" w16cid:durableId="800995483">
-    <w:abstractNumId w:val="23"/>
-  </w:num>
-  <w:num w:numId="20" w16cid:durableId="1690643407">
-    <w:abstractNumId w:val="24"/>
-  </w:num>
-  <w:num w:numId="21" w16cid:durableId="16738832">
-    <w:abstractNumId w:val="27"/>
-  </w:num>
-  <w:num w:numId="22" w16cid:durableId="552040762">
-    <w:abstractNumId w:val="11"/>
-  </w:num>
-  <w:num w:numId="23" w16cid:durableId="1171339190">
-    <w:abstractNumId w:val="5"/>
-  </w:num>
-  <w:num w:numId="24" w16cid:durableId="50200825">
-    <w:abstractNumId w:val="9"/>
-  </w:num>
-  <w:num w:numId="25" w16cid:durableId="908417722">
-    <w:abstractNumId w:val="21"/>
-  </w:num>
-  <w:num w:numId="26" w16cid:durableId="1117214009">
-    <w:abstractNumId w:val="14"/>
-  </w:num>
-  <w:num w:numId="27" w16cid:durableId="1256135688">
-    <w:abstractNumId w:val="1"/>
-  </w:num>
-  <w:num w:numId="28" w16cid:durableId="223687226">
-    <w:abstractNumId w:val="10"/>
-  </w:num>
-  <w:num w:numId="29" w16cid:durableId="497892739">
-    <w:abstractNumId w:val="2"/>
-  </w:num>
-  <w:num w:numId="30" w16cid:durableId="509098701">
-    <w:abstractNumId w:val="7"/>
-  </w:num>
-  <w:num w:numId="31" w16cid:durableId="1215969844">
-    <w:abstractNumId w:val="28"/>
-  </w:num>
-  <w:num w:numId="32" w16cid:durableId="1185361653">
-    <w:abstractNumId w:val="16"/>
-  </w:num>
-  <w:num w:numId="33" w16cid:durableId="451284574">
-    <w:abstractNumId w:val="30"/>
-  </w:num>
-  <w:num w:numId="34" w16cid:durableId="79371763">
-    <w:abstractNumId w:val="15"/>
-  </w:num>
-  <w:num w:numId="35" w16cid:durableId="323898206">
-    <w:abstractNumId w:val="6"/>
+  <w:num w:numId="44">
+    <w:abstractNumId w:val="37"/>
   </w:num>
   <w:numIdMacAtCleanup w:val="21"/>
 </w:numbering>
 </file>
 
 <file path=word/styles.xml><?xml version="1.0" encoding="utf-8"?>
-<w:styles xmlns:mc="http://schemas.openxmlformats.org/markup-compatibility/2006" xmlns:r="http://schemas.openxmlformats.org/officeDocument/2006/relationships" xmlns:w="http://schemas.openxmlformats.org/wordprocessingml/2006/main" xmlns:w14="http://schemas.microsoft.com/office/word/2010/wordml" xmlns:w15="http://schemas.microsoft.com/office/word/2012/wordml" xmlns:w16cex="http://schemas.microsoft.com/office/word/2018/wordml/cex" xmlns:w16cid="http://schemas.microsoft.com/office/word/2016/wordml/cid" xmlns:w16="http://schemas.microsoft.com/office/word/2018/wordml" xmlns:w16sdtdh="http://schemas.microsoft.com/office/word/2020/wordml/sdtdatahash" xmlns:w16sdtfl="http://schemas.microsoft.com/office/word/2024/wordml/sdtformatlock" xmlns:w16se="http://schemas.microsoft.com/office/word/2015/wordml/symex" xmlns:w16du="http://schemas.microsoft.com/office/word/2023/wordml/word16du" mc:Ignorable="w14 w15 w16se w16cid w16 w16cex w16sdtdh w16sdtfl w16du">
+<w:styles xmlns:mc="http://schemas.openxmlformats.org/markup-compatibility/2006" xmlns:r="http://schemas.openxmlformats.org/officeDocument/2006/relationships" xmlns:w="http://schemas.openxmlformats.org/wordprocessingml/2006/main" xmlns:w14="http://schemas.microsoft.com/office/word/2010/wordml" xmlns:w15="http://schemas.microsoft.com/office/word/2012/wordml" xmlns:w16cex="http://schemas.microsoft.com/office/word/2018/wordml/cex" xmlns:w16cid="http://schemas.microsoft.com/office/word/2016/wordml/cid" xmlns:w16="http://schemas.microsoft.com/office/word/2018/wordml" xmlns:w16sdtdh="http://schemas.microsoft.com/office/word/2020/wordml/sdtdatahash" xmlns:w16se="http://schemas.microsoft.com/office/word/2015/wordml/symex" mc:Ignorable="w14 w15 w16se w16cid w16 w16cex w16sdtdh">
   <w:docDefaults>
     <w:rPrDefault>
       <w:rPr>
@@ -15730,8 +17267,12 @@
     <w:autoRedefine/>
     <w:uiPriority w:val="39"/>
     <w:unhideWhenUsed/>
-    <w:rsid w:val="000434FA"/>
+    <w:rsid w:val="00E579CD"/>
     <w:pPr>
+      <w:tabs>
+        <w:tab w:val="left" w:pos="993"/>
+        <w:tab w:val="right" w:leader="dot" w:pos="9962"/>
+      </w:tabs>
       <w:spacing w:after="100"/>
     </w:pPr>
   </w:style>
@@ -16041,7 +17582,7 @@
       <w14:ligatures w14:val="none"/>
     </w:rPr>
   </w:style>
-  <w:style w:type="character" w:styleId="Fuerte">
+  <w:style w:type="character" w:styleId="Textoennegrita">
     <w:name w:val="Strong"/>
     <w:basedOn w:val="Fuentedeprrafopredeter"/>
     <w:uiPriority w:val="22"/>
@@ -16563,12 +18104,7 @@
 </file>
 
 <file path=customXml/item2.xml><?xml version="1.0" encoding="utf-8"?>
-<?mso-contentType ?>
-<FormTemplates xmlns="http://schemas.microsoft.com/sharepoint/v3/contenttype/forms">
-  <Display>DocumentLibraryForm</Display>
-  <Edit>DocumentLibraryForm</Edit>
-  <New>DocumentLibraryForm</New>
-</FormTemplates>
+<b:Sources xmlns:b="http://schemas.openxmlformats.org/officeDocument/2006/bibliography" xmlns="http://schemas.openxmlformats.org/officeDocument/2006/bibliography" SelectedStyle="\APASixthEditionOfficeOnline.xsl" StyleName="APA" Version="6"/>
 </file>
 
 <file path=customXml/item3.xml><?xml version="1.0" encoding="utf-8"?>
@@ -16583,7 +18119,12 @@
 </file>
 
 <file path=customXml/item4.xml><?xml version="1.0" encoding="utf-8"?>
-<b:Sources xmlns:b="http://schemas.openxmlformats.org/officeDocument/2006/bibliography" xmlns="http://schemas.openxmlformats.org/officeDocument/2006/bibliography" SelectedStyle="\APASixthEditionOfficeOnline.xsl" StyleName="APA" Version="6"/>
+<?mso-contentType ?>
+<FormTemplates xmlns="http://schemas.microsoft.com/sharepoint/v3/contenttype/forms">
+  <Display>DocumentLibraryForm</Display>
+  <Edit>DocumentLibraryForm</Edit>
+  <New>DocumentLibraryForm</New>
+</FormTemplates>
 </file>
 
 <file path=customXml/itemProps1.xml><?xml version="1.0" encoding="utf-8"?>
@@ -16606,9 +18147,9 @@
 </file>
 
 <file path=customXml/itemProps2.xml><?xml version="1.0" encoding="utf-8"?>
-<ds:datastoreItem xmlns:ds="http://schemas.openxmlformats.org/officeDocument/2006/customXml" ds:itemID="{81CBDEC1-3B00-44ED-AD36-0268077980BA}">
+<ds:datastoreItem xmlns:ds="http://schemas.openxmlformats.org/officeDocument/2006/customXml" ds:itemID="{E8AB44A3-7C62-4BD2-82ED-8ABC209970FA}">
   <ds:schemaRefs>
-    <ds:schemaRef ds:uri="http://schemas.microsoft.com/sharepoint/v3/contenttype/forms"/>
+    <ds:schemaRef ds:uri="http://schemas.openxmlformats.org/officeDocument/2006/bibliography"/>
   </ds:schemaRefs>
 </ds:datastoreItem>
 </file>
@@ -16625,9 +18166,9 @@
 </file>
 
 <file path=customXml/itemProps4.xml><?xml version="1.0" encoding="utf-8"?>
-<ds:datastoreItem xmlns:ds="http://schemas.openxmlformats.org/officeDocument/2006/customXml" ds:itemID="{E8AB44A3-7C62-4BD2-82ED-8ABC209970FA}">
+<ds:datastoreItem xmlns:ds="http://schemas.openxmlformats.org/officeDocument/2006/customXml" ds:itemID="{81CBDEC1-3B00-44ED-AD36-0268077980BA}">
   <ds:schemaRefs>
-    <ds:schemaRef ds:uri="http://schemas.openxmlformats.org/officeDocument/2006/bibliography"/>
+    <ds:schemaRef ds:uri="http://schemas.microsoft.com/sharepoint/v3/contenttype/forms"/>
   </ds:schemaRefs>
 </ds:datastoreItem>
 </file>
--- a/fuentes/135329_CF06_CFA.docx
+++ b/fuentes/135329_CF06_CFA.docx
@@ -220,7 +220,7 @@
               </wp:anchor>
             </w:drawing>
           </mc:Choice>
-          <mc:Fallback xmlns:w16du="http://schemas.microsoft.com/office/word/2023/wordml/word16du" xmlns:w16sdtfl="http://schemas.microsoft.com/office/word/2024/wordml/sdtformatlock" xmlns:oel="http://schemas.microsoft.com/office/2019/extlst">
+          <mc:Fallback xmlns:oel="http://schemas.microsoft.com/office/2019/extlst" xmlns:w16sdtfl="http://schemas.microsoft.com/office/word/2024/wordml/sdtformatlock" xmlns:w16du="http://schemas.microsoft.com/office/word/2023/wordml/word16du">
             <w:pict>
               <v:rect w14:anchorId="7DC78003" id="Rectángulo 3" o:spid="_x0000_s1026" alt="&quot;&quot;" style="position:absolute;margin-left:0;margin-top:29.65pt;width:616.85pt;height:158.2pt;z-index:-251658752;visibility:visible;mso-wrap-style:square;mso-width-percent:0;mso-height-percent:0;mso-wrap-distance-left:9pt;mso-wrap-distance-top:0;mso-wrap-distance-right:9pt;mso-wrap-distance-bottom:0;mso-position-horizontal:left;mso-position-horizontal-relative:page;mso-position-vertical:absolute;mso-position-vertical-relative:text;mso-width-percent:0;mso-height-percent:0;mso-width-relative:margin;mso-height-relative:margin;v-text-anchor:middle" o:gfxdata="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" fillcolor="#00314d" stroked="f" strokeweight="1pt">
                 <w10:wrap anchorx="page"/>
@@ -8874,17 +8874,18 @@
       </w:r>
       <w:proofErr w:type="spellStart"/>
       <w:r>
+        <w:rPr>
+          <w:rStyle w:val="Extranjerismo"/>
+        </w:rPr>
         <w:t>Dipòsit</w:t>
       </w:r>
       <w:proofErr w:type="spellEnd"/>
       <w:r>
-        <w:t xml:space="preserve"> Digital de </w:t>
-      </w:r>
-      <w:proofErr w:type="spellStart"/>
-      <w:r>
-        <w:t>Documents</w:t>
-      </w:r>
-      <w:proofErr w:type="spellEnd"/>
+        <w:rPr>
+          <w:rStyle w:val="Extranjerismo"/>
+        </w:rPr>
+        <w:t xml:space="preserve"> Digital de Documents</w:t>
+      </w:r>
       <w:r>
         <w:t xml:space="preserve"> de la UAB. </w:t>
       </w:r>
@@ -8902,7 +8903,24 @@
     </w:p>
     <w:p>
       <w:r>
-        <w:t xml:space="preserve">Escuela de Negocios y Dirección. (7 de mayo de 2026). Analítica Web: qué es y mejores herramientas. ENyD Blog. </w:t>
+        <w:t xml:space="preserve">Escuela de Negocios y Dirección. (7 de mayo de 2026). Analítica Web: qué es y mejores herramientas. </w:t>
+      </w:r>
+      <w:proofErr w:type="spellStart"/>
+      <w:r>
+        <w:t>ENyD</w:t>
+      </w:r>
+      <w:proofErr w:type="spellEnd"/>
+      <w:r>
+        <w:t xml:space="preserve"> </w:t>
+      </w:r>
+      <w:r>
+        <w:rPr>
+          <w:rStyle w:val="Extranjerismo"/>
+        </w:rPr>
+        <w:t>Blog</w:t>
+      </w:r>
+      <w:r>
+        <w:t xml:space="preserve">. </w:t>
       </w:r>
       <w:hyperlink r:id="rId27" w:history="1">
         <w:r>
@@ -9082,9 +9100,7 @@
       <w:proofErr w:type="spellStart"/>
       <w:r>
         <w:rPr>
-          <w:rFonts w:asciiTheme="minorHAnsi" w:hAnsiTheme="minorHAnsi" w:cstheme="minorHAnsi"/>
-          <w:sz w:val="28"/>
-          <w:szCs w:val="28"/>
+          <w:rStyle w:val="Extranjerismo"/>
         </w:rPr>
         <w:t>Cyberclick</w:t>
       </w:r>
@@ -11011,7 +11027,7 @@
                 <w:rFonts w:cs="Calibri"/>
                 <w:szCs w:val="24"/>
               </w:rPr>
-              <w:t>Jonathan Adié Villafañe</w:t>
+              <w:t>Luis Gabriel Urueta Álvarez</w:t>
             </w:r>
           </w:p>
         </w:tc>
@@ -11033,116 +11049,6 @@
                 <w:szCs w:val="24"/>
               </w:rPr>
               <w:t xml:space="preserve">Validador y vinculador de recursos digitales </w:t>
-            </w:r>
-          </w:p>
-        </w:tc>
-        <w:tc>
-          <w:tcPr>
-            <w:tcW w:w="3969" w:type="dxa"/>
-          </w:tcPr>
-          <w:p>
-            <w:pPr>
-              <w:pStyle w:val="TextoTablas"/>
-              <w:rPr>
-                <w:rFonts w:cs="Calibri"/>
-                <w:szCs w:val="24"/>
-              </w:rPr>
-            </w:pPr>
-            <w:r>
-              <w:rPr>
-                <w:rFonts w:cs="Calibri"/>
-                <w:szCs w:val="24"/>
-              </w:rPr>
-              <w:t xml:space="preserve">Centro de Comercio y Servicios </w:t>
-            </w:r>
-            <w:r>
-              <w:rPr>
-                <w:rFonts w:cs="Calibri"/>
-                <w:szCs w:val="24"/>
-              </w:rPr>
-              <w:t>-</w:t>
-            </w:r>
-            <w:r>
-              <w:rPr>
-                <w:rFonts w:cs="Calibri"/>
-                <w:szCs w:val="24"/>
-              </w:rPr>
-              <w:t xml:space="preserve"> Regional Atlántico</w:t>
-            </w:r>
-          </w:p>
-        </w:tc>
-      </w:tr>
-      <w:tr>
-        <w:trPr>
-          <w:cnfStyle w:val="000000100000" w:firstRow="0" w:lastRow="0" w:firstColumn="0" w:lastColumn="0" w:oddVBand="0" w:evenVBand="0" w:oddHBand="1" w:evenHBand="0" w:firstRowFirstColumn="0" w:firstRowLastColumn="0" w:lastRowFirstColumn="0" w:lastRowLastColumn="0"/>
-        </w:trPr>
-        <w:tc>
-          <w:tcPr>
-            <w:tcW w:w="2830" w:type="dxa"/>
-          </w:tcPr>
-          <w:p>
-            <w:pPr>
-              <w:pStyle w:val="TextoTablas"/>
-              <w:rPr>
-                <w:rFonts w:cs="Calibri"/>
-                <w:szCs w:val="24"/>
-              </w:rPr>
-            </w:pPr>
-            <w:r>
-              <w:rPr>
-                <w:rFonts w:cs="Calibri"/>
-                <w:szCs w:val="24"/>
-              </w:rPr>
-              <w:t>Karine Isabel Ospino Fritz</w:t>
-            </w:r>
-          </w:p>
-        </w:tc>
-        <w:tc>
-          <w:tcPr>
-            <w:tcW w:w="3261" w:type="dxa"/>
-          </w:tcPr>
-          <w:p>
-            <w:pPr>
-              <w:pStyle w:val="TextoTablas"/>
-              <w:rPr>
-                <w:rFonts w:cs="Calibri"/>
-                <w:szCs w:val="24"/>
-              </w:rPr>
-            </w:pPr>
-            <w:r>
-              <w:rPr>
-                <w:rFonts w:cs="Calibri"/>
-                <w:szCs w:val="24"/>
-              </w:rPr>
-              <w:t>Validador</w:t>
-            </w:r>
-            <w:r>
-              <w:rPr>
-                <w:rFonts w:cs="Calibri"/>
-                <w:szCs w:val="24"/>
-              </w:rPr>
-              <w:t>a</w:t>
-            </w:r>
-            <w:r>
-              <w:rPr>
-                <w:rFonts w:cs="Calibri"/>
-                <w:szCs w:val="24"/>
-              </w:rPr>
-              <w:t xml:space="preserve"> y vinculador</w:t>
-            </w:r>
-            <w:r>
-              <w:rPr>
-                <w:rFonts w:cs="Calibri"/>
-                <w:szCs w:val="24"/>
-              </w:rPr>
-              <w:t>a</w:t>
-            </w:r>
-            <w:r>
-              <w:rPr>
-                <w:rFonts w:cs="Calibri"/>
-                <w:szCs w:val="24"/>
-              </w:rPr>
-              <w:t xml:space="preserve"> de recursos digitales </w:t>
             </w:r>
           </w:p>
         </w:tc>
@@ -17903,6 +17809,10 @@
 </file>
 
 <file path=customXml/item1.xml><?xml version="1.0" encoding="utf-8"?>
+<b:Sources xmlns:b="http://schemas.openxmlformats.org/officeDocument/2006/bibliography" xmlns="http://schemas.openxmlformats.org/officeDocument/2006/bibliography" SelectedStyle="\APASixthEditionOfficeOnline.xsl" StyleName="APA" Version="6"/>
+</file>
+
+<file path=customXml/item2.xml><?xml version="1.0" encoding="utf-8"?>
 <ct:contentTypeSchema xmlns:ct="http://schemas.microsoft.com/office/2006/metadata/contentType" xmlns:ma="http://schemas.microsoft.com/office/2006/metadata/properties/metaAttributes" ct:_="" ma:_="" ma:contentTypeName="Documento" ma:contentTypeID="0x01010005252A1EF3BD024F856B47B579AB5244" ma:contentTypeVersion="12" ma:contentTypeDescription="Crear nuevo documento." ma:contentTypeScope="" ma:versionID="32d0e18b85ac20c34eab62df21c0cf58">
   <xsd:schema xmlns:xsd="http://www.w3.org/2001/XMLSchema" xmlns:xs="http://www.w3.org/2001/XMLSchema" xmlns:p="http://schemas.microsoft.com/office/2006/metadata/properties" xmlns:ns2="42760c81-fd8e-4d59-8953-7cdb9f38b14f" xmlns:ns3="67a0edcd-0de5-43ed-8c27-e32f38a00c91" targetNamespace="http://schemas.microsoft.com/office/2006/metadata/properties" ma:root="true" ma:fieldsID="cc2c149e99f10870fd5bc3964e5386d3" ns2:_="" ns3:_="">
     <xsd:import namespace="42760c81-fd8e-4d59-8953-7cdb9f38b14f"/>
@@ -18103,11 +18013,16 @@
 </ct:contentTypeSchema>
 </file>
 
-<file path=customXml/item2.xml><?xml version="1.0" encoding="utf-8"?>
-<b:Sources xmlns:b="http://schemas.openxmlformats.org/officeDocument/2006/bibliography" xmlns="http://schemas.openxmlformats.org/officeDocument/2006/bibliography" SelectedStyle="\APASixthEditionOfficeOnline.xsl" StyleName="APA" Version="6"/>
+<file path=customXml/item3.xml><?xml version="1.0" encoding="utf-8"?>
+<?mso-contentType ?>
+<FormTemplates xmlns="http://schemas.microsoft.com/sharepoint/v3/contenttype/forms">
+  <Display>DocumentLibraryForm</Display>
+  <Edit>DocumentLibraryForm</Edit>
+  <New>DocumentLibraryForm</New>
+</FormTemplates>
 </file>
 
-<file path=customXml/item3.xml><?xml version="1.0" encoding="utf-8"?>
+<file path=customXml/item4.xml><?xml version="1.0" encoding="utf-8"?>
 <p:properties xmlns:p="http://schemas.microsoft.com/office/2006/metadata/properties" xmlns:xsi="http://www.w3.org/2001/XMLSchema-instance" xmlns:pc="http://schemas.microsoft.com/office/infopath/2007/PartnerControls">
   <documentManagement>
     <TaxCatchAll xmlns="67a0edcd-0de5-43ed-8c27-e32f38a00c91" xsi:nil="true"/>
@@ -18118,16 +18033,15 @@
 </p:properties>
 </file>
 
-<file path=customXml/item4.xml><?xml version="1.0" encoding="utf-8"?>
-<?mso-contentType ?>
-<FormTemplates xmlns="http://schemas.microsoft.com/sharepoint/v3/contenttype/forms">
-  <Display>DocumentLibraryForm</Display>
-  <Edit>DocumentLibraryForm</Edit>
-  <New>DocumentLibraryForm</New>
-</FormTemplates>
+<file path=customXml/itemProps1.xml><?xml version="1.0" encoding="utf-8"?>
+<ds:datastoreItem xmlns:ds="http://schemas.openxmlformats.org/officeDocument/2006/customXml" ds:itemID="{E8AB44A3-7C62-4BD2-82ED-8ABC209970FA}">
+  <ds:schemaRefs>
+    <ds:schemaRef ds:uri="http://schemas.openxmlformats.org/officeDocument/2006/bibliography"/>
+  </ds:schemaRefs>
+</ds:datastoreItem>
 </file>
 
-<file path=customXml/itemProps1.xml><?xml version="1.0" encoding="utf-8"?>
+<file path=customXml/itemProps2.xml><?xml version="1.0" encoding="utf-8"?>
 <ds:datastoreItem xmlns:ds="http://schemas.openxmlformats.org/officeDocument/2006/customXml" ds:itemID="{F1484052-286B-4662-9258-9FD6B68CFCD5}">
   <ds:schemaRefs>
     <ds:schemaRef ds:uri="http://schemas.microsoft.com/office/2006/metadata/contentType"/>
@@ -18146,15 +18060,15 @@
 </ds:datastoreItem>
 </file>
 
-<file path=customXml/itemProps2.xml><?xml version="1.0" encoding="utf-8"?>
-<ds:datastoreItem xmlns:ds="http://schemas.openxmlformats.org/officeDocument/2006/customXml" ds:itemID="{E8AB44A3-7C62-4BD2-82ED-8ABC209970FA}">
+<file path=customXml/itemProps3.xml><?xml version="1.0" encoding="utf-8"?>
+<ds:datastoreItem xmlns:ds="http://schemas.openxmlformats.org/officeDocument/2006/customXml" ds:itemID="{81CBDEC1-3B00-44ED-AD36-0268077980BA}">
   <ds:schemaRefs>
-    <ds:schemaRef ds:uri="http://schemas.openxmlformats.org/officeDocument/2006/bibliography"/>
+    <ds:schemaRef ds:uri="http://schemas.microsoft.com/sharepoint/v3/contenttype/forms"/>
   </ds:schemaRefs>
 </ds:datastoreItem>
 </file>
 
-<file path=customXml/itemProps3.xml><?xml version="1.0" encoding="utf-8"?>
+<file path=customXml/itemProps4.xml><?xml version="1.0" encoding="utf-8"?>
 <ds:datastoreItem xmlns:ds="http://schemas.openxmlformats.org/officeDocument/2006/customXml" ds:itemID="{1145D752-ACC1-45E1-AB53-0C756F67FC7F}">
   <ds:schemaRefs>
     <ds:schemaRef ds:uri="http://schemas.microsoft.com/office/2006/metadata/properties"/>
@@ -18163,12 +18077,4 @@
     <ds:schemaRef ds:uri="42760c81-fd8e-4d59-8953-7cdb9f38b14f"/>
   </ds:schemaRefs>
 </ds:datastoreItem>
-</file>
-
-<file path=customXml/itemProps4.xml><?xml version="1.0" encoding="utf-8"?>
-<ds:datastoreItem xmlns:ds="http://schemas.openxmlformats.org/officeDocument/2006/customXml" ds:itemID="{81CBDEC1-3B00-44ED-AD36-0268077980BA}">
-  <ds:schemaRefs>
-    <ds:schemaRef ds:uri="http://schemas.microsoft.com/sharepoint/v3/contenttype/forms"/>
-  </ds:schemaRefs>
-</ds:datastoreItem>
 </file>